--- a/backend/word_templates/工程类/集团外工程/材料（设备）采购/五选二/3.交易文件.docx
+++ b/backend/word_templates/工程类/集团外工程/材料（设备）采购/五选二/3.交易文件.docx
@@ -17,6 +17,7 @@
         <w:rPr>
           <w:rFonts w:hint="eastAsia" w:ascii="方正小标宋简体" w:eastAsia="方正小标宋简体"/>
           <w:b/>
+          <w:color w:val="0000FF"/>
           <w:sz w:val="52"/>
           <w:szCs w:val="52"/>
           <w:highlight w:val="none"/>
@@ -203,6 +204,7 @@
       <w:r>
         <w:rPr>
           <w:rFonts w:hint="eastAsia" w:ascii="黑体" w:hAnsi="黑体" w:eastAsia="黑体" w:cs="仿宋_GB2312"/>
+          <w:color w:val="0000FF"/>
           <w:sz w:val="32"/>
           <w:szCs w:val="32"/>
           <w:highlight w:val="none"/>
@@ -222,6 +224,7 @@
       <w:r>
         <w:rPr>
           <w:rFonts w:hint="eastAsia" w:ascii="黑体" w:hAnsi="黑体" w:eastAsia="黑体" w:cs="仿宋_GB2312"/>
+          <w:color w:val="0000FF"/>
           <w:sz w:val="32"/>
           <w:szCs w:val="32"/>
           <w:highlight w:val="none"/>
@@ -238,22 +241,26 @@
         </w:rPr>
         <w:t>月</w:t>
       </w:r>
-    </w:p>
-    <w:p>
-      <w:pPr>
-        <w:pStyle w:val="14"/>
-        <w:rPr>
-          <w:highlight w:val="none"/>
-        </w:rPr>
-      </w:pPr>
     </w:p>
     <w:p>
       <w:pPr>
         <w:pStyle w:val="63"/>
+        <w:keepNext w:val="0"/>
+        <w:keepLines w:val="0"/>
+        <w:pageBreakBefore/>
+        <w:widowControl w:val="0"/>
+        <w:kinsoku/>
+        <w:wordWrap/>
+        <w:overflowPunct/>
+        <w:topLinePunct w:val="0"/>
+        <w:autoSpaceDE/>
+        <w:autoSpaceDN/>
+        <w:bidi w:val="0"/>
         <w:adjustRightInd w:val="0"/>
         <w:snapToGrid w:val="0"/>
         <w:spacing w:before="0" w:line="600" w:lineRule="exact"/>
         <w:jc w:val="center"/>
+        <w:textAlignment w:val="auto"/>
         <w:rPr>
           <w:rFonts w:ascii="方正小标宋简体" w:eastAsia="方正小标宋简体"/>
           <w:b/>
@@ -264,20 +271,8 @@
           <w:lang w:val="zh-CN"/>
         </w:rPr>
       </w:pPr>
-      <w:bookmarkStart w:id="1" w:name="_Toc27437"/>
-      <w:bookmarkStart w:id="2" w:name="_Toc24600"/>
-      <w:r>
-        <w:rPr>
-          <w:rFonts w:hint="eastAsia" w:ascii="方正小标宋简体" w:eastAsia="方正小标宋简体"/>
-          <w:b/>
-          <w:color w:val="auto"/>
-          <w:sz w:val="44"/>
-          <w:szCs w:val="44"/>
-          <w:highlight w:val="none"/>
-          <w:lang w:val="zh-CN"/>
-        </w:rPr>
-        <w:br w:type="page"/>
-      </w:r>
+      <w:bookmarkStart w:id="1" w:name="_Toc24600"/>
+      <w:bookmarkStart w:id="2" w:name="_Toc27437"/>
       <w:r>
         <w:rPr>
           <w:rFonts w:hint="eastAsia" w:ascii="方正小标宋简体" w:eastAsia="方正小标宋简体"/>
@@ -1329,7 +1324,8 @@
       <w:pPr>
         <w:keepNext w:val="0"/>
         <w:keepLines w:val="0"/>
-        <w:pageBreakBefore w:val="0"/>
+        <w:pageBreakBefore/>
+        <w:widowControl w:val="0"/>
         <w:kinsoku/>
         <w:wordWrap/>
         <w:overflowPunct/>
@@ -1337,9 +1333,10 @@
         <w:autoSpaceDE/>
         <w:autoSpaceDN/>
         <w:bidi w:val="0"/>
+        <w:adjustRightInd/>
         <w:snapToGrid w:val="0"/>
         <w:spacing w:line="580" w:lineRule="exact"/>
-        <w:ind w:firstLine="560" w:firstLineChars="200"/>
+        <w:ind w:firstLine="720" w:firstLineChars="200"/>
         <w:jc w:val="center"/>
         <w:textAlignment w:val="auto"/>
         <w:outlineLvl w:val="0"/>
@@ -1353,17 +1350,6 @@
           <w:lang w:val="en-US" w:eastAsia="zh-CN" w:bidi="ar-SA"/>
         </w:rPr>
       </w:pPr>
-      <w:r>
-        <w:rPr>
-          <w:rFonts w:hint="eastAsia" w:ascii="仿宋_GB2312" w:eastAsia="仿宋_GB2312"/>
-          <w:sz w:val="28"/>
-          <w:szCs w:val="28"/>
-          <w:highlight w:val="none"/>
-          <w:u w:val="single"/>
-          <w:lang w:val="en-US" w:eastAsia="zh-CN"/>
-        </w:rPr>
-        <w:br w:type="page"/>
-      </w:r>
       <w:bookmarkStart w:id="3" w:name="_Toc20064"/>
       <w:r>
         <w:rPr>
@@ -1461,6 +1447,7 @@
       <w:r>
         <w:rPr>
           <w:rFonts w:hint="eastAsia" w:ascii="仿宋_GB2312" w:eastAsia="仿宋_GB2312"/>
+          <w:color w:val="0000FF"/>
           <w:sz w:val="28"/>
           <w:szCs w:val="28"/>
           <w:highlight w:val="none"/>
@@ -1594,6 +1581,7 @@
       <w:r>
         <w:rPr>
           <w:rFonts w:hint="eastAsia" w:ascii="仿宋_GB2312" w:eastAsia="仿宋_GB2312"/>
+          <w:color w:val="0000FF"/>
           <w:sz w:val="28"/>
           <w:szCs w:val="28"/>
           <w:highlight w:val="none"/>
@@ -1728,6 +1716,7 @@
       <w:r>
         <w:rPr>
           <w:rFonts w:hint="eastAsia" w:ascii="仿宋_GB2312" w:eastAsia="仿宋_GB2312"/>
+          <w:color w:val="0000FF"/>
           <w:sz w:val="28"/>
           <w:szCs w:val="28"/>
           <w:highlight w:val="none"/>
@@ -1796,6 +1785,7 @@
       <w:r>
         <w:rPr>
           <w:rFonts w:hint="eastAsia" w:ascii="仿宋_GB2312" w:eastAsia="仿宋_GB2312"/>
+          <w:color w:val="0000FF"/>
           <w:sz w:val="28"/>
           <w:szCs w:val="28"/>
           <w:highlight w:val="none"/>
@@ -1807,14 +1797,74 @@
       <w:r>
         <w:rPr>
           <w:rFonts w:hint="eastAsia" w:ascii="仿宋_GB2312" w:eastAsia="仿宋_GB2312" w:cs="Times New Roman"/>
-          <w:color w:val="auto"/>
+          <w:color w:val="0000FF"/>
           <w:sz w:val="28"/>
           <w:szCs w:val="28"/>
           <w:highlight w:val="none"/>
           <w:u w:val="single"/>
           <w:lang w:val="en-US" w:eastAsia="zh-CN"/>
         </w:rPr>
-        <w:t>kongzhijia}}（其中第一标段：约{{kongzhijia_biao1}}元；第二标段约{{kongzhijia_biao2}}元）</w:t>
+        <w:t>kongzhijia}}</w:t>
+      </w:r>
+      <w:r>
+        <w:rPr>
+          <w:rFonts w:hint="eastAsia" w:ascii="仿宋_GB2312" w:eastAsia="仿宋_GB2312" w:cs="Times New Roman"/>
+          <w:color w:val="auto"/>
+          <w:sz w:val="28"/>
+          <w:szCs w:val="28"/>
+          <w:highlight w:val="none"/>
+          <w:u w:val="single"/>
+          <w:lang w:val="en-US" w:eastAsia="zh-CN"/>
+        </w:rPr>
+        <w:t>（其中第一标段：约</w:t>
+      </w:r>
+      <w:r>
+        <w:rPr>
+          <w:rFonts w:hint="eastAsia" w:ascii="仿宋_GB2312" w:eastAsia="仿宋_GB2312" w:cs="Times New Roman"/>
+          <w:color w:val="0000FF"/>
+          <w:sz w:val="28"/>
+          <w:szCs w:val="28"/>
+          <w:highlight w:val="none"/>
+          <w:u w:val="single"/>
+          <w:lang w:val="en-US" w:eastAsia="zh-CN"/>
+        </w:rPr>
+        <w:t>{{kongzhijia_biao1}}</w:t>
+      </w:r>
+      <w:r>
+        <w:rPr>
+          <w:rFonts w:hint="eastAsia" w:ascii="仿宋_GB2312" w:eastAsia="仿宋_GB2312" w:cs="Times New Roman"/>
+          <w:color w:val="auto"/>
+          <w:sz w:val="28"/>
+          <w:szCs w:val="28"/>
+          <w:highlight w:val="none"/>
+          <w:u w:val="single"/>
+          <w:lang w:val="en-US" w:eastAsia="zh-CN"/>
+        </w:rPr>
+        <w:t>元；第二标段约</w:t>
+      </w:r>
+      <w:r>
+        <w:rPr>
+          <w:rFonts w:hint="eastAsia" w:ascii="仿宋_GB2312" w:eastAsia="仿宋_GB2312" w:cs="Times New Roman"/>
+          <w:color w:val="0000FF"/>
+          <w:sz w:val="28"/>
+          <w:szCs w:val="28"/>
+          <w:highlight w:val="none"/>
+          <w:u w:val="single"/>
+          <w:lang w:val="en-US" w:eastAsia="zh-CN"/>
+        </w:rPr>
+        <w:t>{{kongzhijia_biao2}}</w:t>
+      </w:r>
+      <w:r>
+        <w:rPr>
+          <w:rFonts w:hint="eastAsia" w:ascii="仿宋_GB2312" w:eastAsia="仿宋_GB2312" w:cs="Times New Roman"/>
+          <w:color w:val="auto"/>
+          <w:sz w:val="28"/>
+          <w:szCs w:val="28"/>
+          <w:highlight w:val="none"/>
+          <w:u w:val="single"/>
+          <w:lang w:val="en-US" w:eastAsia="zh-CN"/>
+        </w:rPr>
+        <w:t>元）</w:t>
       </w:r>
     </w:p>
     <w:p>
@@ -1873,74 +1923,6 @@
     </w:p>
     <w:p>
       <w:pPr>
-        <w:pStyle w:val="97"/>
-        <w:spacing w:before="5"/>
-        <w:ind w:left="101"/>
-        <w:jc w:val="left"/>
-        <w:rPr>
-          <w:rFonts w:hint="default" w:ascii="仿宋_GB2312" w:hAnsi="Calibri" w:eastAsia="仿宋_GB2312" w:cs="Times New Roman"/>
-          <w:color w:val="FF0000"/>
-          <w:kern w:val="2"/>
-          <w:sz w:val="28"/>
-          <w:szCs w:val="28"/>
-          <w:u w:val="single"/>
-          <w:lang w:val="en-US" w:eastAsia="zh-CN" w:bidi="ar-SA"/>
-        </w:rPr>
-      </w:pPr>
-      <w:r>
-        <w:rPr>
-          <w:rFonts w:hint="eastAsia" w:ascii="仿宋_GB2312" w:eastAsia="仿宋_GB2312"/>
-          <w:sz w:val="28"/>
-          <w:szCs w:val="28"/>
-          <w:highlight w:val="none"/>
-          <w:lang w:val="en-US" w:eastAsia="zh-CN"/>
-        </w:rPr>
-        <w:t xml:space="preserve">     项目内容</w:t>
-      </w:r>
-      <w:r>
-        <w:rPr>
-          <w:rFonts w:hint="eastAsia" w:ascii="仿宋_GB2312" w:eastAsia="仿宋_GB2312"/>
-          <w:sz w:val="28"/>
-          <w:szCs w:val="28"/>
-          <w:highlight w:val="none"/>
-        </w:rPr>
-        <w:t>和</w:t>
-      </w:r>
-      <w:r>
-        <w:rPr>
-          <w:rFonts w:hint="eastAsia" w:ascii="仿宋_GB2312" w:eastAsia="仿宋_GB2312"/>
-          <w:sz w:val="28"/>
-          <w:szCs w:val="28"/>
-          <w:highlight w:val="none"/>
-          <w:lang w:val="en-US" w:eastAsia="zh-CN"/>
-        </w:rPr>
-        <w:t>范围</w:t>
-      </w:r>
-      <w:r>
-        <w:rPr>
-          <w:rFonts w:hint="eastAsia" w:ascii="仿宋_GB2312" w:eastAsia="仿宋_GB2312"/>
-          <w:sz w:val="28"/>
-          <w:szCs w:val="28"/>
-          <w:highlight w:val="none"/>
-        </w:rPr>
-        <w:t>：</w:t>
-      </w:r>
-      <w:r>
-        <w:rPr>
-          <w:rFonts w:hint="eastAsia" w:ascii="仿宋_GB2312" w:hAnsi="Calibri" w:eastAsia="仿宋_GB2312" w:cs="Times New Roman"/>
-          <w:kern w:val="2"/>
-          <w:sz w:val="28"/>
-          <w:szCs w:val="28"/>
-          <w:highlight w:val="none"/>
-          <w:u w:val="single"/>
-          <w:lang w:val="en-US" w:eastAsia="zh-CN" w:bidi="ar-SA"/>
-        </w:rPr>
-        <w:t>{{caigou_neirong}}</w:t>
-      </w:r>
-    </w:p>
-    <w:p>
-      <w:pPr>
-        <w:pStyle w:val="14"/>
         <w:keepNext w:val="0"/>
         <w:keepLines w:val="0"/>
         <w:pageBreakBefore w:val="0"/>
@@ -1951,11 +1933,14 @@
         <w:autoSpaceDE/>
         <w:autoSpaceDN/>
         <w:bidi w:val="0"/>
+        <w:adjustRightInd w:val="0"/>
+        <w:snapToGrid w:val="0"/>
         <w:spacing w:line="560" w:lineRule="exact"/>
-        <w:ind w:firstLine="840" w:firstLineChars="300"/>
+        <w:ind w:firstLine="560" w:firstLineChars="200"/>
+        <w:jc w:val="left"/>
         <w:textAlignment w:val="auto"/>
         <w:rPr>
-          <w:rFonts w:hint="eastAsia" w:ascii="仿宋_GB2312" w:eastAsia="仿宋_GB2312" w:cs="Times New Roman"/>
+          <w:rFonts w:hint="default" w:ascii="仿宋_GB2312" w:eastAsia="仿宋_GB2312"/>
           <w:sz w:val="28"/>
           <w:szCs w:val="28"/>
           <w:highlight w:val="none"/>
@@ -1964,29 +1949,57 @@
       </w:pPr>
       <w:r>
         <w:rPr>
-          <w:rFonts w:hint="eastAsia" w:ascii="仿宋_GB2312" w:eastAsia="仿宋_GB2312" w:cs="Times New Roman"/>
+          <w:rFonts w:hint="eastAsia" w:ascii="仿宋_GB2312" w:eastAsia="仿宋_GB2312"/>
           <w:sz w:val="28"/>
           <w:szCs w:val="28"/>
           <w:highlight w:val="none"/>
           <w:lang w:val="en-US" w:eastAsia="zh-CN"/>
         </w:rPr>
-        <w:t>项目工期：</w:t>
-      </w:r>
-      <w:r>
-        <w:rPr>
-          <w:rFonts w:hint="eastAsia" w:ascii="仿宋_GB2312" w:eastAsia="仿宋_GB2312" w:cs="Times New Roman"/>
-          <w:color w:val="auto"/>
-          <w:sz w:val="28"/>
-          <w:szCs w:val="28"/>
+        <w:t>项目内容</w:t>
+      </w:r>
+      <w:r>
+        <w:rPr>
+          <w:rFonts w:hint="eastAsia" w:ascii="仿宋_GB2312" w:eastAsia="仿宋_GB2312"/>
+          <w:sz w:val="28"/>
+          <w:szCs w:val="28"/>
+          <w:highlight w:val="none"/>
+        </w:rPr>
+        <w:t>和</w:t>
+      </w:r>
+      <w:r>
+        <w:rPr>
+          <w:rFonts w:hint="eastAsia" w:ascii="仿宋_GB2312" w:eastAsia="仿宋_GB2312"/>
+          <w:sz w:val="28"/>
+          <w:szCs w:val="28"/>
+          <w:highlight w:val="none"/>
+          <w:lang w:val="en-US" w:eastAsia="zh-CN"/>
+        </w:rPr>
+        <w:t>范围</w:t>
+      </w:r>
+      <w:r>
+        <w:rPr>
+          <w:rFonts w:hint="eastAsia" w:ascii="仿宋_GB2312" w:eastAsia="仿宋_GB2312"/>
+          <w:sz w:val="28"/>
+          <w:szCs w:val="28"/>
+          <w:highlight w:val="none"/>
+        </w:rPr>
+        <w:t>：</w:t>
+      </w:r>
+      <w:r>
+        <w:rPr>
+          <w:rFonts w:hint="eastAsia" w:ascii="仿宋_GB2312" w:eastAsia="仿宋_GB2312"/>
+          <w:color w:val="0000FF"/>
+          <w:sz w:val="28"/>
+          <w:szCs w:val="28"/>
+          <w:highlight w:val="none"/>
           <w:u w:val="single"/>
           <w:lang w:val="en-US" w:eastAsia="zh-CN"/>
         </w:rPr>
-        <w:t>自合同签订起至工程结束</w:t>
+        <w:t>{{caigou_neirong}}</w:t>
       </w:r>
     </w:p>
     <w:p>
       <w:pPr>
-        <w:pStyle w:val="14"/>
         <w:keepNext w:val="0"/>
         <w:keepLines w:val="0"/>
         <w:pageBreakBefore w:val="0"/>
@@ -1997,43 +2010,33 @@
         <w:autoSpaceDE/>
         <w:autoSpaceDN/>
         <w:bidi w:val="0"/>
+        <w:adjustRightInd w:val="0"/>
+        <w:snapToGrid w:val="0"/>
         <w:spacing w:line="560" w:lineRule="exact"/>
-        <w:ind w:firstLine="840" w:firstLineChars="300"/>
+        <w:ind w:firstLine="560" w:firstLineChars="200"/>
+        <w:jc w:val="left"/>
         <w:textAlignment w:val="auto"/>
         <w:rPr>
           <w:rFonts w:hint="eastAsia" w:ascii="仿宋_GB2312" w:eastAsia="仿宋_GB2312"/>
           <w:sz w:val="28"/>
           <w:szCs w:val="28"/>
           <w:highlight w:val="none"/>
-          <w:u w:val="none"/>
           <w:lang w:val="en-US" w:eastAsia="zh-CN"/>
         </w:rPr>
       </w:pPr>
       <w:r>
         <w:rPr>
-          <w:rFonts w:hint="eastAsia" w:ascii="仿宋_GB2312" w:eastAsia="仿宋_GB2312" w:cs="Times New Roman"/>
+          <w:rFonts w:hint="eastAsia" w:ascii="仿宋_GB2312" w:eastAsia="仿宋_GB2312"/>
           <w:sz w:val="28"/>
           <w:szCs w:val="28"/>
           <w:highlight w:val="none"/>
           <w:lang w:val="en-US" w:eastAsia="zh-CN"/>
         </w:rPr>
-        <w:t>项目地点：</w:t>
-      </w:r>
-      <w:r>
-        <w:rPr>
-          <w:rFonts w:hint="eastAsia" w:ascii="仿宋_GB2312" w:eastAsia="仿宋_GB2312" w:cs="Times New Roman"/>
-          <w:color w:val="auto"/>
-          <w:sz w:val="28"/>
-          <w:szCs w:val="28"/>
-          <w:u w:val="single"/>
-          <w:lang w:val="en-US" w:eastAsia="zh-CN"/>
-        </w:rPr>
-        <w:t>{{xiangmu_dizhi}}</w:t>
+        <w:t>项目工期：自合同签订起至工程结束</w:t>
       </w:r>
     </w:p>
     <w:p>
       <w:pPr>
-        <w:pStyle w:val="14"/>
         <w:keepNext w:val="0"/>
         <w:keepLines w:val="0"/>
         <w:pageBreakBefore w:val="0"/>
@@ -2044,52 +2047,45 @@
         <w:autoSpaceDE/>
         <w:autoSpaceDN/>
         <w:bidi w:val="0"/>
+        <w:adjustRightInd w:val="0"/>
+        <w:snapToGrid w:val="0"/>
         <w:spacing w:line="560" w:lineRule="exact"/>
-        <w:ind w:firstLine="840" w:firstLineChars="300"/>
+        <w:ind w:firstLine="560" w:firstLineChars="200"/>
+        <w:jc w:val="left"/>
         <w:textAlignment w:val="auto"/>
         <w:rPr>
           <w:rFonts w:hint="eastAsia" w:ascii="仿宋_GB2312" w:eastAsia="仿宋_GB2312"/>
           <w:sz w:val="28"/>
           <w:szCs w:val="28"/>
           <w:highlight w:val="none"/>
-          <w:u w:val="none"/>
           <w:lang w:val="en-US" w:eastAsia="zh-CN"/>
         </w:rPr>
       </w:pPr>
       <w:r>
         <w:rPr>
-          <w:rFonts w:hint="default" w:ascii="仿宋_GB2312" w:eastAsia="仿宋_GB2312" w:cs="Times New Roman"/>
+          <w:rFonts w:hint="eastAsia" w:ascii="仿宋_GB2312" w:eastAsia="仿宋_GB2312"/>
           <w:sz w:val="28"/>
           <w:szCs w:val="28"/>
           <w:highlight w:val="none"/>
           <w:lang w:val="en-US" w:eastAsia="zh-CN"/>
         </w:rPr>
-        <w:t>质量要求：</w:t>
-      </w:r>
-      <w:r>
-        <w:rPr>
-          <w:rFonts w:hint="eastAsia" w:ascii="仿宋_GB2312" w:hAnsi="仿宋_GB2312" w:eastAsia="仿宋_GB2312" w:cs="仿宋_GB2312"/>
-          <w:spacing w:val="-3"/>
-          <w:sz w:val="32"/>
-          <w:szCs w:val="32"/>
-        </w:rPr>
-        <w:t>符合国家相关质量标准，确保工程质量通过项目质检部门和政府质检部门的质量验收</w:t>
+        <w:t>项目地点：</w:t>
       </w:r>
       <w:r>
         <w:rPr>
           <w:rFonts w:hint="eastAsia" w:ascii="仿宋_GB2312" w:eastAsia="仿宋_GB2312"/>
-          <w:sz w:val="28"/>
-          <w:szCs w:val="28"/>
-          <w:highlight w:val="none"/>
-          <w:u w:val="none"/>
+          <w:color w:val="0000FF"/>
+          <w:sz w:val="28"/>
+          <w:szCs w:val="28"/>
+          <w:highlight w:val="none"/>
+          <w:u w:val="single"/>
           <w:lang w:val="en-US" w:eastAsia="zh-CN"/>
         </w:rPr>
-        <w:t>。</w:t>
+        <w:t>{{xiangmu_dizhi}}</w:t>
       </w:r>
     </w:p>
     <w:p>
       <w:pPr>
-        <w:pStyle w:val="14"/>
         <w:keepNext w:val="0"/>
         <w:keepLines w:val="0"/>
         <w:pageBreakBefore w:val="0"/>
@@ -2100,9 +2096,69 @@
         <w:autoSpaceDE/>
         <w:autoSpaceDN/>
         <w:bidi w:val="0"/>
+        <w:adjustRightInd w:val="0"/>
+        <w:snapToGrid w:val="0"/>
         <w:spacing w:line="560" w:lineRule="exact"/>
+        <w:ind w:firstLine="560" w:firstLineChars="200"/>
+        <w:jc w:val="left"/>
         <w:textAlignment w:val="auto"/>
         <w:rPr>
+          <w:rFonts w:hint="eastAsia" w:ascii="仿宋_GB2312" w:eastAsia="仿宋_GB2312"/>
+          <w:sz w:val="28"/>
+          <w:szCs w:val="28"/>
+          <w:highlight w:val="none"/>
+          <w:lang w:val="en-US" w:eastAsia="zh-CN"/>
+        </w:rPr>
+      </w:pPr>
+      <w:r>
+        <w:rPr>
+          <w:rFonts w:hint="default" w:ascii="仿宋_GB2312" w:eastAsia="仿宋_GB2312"/>
+          <w:sz w:val="28"/>
+          <w:szCs w:val="28"/>
+          <w:highlight w:val="none"/>
+          <w:lang w:val="en-US" w:eastAsia="zh-CN"/>
+        </w:rPr>
+        <w:t>质量要求：</w:t>
+      </w:r>
+      <w:r>
+        <w:rPr>
+          <w:rFonts w:hint="eastAsia" w:ascii="仿宋_GB2312" w:eastAsia="仿宋_GB2312"/>
+          <w:sz w:val="28"/>
+          <w:szCs w:val="28"/>
+          <w:highlight w:val="none"/>
+        </w:rPr>
+        <w:t>符合国家相关质量标准，确保工程质量通过项目质检部门和政府质检部门的质量验收</w:t>
+      </w:r>
+      <w:r>
+        <w:rPr>
+          <w:rFonts w:hint="eastAsia" w:ascii="仿宋_GB2312" w:eastAsia="仿宋_GB2312"/>
+          <w:sz w:val="28"/>
+          <w:szCs w:val="28"/>
+          <w:highlight w:val="none"/>
+          <w:lang w:val="en-US" w:eastAsia="zh-CN"/>
+        </w:rPr>
+        <w:t>。</w:t>
+      </w:r>
+    </w:p>
+    <w:p>
+      <w:pPr>
+        <w:keepNext w:val="0"/>
+        <w:keepLines w:val="0"/>
+        <w:pageBreakBefore w:val="0"/>
+        <w:kinsoku/>
+        <w:wordWrap/>
+        <w:overflowPunct/>
+        <w:topLinePunct w:val="0"/>
+        <w:autoSpaceDE/>
+        <w:autoSpaceDN/>
+        <w:bidi w:val="0"/>
+        <w:adjustRightInd w:val="0"/>
+        <w:snapToGrid w:val="0"/>
+        <w:spacing w:line="560" w:lineRule="exact"/>
+        <w:ind w:firstLine="560" w:firstLineChars="200"/>
+        <w:jc w:val="left"/>
+        <w:textAlignment w:val="auto"/>
+        <w:rPr>
           <w:rFonts w:hint="default"/>
           <w:highlight w:val="none"/>
           <w:lang w:val="en-US" w:eastAsia="zh-CN"/>
@@ -2110,7 +2166,7 @@
       </w:pPr>
       <w:r>
         <w:rPr>
-          <w:rFonts w:hint="eastAsia" w:ascii="仿宋_GB2312" w:eastAsia="仿宋_GB2312" w:cs="Times New Roman"/>
+          <w:rFonts w:hint="eastAsia" w:ascii="仿宋_GB2312" w:eastAsia="仿宋_GB2312"/>
           <w:sz w:val="28"/>
           <w:szCs w:val="28"/>
           <w:highlight w:val="none"/>
@@ -2120,7 +2176,7 @@
       </w:r>
       <w:r>
         <w:rPr>
-          <w:rFonts w:hint="default" w:ascii="仿宋_GB2312" w:eastAsia="仿宋_GB2312" w:cs="Times New Roman"/>
+          <w:rFonts w:hint="default" w:ascii="仿宋_GB2312" w:eastAsia="仿宋_GB2312"/>
           <w:sz w:val="28"/>
           <w:szCs w:val="28"/>
           <w:highlight w:val="none"/>
@@ -2155,7 +2211,6 @@
           <w:sz w:val="28"/>
           <w:szCs w:val="28"/>
           <w:highlight w:val="none"/>
-          <w:u w:val="none"/>
           <w:lang w:val="en-US" w:eastAsia="zh-CN"/>
         </w:rPr>
         <w:t>。</w:t>
@@ -3317,9 +3372,10 @@
     </w:p>
     <w:p>
       <w:pPr>
-        <w:keepNext w:val="0"/>
+        <w:keepNext/>
         <w:keepLines w:val="0"/>
         <w:pageBreakBefore w:val="0"/>
+        <w:widowControl w:val="0"/>
         <w:kinsoku/>
         <w:wordWrap/>
         <w:overflowPunct/>
@@ -3464,7 +3520,7 @@
       <w:r>
         <w:rPr>
           <w:rFonts w:hint="eastAsia" w:ascii="仿宋_GB2312" w:eastAsia="仿宋_GB2312"/>
-          <w:color w:val="auto"/>
+          <w:color w:val="0000FF"/>
           <w:sz w:val="28"/>
           <w:szCs w:val="28"/>
           <w:highlight w:val="none"/>
@@ -3486,7 +3542,7 @@
       <w:r>
         <w:rPr>
           <w:rFonts w:hint="eastAsia" w:ascii="仿宋_GB2312" w:eastAsia="仿宋_GB2312"/>
-          <w:color w:val="auto"/>
+          <w:color w:val="0000FF"/>
           <w:sz w:val="28"/>
           <w:szCs w:val="28"/>
           <w:highlight w:val="none"/>
@@ -3508,7 +3564,7 @@
       <w:r>
         <w:rPr>
           <w:rFonts w:hint="eastAsia" w:ascii="仿宋_GB2312" w:eastAsia="仿宋_GB2312"/>
-          <w:color w:val="auto"/>
+          <w:color w:val="0000FF"/>
           <w:sz w:val="28"/>
           <w:szCs w:val="28"/>
           <w:highlight w:val="none"/>
@@ -3938,10 +3994,11 @@
       <w:r>
         <w:rPr>
           <w:rFonts w:hint="eastAsia" w:ascii="仿宋_GB2312" w:eastAsia="仿宋_GB2312"/>
-          <w:color w:val="auto"/>
-          <w:sz w:val="28"/>
-          <w:szCs w:val="28"/>
-          <w:highlight w:val="none"/>
+          <w:color w:val="0000FF"/>
+          <w:sz w:val="28"/>
+          <w:szCs w:val="28"/>
+          <w:highlight w:val="none"/>
+          <w:u w:val="single"/>
           <w:lang w:val="en-US" w:eastAsia="zh-CN"/>
         </w:rPr>
         <w:t>{{xiangying_dijiao_jiezhi_year}}</w:t>
@@ -3959,7 +4016,7 @@
       <w:r>
         <w:rPr>
           <w:rFonts w:hint="eastAsia" w:ascii="仿宋_GB2312" w:eastAsia="仿宋_GB2312"/>
-          <w:color w:val="auto"/>
+          <w:color w:val="0000FF"/>
           <w:sz w:val="28"/>
           <w:szCs w:val="28"/>
           <w:highlight w:val="none"/>
@@ -3981,7 +4038,7 @@
       <w:r>
         <w:rPr>
           <w:rFonts w:hint="eastAsia" w:ascii="仿宋_GB2312" w:eastAsia="仿宋_GB2312"/>
-          <w:color w:val="auto"/>
+          <w:color w:val="0000FF"/>
           <w:sz w:val="28"/>
           <w:szCs w:val="28"/>
           <w:highlight w:val="none"/>
@@ -4405,10 +4462,10 @@
     </w:p>
     <w:p>
       <w:pPr>
-        <w:keepNext w:val="0"/>
+        <w:keepNext/>
         <w:keepLines w:val="0"/>
         <w:pageBreakBefore w:val="0"/>
-        <w:widowControl/>
+        <w:widowControl w:val="0"/>
         <w:shd w:val="clear" w:color="auto" w:fill="FFFFFF"/>
         <w:kinsoku/>
         <w:wordWrap/>
@@ -4628,144 +4685,10 @@
     </w:p>
     <w:p>
       <w:pPr>
-        <w:keepNext w:val="0"/>
-        <w:keepLines w:val="0"/>
+        <w:keepNext/>
+        <w:keepLines/>
         <w:pageBreakBefore w:val="0"/>
-        <w:kinsoku/>
-        <w:wordWrap/>
-        <w:overflowPunct/>
-        <w:topLinePunct w:val="0"/>
-        <w:autoSpaceDE/>
-        <w:autoSpaceDN/>
-        <w:bidi w:val="0"/>
-        <w:adjustRightInd w:val="0"/>
-        <w:snapToGrid w:val="0"/>
-        <w:spacing w:line="560" w:lineRule="exact"/>
-        <w:ind w:firstLine="560" w:firstLineChars="200"/>
-        <w:jc w:val="left"/>
-        <w:textAlignment w:val="auto"/>
-        <w:rPr>
-          <w:rFonts w:ascii="仿宋_GB2312" w:hAnsi="仿宋" w:eastAsia="仿宋_GB2312"/>
-          <w:color w:val="000000"/>
-          <w:sz w:val="28"/>
-          <w:szCs w:val="28"/>
-          <w:highlight w:val="none"/>
-        </w:rPr>
-      </w:pPr>
-    </w:p>
-    <w:p>
-      <w:pPr>
-        <w:keepNext w:val="0"/>
-        <w:keepLines w:val="0"/>
-        <w:pageBreakBefore w:val="0"/>
-        <w:kinsoku/>
-        <w:wordWrap/>
-        <w:overflowPunct/>
-        <w:topLinePunct w:val="0"/>
-        <w:autoSpaceDE/>
-        <w:autoSpaceDN/>
-        <w:bidi w:val="0"/>
-        <w:adjustRightInd w:val="0"/>
-        <w:snapToGrid w:val="0"/>
-        <w:spacing w:line="560" w:lineRule="exact"/>
-        <w:ind w:firstLine="560" w:firstLineChars="200"/>
-        <w:jc w:val="left"/>
-        <w:textAlignment w:val="auto"/>
-        <w:rPr>
-          <w:rFonts w:ascii="仿宋_GB2312" w:hAnsi="仿宋" w:eastAsia="仿宋_GB2312"/>
-          <w:color w:val="000000"/>
-          <w:sz w:val="28"/>
-          <w:szCs w:val="28"/>
-          <w:highlight w:val="none"/>
-        </w:rPr>
-      </w:pPr>
-    </w:p>
-    <w:p>
-      <w:pPr>
-        <w:keepNext w:val="0"/>
-        <w:keepLines w:val="0"/>
-        <w:pageBreakBefore w:val="0"/>
-        <w:kinsoku/>
-        <w:wordWrap/>
-        <w:overflowPunct/>
-        <w:topLinePunct w:val="0"/>
-        <w:autoSpaceDE/>
-        <w:autoSpaceDN/>
-        <w:bidi w:val="0"/>
-        <w:adjustRightInd w:val="0"/>
-        <w:snapToGrid w:val="0"/>
-        <w:spacing w:line="560" w:lineRule="exact"/>
-        <w:ind w:firstLine="560" w:firstLineChars="200"/>
-        <w:jc w:val="left"/>
-        <w:textAlignment w:val="auto"/>
-        <w:rPr>
-          <w:rFonts w:ascii="仿宋_GB2312" w:hAnsi="仿宋" w:eastAsia="仿宋_GB2312"/>
-          <w:color w:val="000000"/>
-          <w:sz w:val="28"/>
-          <w:szCs w:val="28"/>
-          <w:highlight w:val="none"/>
-        </w:rPr>
-      </w:pPr>
-    </w:p>
-    <w:p>
-      <w:pPr>
-        <w:keepNext w:val="0"/>
-        <w:keepLines w:val="0"/>
-        <w:pageBreakBefore w:val="0"/>
-        <w:kinsoku/>
-        <w:wordWrap/>
-        <w:overflowPunct/>
-        <w:topLinePunct w:val="0"/>
-        <w:autoSpaceDE/>
-        <w:autoSpaceDN/>
-        <w:bidi w:val="0"/>
-        <w:adjustRightInd w:val="0"/>
-        <w:snapToGrid w:val="0"/>
-        <w:spacing w:line="560" w:lineRule="exact"/>
-        <w:ind w:firstLine="560" w:firstLineChars="200"/>
-        <w:jc w:val="left"/>
-        <w:textAlignment w:val="auto"/>
-        <w:rPr>
-          <w:rFonts w:ascii="仿宋_GB2312" w:hAnsi="仿宋" w:eastAsia="仿宋_GB2312"/>
-          <w:color w:val="000000"/>
-          <w:sz w:val="28"/>
-          <w:szCs w:val="28"/>
-          <w:highlight w:val="none"/>
-        </w:rPr>
-      </w:pPr>
-    </w:p>
-    <w:p>
-      <w:pPr>
-        <w:keepNext w:val="0"/>
-        <w:keepLines w:val="0"/>
-        <w:pageBreakBefore w:val="0"/>
-        <w:kinsoku/>
-        <w:wordWrap/>
-        <w:overflowPunct/>
-        <w:topLinePunct w:val="0"/>
-        <w:autoSpaceDE/>
-        <w:autoSpaceDN/>
-        <w:bidi w:val="0"/>
-        <w:adjustRightInd w:val="0"/>
-        <w:snapToGrid w:val="0"/>
-        <w:spacing w:line="560" w:lineRule="exact"/>
-        <w:ind w:firstLine="560" w:firstLineChars="200"/>
-        <w:jc w:val="left"/>
-        <w:textAlignment w:val="auto"/>
-        <w:rPr>
-          <w:rFonts w:ascii="仿宋_GB2312" w:hAnsi="仿宋" w:eastAsia="仿宋_GB2312"/>
-          <w:color w:val="000000"/>
-          <w:sz w:val="28"/>
-          <w:szCs w:val="28"/>
-          <w:highlight w:val="none"/>
-        </w:rPr>
-      </w:pPr>
-    </w:p>
-    <w:p>
-      <w:pPr>
-        <w:keepNext w:val="0"/>
-        <w:keepLines w:val="0"/>
-        <w:pageBreakBefore w:val="0"/>
+        <w:widowControl w:val="0"/>
         <w:kinsoku/>
         <w:wordWrap/>
         <w:overflowPunct/>
@@ -4803,9 +4726,10 @@
     </w:p>
     <w:p>
       <w:pPr>
-        <w:keepNext w:val="0"/>
-        <w:keepLines w:val="0"/>
+        <w:keepNext/>
+        <w:keepLines/>
         <w:pageBreakBefore w:val="0"/>
+        <w:widowControl w:val="0"/>
         <w:kinsoku/>
         <w:wordWrap/>
         <w:overflowPunct/>
@@ -4847,9 +4771,10 @@
     </w:p>
     <w:p>
       <w:pPr>
-        <w:keepNext w:val="0"/>
-        <w:keepLines w:val="0"/>
+        <w:keepNext/>
+        <w:keepLines/>
         <w:pageBreakBefore w:val="0"/>
+        <w:widowControl w:val="0"/>
         <w:kinsoku/>
         <w:wordWrap/>
         <w:overflowPunct/>
@@ -4893,9 +4818,10 @@
     </w:p>
     <w:p>
       <w:pPr>
-        <w:keepNext w:val="0"/>
-        <w:keepLines w:val="0"/>
+        <w:keepNext/>
+        <w:keepLines/>
         <w:pageBreakBefore w:val="0"/>
+        <w:widowControl w:val="0"/>
         <w:kinsoku/>
         <w:wordWrap/>
         <w:overflowPunct/>
@@ -4938,9 +4864,10 @@
     </w:p>
     <w:p>
       <w:pPr>
-        <w:keepNext w:val="0"/>
-        <w:keepLines w:val="0"/>
+        <w:keepNext/>
+        <w:keepLines/>
         <w:pageBreakBefore w:val="0"/>
+        <w:widowControl w:val="0"/>
         <w:kinsoku/>
         <w:wordWrap/>
         <w:overflowPunct/>
@@ -4987,6 +4914,52 @@
           <w:lang w:val="en-US" w:eastAsia="zh-CN"/>
         </w:rPr>
         <w:t>81058722</w:t>
+      </w:r>
+    </w:p>
+    <w:p>
+      <w:pPr>
+        <w:keepNext/>
+        <w:keepLines/>
+        <w:pageBreakBefore w:val="0"/>
+        <w:widowControl w:val="0"/>
+        <w:kinsoku/>
+        <w:wordWrap/>
+        <w:overflowPunct/>
+        <w:topLinePunct w:val="0"/>
+        <w:autoSpaceDE/>
+        <w:autoSpaceDN/>
+        <w:bidi w:val="0"/>
+        <w:adjustRightInd w:val="0"/>
+        <w:snapToGrid w:val="0"/>
+        <w:spacing w:line="560" w:lineRule="exact"/>
+        <w:jc w:val="right"/>
+        <w:textAlignment w:val="auto"/>
+        <w:rPr>
+          <w:rFonts w:hint="eastAsia" w:ascii="仿宋_GB2312" w:eastAsia="仿宋_GB2312"/>
+          <w:sz w:val="28"/>
+          <w:szCs w:val="28"/>
+          <w:lang w:val="en-US" w:eastAsia="zh-CN"/>
+        </w:rPr>
+      </w:pPr>
+      <w:r>
+        <w:rPr>
+          <w:rFonts w:hint="eastAsia" w:ascii="宋体" w:hAnsi="宋体" w:eastAsia="仿宋_GB2312"/>
+          <w:spacing w:val="20"/>
+          <w:sz w:val="28"/>
+          <w:szCs w:val="28"/>
+          <w:highlight w:val="none"/>
+          <w:lang w:val="en-US" w:eastAsia="zh-CN"/>
+        </w:rPr>
+        <w:t xml:space="preserve"> </w:t>
+      </w:r>
+      <w:r>
+        <w:rPr>
+          <w:rFonts w:hint="eastAsia" w:ascii="仿宋_GB2312" w:eastAsia="仿宋_GB2312"/>
+          <w:sz w:val="28"/>
+          <w:szCs w:val="28"/>
+          <w:lang w:val="en-US" w:eastAsia="zh-CN"/>
+        </w:rPr>
+        <w:t>广州自来水专业建安有限公司</w:t>
       </w:r>
     </w:p>
     <w:p>
@@ -5008,37 +4981,284 @@
         <w:textAlignment w:val="auto"/>
         <w:rPr>
           <w:rFonts w:hint="eastAsia" w:ascii="仿宋_GB2312" w:eastAsia="仿宋_GB2312"/>
-          <w:sz w:val="28"/>
-          <w:szCs w:val="28"/>
+          <w:color w:val="auto"/>
+          <w:sz w:val="28"/>
+          <w:szCs w:val="28"/>
+          <w:highlight w:val="none"/>
+        </w:rPr>
+      </w:pPr>
+      <w:r>
+        <w:rPr>
+          <w:rFonts w:hint="eastAsia" w:ascii="仿宋_GB2312" w:eastAsia="仿宋_GB2312"/>
+          <w:color w:val="0000FF"/>
+          <w:sz w:val="28"/>
+          <w:szCs w:val="28"/>
+          <w:highlight w:val="none"/>
+          <w:u w:val="single"/>
           <w:lang w:val="en-US" w:eastAsia="zh-CN"/>
         </w:rPr>
-      </w:pPr>
-      <w:r>
-        <w:rPr>
-          <w:rFonts w:hint="eastAsia" w:ascii="宋体" w:hAnsi="宋体" w:eastAsia="仿宋_GB2312"/>
-          <w:spacing w:val="20"/>
-          <w:sz w:val="28"/>
-          <w:szCs w:val="28"/>
-          <w:highlight w:val="none"/>
+        <w:t>{{jiaoyi_wenjian_year}}</w:t>
+      </w:r>
+      <w:r>
+        <w:rPr>
+          <w:rFonts w:hint="eastAsia" w:ascii="仿宋_GB2312" w:eastAsia="仿宋_GB2312"/>
+          <w:color w:val="auto"/>
+          <w:sz w:val="28"/>
+          <w:szCs w:val="28"/>
+          <w:highlight w:val="none"/>
+        </w:rPr>
+        <w:t>年</w:t>
+      </w:r>
+      <w:r>
+        <w:rPr>
+          <w:rFonts w:hint="eastAsia" w:ascii="仿宋_GB2312" w:eastAsia="仿宋_GB2312"/>
+          <w:color w:val="0000FF"/>
+          <w:sz w:val="28"/>
+          <w:szCs w:val="28"/>
+          <w:highlight w:val="none"/>
+          <w:u w:val="single"/>
           <w:lang w:val="en-US" w:eastAsia="zh-CN"/>
         </w:rPr>
-        <w:t xml:space="preserve"> </w:t>
+        <w:t>{{jiaoyi_wenjian_month}}</w:t>
       </w:r>
       <w:r>
         <w:rPr>
           <w:rFonts w:hint="eastAsia" w:ascii="仿宋_GB2312" w:eastAsia="仿宋_GB2312"/>
-          <w:sz w:val="28"/>
-          <w:szCs w:val="28"/>
+          <w:color w:val="auto"/>
+          <w:sz w:val="28"/>
+          <w:szCs w:val="28"/>
+          <w:highlight w:val="none"/>
+        </w:rPr>
+        <w:t>月</w:t>
+      </w:r>
+      <w:r>
+        <w:rPr>
+          <w:rFonts w:hint="eastAsia" w:ascii="仿宋_GB2312" w:eastAsia="仿宋_GB2312"/>
+          <w:color w:val="0000FF"/>
+          <w:sz w:val="28"/>
+          <w:szCs w:val="28"/>
+          <w:highlight w:val="none"/>
+          <w:u w:val="single"/>
           <w:lang w:val="en-US" w:eastAsia="zh-CN"/>
         </w:rPr>
-        <w:t>广州自来水专业建安有限公司</w:t>
+        <w:t>{{jiaoyi_wenjian_day}}</w:t>
+      </w:r>
+      <w:r>
+        <w:rPr>
+          <w:rFonts w:hint="eastAsia" w:ascii="仿宋_GB2312" w:eastAsia="仿宋_GB2312"/>
+          <w:color w:val="auto"/>
+          <w:sz w:val="28"/>
+          <w:szCs w:val="28"/>
+          <w:highlight w:val="none"/>
+        </w:rPr>
+        <w:t>日</w:t>
       </w:r>
     </w:p>
     <w:p>
       <w:pPr>
-        <w:keepNext w:val="0"/>
+        <w:pStyle w:val="60"/>
+        <w:ind w:left="0" w:leftChars="0" w:firstLine="0" w:firstLineChars="0"/>
+        <w:jc w:val="both"/>
+        <w:rPr>
+          <w:rFonts w:hint="eastAsia"/>
+          <w:color w:val="auto"/>
+          <w:highlight w:val="none"/>
+        </w:rPr>
+      </w:pPr>
+    </w:p>
+    <w:p>
+      <w:pPr>
+        <w:rPr>
+          <w:rFonts w:hint="eastAsia"/>
+          <w:highlight w:val="none"/>
+        </w:rPr>
+      </w:pPr>
+    </w:p>
+    <w:p>
+      <w:pPr>
+        <w:pStyle w:val="4"/>
+        <w:rPr>
+          <w:rFonts w:hint="eastAsia"/>
+          <w:highlight w:val="none"/>
+        </w:rPr>
+      </w:pPr>
+    </w:p>
+    <w:p>
+      <w:pPr>
+        <w:rPr>
+          <w:rFonts w:hint="eastAsia"/>
+          <w:highlight w:val="none"/>
+        </w:rPr>
+      </w:pPr>
+    </w:p>
+    <w:p>
+      <w:pPr>
+        <w:pStyle w:val="4"/>
+        <w:rPr>
+          <w:rFonts w:hint="eastAsia"/>
+          <w:highlight w:val="none"/>
+        </w:rPr>
+      </w:pPr>
+    </w:p>
+    <w:p>
+      <w:pPr>
+        <w:rPr>
+          <w:rFonts w:hint="eastAsia"/>
+          <w:highlight w:val="none"/>
+        </w:rPr>
+      </w:pPr>
+    </w:p>
+    <w:p>
+      <w:pPr>
+        <w:pStyle w:val="4"/>
+        <w:rPr>
+          <w:rFonts w:hint="eastAsia"/>
+          <w:highlight w:val="none"/>
+        </w:rPr>
+      </w:pPr>
+    </w:p>
+    <w:p>
+      <w:pPr>
+        <w:rPr>
+          <w:rFonts w:hint="eastAsia"/>
+          <w:highlight w:val="none"/>
+        </w:rPr>
+      </w:pPr>
+    </w:p>
+    <w:p>
+      <w:pPr>
+        <w:pStyle w:val="4"/>
+        <w:rPr>
+          <w:rFonts w:hint="eastAsia"/>
+        </w:rPr>
+      </w:pPr>
+    </w:p>
+    <w:p>
+      <w:pPr>
+        <w:rPr>
+          <w:rFonts w:hint="eastAsia"/>
+        </w:rPr>
+      </w:pPr>
+    </w:p>
+    <w:p>
+      <w:pPr>
+        <w:rPr>
+          <w:rFonts w:hint="eastAsia"/>
+        </w:rPr>
+      </w:pPr>
+    </w:p>
+    <w:p>
+      <w:pPr>
+        <w:rPr>
+          <w:rFonts w:hint="eastAsia"/>
+        </w:rPr>
+      </w:pPr>
+    </w:p>
+    <w:p>
+      <w:pPr>
+        <w:rPr>
+          <w:rFonts w:hint="eastAsia"/>
+        </w:rPr>
+      </w:pPr>
+    </w:p>
+    <w:p>
+      <w:pPr>
+        <w:rPr>
+          <w:rFonts w:hint="eastAsia"/>
+        </w:rPr>
+      </w:pPr>
+    </w:p>
+    <w:p>
+      <w:pPr>
+        <w:rPr>
+          <w:rFonts w:hint="eastAsia"/>
+        </w:rPr>
+      </w:pPr>
+    </w:p>
+    <w:p>
+      <w:pPr>
+        <w:rPr>
+          <w:rFonts w:hint="eastAsia"/>
+          <w:highlight w:val="none"/>
+        </w:rPr>
+      </w:pPr>
+    </w:p>
+    <w:p>
+      <w:pPr>
+        <w:pStyle w:val="3"/>
+        <w:keepNext/>
+        <w:keepLines w:val="0"/>
+        <w:pageBreakBefore/>
+        <w:widowControl w:val="0"/>
+        <w:kinsoku/>
+        <w:wordWrap/>
+        <w:overflowPunct/>
+        <w:topLinePunct w:val="0"/>
+        <w:autoSpaceDE/>
+        <w:autoSpaceDN/>
+        <w:bidi w:val="0"/>
+        <w:adjustRightInd/>
+        <w:snapToGrid/>
+        <w:spacing w:line="416" w:lineRule="auto"/>
+        <w:textAlignment w:val="auto"/>
+        <w:outlineLvl w:val="0"/>
+        <w:rPr>
+          <w:highlight w:val="none"/>
+        </w:rPr>
+      </w:pPr>
+      <w:bookmarkStart w:id="16" w:name="_Toc27639"/>
+      <w:r>
+        <w:rPr>
+          <w:rFonts w:hint="eastAsia"/>
+          <w:highlight w:val="none"/>
+        </w:rPr>
+        <w:t>第</w:t>
+      </w:r>
+      <w:r>
+        <w:rPr>
+          <w:rFonts w:hint="eastAsia"/>
+          <w:b/>
+          <w:highlight w:val="none"/>
+        </w:rPr>
+        <w:t>二</w:t>
+      </w:r>
+      <w:r>
+        <w:rPr>
+          <w:rFonts w:hint="eastAsia"/>
+          <w:highlight w:val="none"/>
+        </w:rPr>
+        <w:t>章</w:t>
+      </w:r>
+      <w:bookmarkStart w:id="17" w:name="_Toc88209932"/>
+      <w:r>
+        <w:rPr>
+          <w:rFonts w:hint="eastAsia"/>
+          <w:highlight w:val="none"/>
+        </w:rPr>
+        <w:t xml:space="preserve"> </w:t>
+      </w:r>
+      <w:r>
+        <w:rPr>
+          <w:highlight w:val="none"/>
+        </w:rPr>
+        <w:t xml:space="preserve"> </w:t>
+      </w:r>
+      <w:r>
+        <w:rPr>
+          <w:rFonts w:hint="eastAsia"/>
+          <w:highlight w:val="none"/>
+        </w:rPr>
+        <w:t>供应商须知</w:t>
+      </w:r>
+      <w:bookmarkEnd w:id="16"/>
+      <w:bookmarkEnd w:id="17"/>
+    </w:p>
+    <w:p>
+      <w:pPr>
+        <w:keepNext/>
         <w:keepLines w:val="0"/>
         <w:pageBreakBefore w:val="0"/>
+        <w:widowControl w:val="0"/>
         <w:kinsoku/>
         <w:wordWrap/>
         <w:overflowPunct/>
@@ -5048,275 +5268,10 @@
         <w:bidi w:val="0"/>
         <w:adjustRightInd w:val="0"/>
         <w:snapToGrid w:val="0"/>
-        <w:spacing w:line="560" w:lineRule="exact"/>
-        <w:jc w:val="right"/>
-        <w:textAlignment w:val="auto"/>
-        <w:rPr>
-          <w:rFonts w:hint="eastAsia" w:ascii="仿宋_GB2312" w:eastAsia="仿宋_GB2312"/>
-          <w:color w:val="auto"/>
-          <w:sz w:val="28"/>
-          <w:szCs w:val="28"/>
-          <w:highlight w:val="none"/>
-        </w:rPr>
-      </w:pPr>
-      <w:r>
-        <w:rPr>
-          <w:rFonts w:hint="eastAsia" w:ascii="仿宋_GB2312" w:eastAsia="仿宋_GB2312"/>
-          <w:color w:val="auto"/>
-          <w:sz w:val="28"/>
-          <w:szCs w:val="28"/>
-          <w:highlight w:val="none"/>
-          <w:u w:val="single"/>
-          <w:lang w:val="en-US" w:eastAsia="zh-CN"/>
-        </w:rPr>
-        <w:t>{{jiaoyi_wenjian_year}}</w:t>
-      </w:r>
-      <w:r>
-        <w:rPr>
-          <w:rFonts w:hint="eastAsia" w:ascii="仿宋_GB2312" w:eastAsia="仿宋_GB2312"/>
-          <w:color w:val="auto"/>
-          <w:sz w:val="28"/>
-          <w:szCs w:val="28"/>
-          <w:highlight w:val="none"/>
-        </w:rPr>
-        <w:t>年</w:t>
-      </w:r>
-      <w:r>
-        <w:rPr>
-          <w:rFonts w:hint="eastAsia" w:ascii="仿宋_GB2312" w:eastAsia="仿宋_GB2312"/>
-          <w:color w:val="auto"/>
-          <w:sz w:val="28"/>
-          <w:szCs w:val="28"/>
-          <w:highlight w:val="none"/>
-          <w:u w:val="single"/>
-          <w:lang w:val="en-US" w:eastAsia="zh-CN"/>
-        </w:rPr>
-        <w:t>{{jiaoyi_wenjian_month}}</w:t>
-      </w:r>
-      <w:r>
-        <w:rPr>
-          <w:rFonts w:hint="eastAsia" w:ascii="仿宋_GB2312" w:eastAsia="仿宋_GB2312"/>
-          <w:color w:val="auto"/>
-          <w:sz w:val="28"/>
-          <w:szCs w:val="28"/>
-          <w:highlight w:val="none"/>
-        </w:rPr>
-        <w:t>月</w:t>
-      </w:r>
-      <w:r>
-        <w:rPr>
-          <w:rFonts w:hint="eastAsia" w:ascii="仿宋_GB2312" w:eastAsia="仿宋_GB2312"/>
-          <w:color w:val="auto"/>
-          <w:sz w:val="28"/>
-          <w:szCs w:val="28"/>
-          <w:highlight w:val="none"/>
-          <w:u w:val="single"/>
-          <w:lang w:val="en-US" w:eastAsia="zh-CN"/>
-        </w:rPr>
-        <w:t>{{jiaoyi_wenjian_day}}</w:t>
-      </w:r>
-      <w:r>
-        <w:rPr>
-          <w:rFonts w:hint="eastAsia" w:ascii="仿宋_GB2312" w:eastAsia="仿宋_GB2312"/>
-          <w:color w:val="auto"/>
-          <w:sz w:val="28"/>
-          <w:szCs w:val="28"/>
-          <w:highlight w:val="none"/>
-        </w:rPr>
-        <w:t>日</w:t>
-      </w:r>
-    </w:p>
-    <w:p>
-      <w:pPr>
-        <w:pStyle w:val="60"/>
-        <w:ind w:left="0" w:leftChars="0" w:firstLine="0" w:firstLineChars="0"/>
-        <w:jc w:val="both"/>
-        <w:rPr>
-          <w:rFonts w:hint="eastAsia"/>
-          <w:color w:val="auto"/>
-          <w:highlight w:val="none"/>
-        </w:rPr>
-      </w:pPr>
-    </w:p>
-    <w:p>
-      <w:pPr>
-        <w:rPr>
-          <w:rFonts w:hint="eastAsia"/>
-          <w:highlight w:val="none"/>
-        </w:rPr>
-      </w:pPr>
-    </w:p>
-    <w:p>
-      <w:pPr>
-        <w:pStyle w:val="4"/>
-        <w:rPr>
-          <w:rFonts w:hint="eastAsia"/>
-          <w:highlight w:val="none"/>
-        </w:rPr>
-      </w:pPr>
-    </w:p>
-    <w:p>
-      <w:pPr>
-        <w:rPr>
-          <w:rFonts w:hint="eastAsia"/>
-          <w:highlight w:val="none"/>
-        </w:rPr>
-      </w:pPr>
-    </w:p>
-    <w:p>
-      <w:pPr>
-        <w:pStyle w:val="4"/>
-        <w:rPr>
-          <w:rFonts w:hint="eastAsia"/>
-          <w:highlight w:val="none"/>
-        </w:rPr>
-      </w:pPr>
-    </w:p>
-    <w:p>
-      <w:pPr>
-        <w:rPr>
-          <w:rFonts w:hint="eastAsia"/>
-          <w:highlight w:val="none"/>
-        </w:rPr>
-      </w:pPr>
-    </w:p>
-    <w:p>
-      <w:pPr>
-        <w:pStyle w:val="4"/>
-        <w:rPr>
-          <w:rFonts w:hint="eastAsia"/>
-          <w:highlight w:val="none"/>
-        </w:rPr>
-      </w:pPr>
-    </w:p>
-    <w:p>
-      <w:pPr>
-        <w:rPr>
-          <w:rFonts w:hint="eastAsia"/>
-          <w:highlight w:val="none"/>
-        </w:rPr>
-      </w:pPr>
-    </w:p>
-    <w:p>
-      <w:pPr>
-        <w:pStyle w:val="4"/>
-        <w:rPr>
-          <w:rFonts w:hint="eastAsia"/>
-        </w:rPr>
-      </w:pPr>
-    </w:p>
-    <w:p>
-      <w:pPr>
-        <w:rPr>
-          <w:rFonts w:hint="eastAsia"/>
-        </w:rPr>
-      </w:pPr>
-    </w:p>
-    <w:p>
-      <w:pPr>
-        <w:rPr>
-          <w:rFonts w:hint="eastAsia"/>
-        </w:rPr>
-      </w:pPr>
-    </w:p>
-    <w:p>
-      <w:pPr>
-        <w:rPr>
-          <w:rFonts w:hint="eastAsia"/>
-        </w:rPr>
-      </w:pPr>
-    </w:p>
-    <w:p>
-      <w:pPr>
-        <w:rPr>
-          <w:rFonts w:hint="eastAsia"/>
-        </w:rPr>
-      </w:pPr>
-    </w:p>
-    <w:p>
-      <w:pPr>
-        <w:rPr>
-          <w:rFonts w:hint="eastAsia"/>
-        </w:rPr>
-      </w:pPr>
-    </w:p>
-    <w:p>
-      <w:pPr>
-        <w:rPr>
-          <w:rFonts w:hint="eastAsia"/>
-        </w:rPr>
-      </w:pPr>
-    </w:p>
-    <w:p>
-      <w:pPr>
-        <w:rPr>
-          <w:rFonts w:hint="eastAsia"/>
-          <w:highlight w:val="none"/>
-        </w:rPr>
-      </w:pPr>
-    </w:p>
-    <w:p>
-      <w:pPr>
-        <w:pStyle w:val="3"/>
-        <w:outlineLvl w:val="0"/>
-        <w:rPr>
-          <w:highlight w:val="none"/>
-        </w:rPr>
-      </w:pPr>
-      <w:bookmarkStart w:id="16" w:name="_Toc27639"/>
-      <w:r>
-        <w:rPr>
-          <w:rFonts w:hint="eastAsia"/>
-          <w:highlight w:val="none"/>
-        </w:rPr>
-        <w:t>第</w:t>
-      </w:r>
-      <w:r>
-        <w:rPr>
-          <w:rFonts w:hint="eastAsia"/>
-          <w:b/>
-          <w:highlight w:val="none"/>
-        </w:rPr>
-        <w:t>二</w:t>
-      </w:r>
-      <w:r>
-        <w:rPr>
-          <w:rFonts w:hint="eastAsia"/>
-          <w:highlight w:val="none"/>
-        </w:rPr>
-        <w:t>章</w:t>
-      </w:r>
-      <w:bookmarkStart w:id="17" w:name="_Toc88209932"/>
-      <w:r>
-        <w:rPr>
-          <w:rFonts w:hint="eastAsia"/>
-          <w:highlight w:val="none"/>
-        </w:rPr>
-        <w:t xml:space="preserve"> </w:t>
-      </w:r>
-      <w:r>
-        <w:rPr>
-          <w:highlight w:val="none"/>
-        </w:rPr>
-        <w:t xml:space="preserve"> </w:t>
-      </w:r>
-      <w:r>
-        <w:rPr>
-          <w:rFonts w:hint="eastAsia"/>
-          <w:highlight w:val="none"/>
-        </w:rPr>
-        <w:t>供应商须知</w:t>
-      </w:r>
-      <w:bookmarkEnd w:id="16"/>
-      <w:bookmarkEnd w:id="17"/>
-    </w:p>
-    <w:p>
-      <w:pPr>
-        <w:adjustRightInd w:val="0"/>
-        <w:snapToGrid w:val="0"/>
         <w:spacing w:before="120" w:beforeLines="50" w:after="120" w:afterLines="50" w:line="600" w:lineRule="exact"/>
         <w:ind w:left="640" w:leftChars="305" w:firstLine="0" w:firstLineChars="0"/>
         <w:jc w:val="left"/>
+        <w:textAlignment w:val="auto"/>
         <w:outlineLvl w:val="1"/>
         <w:rPr>
           <w:rFonts w:hint="eastAsia" w:ascii="宋体" w:hAnsi="宋体"/>
@@ -5362,10 +5317,22 @@
     </w:p>
     <w:p>
       <w:pPr>
+        <w:keepNext/>
+        <w:keepLines w:val="0"/>
+        <w:pageBreakBefore w:val="0"/>
+        <w:widowControl w:val="0"/>
+        <w:kinsoku/>
+        <w:wordWrap/>
+        <w:overflowPunct/>
+        <w:topLinePunct w:val="0"/>
+        <w:autoSpaceDE/>
+        <w:autoSpaceDN/>
+        <w:bidi w:val="0"/>
         <w:adjustRightInd w:val="0"/>
         <w:snapToGrid w:val="0"/>
         <w:spacing w:line="600" w:lineRule="exact"/>
         <w:jc w:val="left"/>
+        <w:textAlignment w:val="auto"/>
         <w:rPr>
           <w:rFonts w:hint="eastAsia" w:ascii="仿宋_GB2312" w:eastAsia="仿宋_GB2312" w:cs="Times New Roman"/>
           <w:color w:val="auto"/>
@@ -5387,10 +5354,22 @@
     </w:p>
     <w:p>
       <w:pPr>
+        <w:keepNext/>
+        <w:keepLines w:val="0"/>
+        <w:pageBreakBefore w:val="0"/>
+        <w:widowControl w:val="0"/>
+        <w:kinsoku/>
+        <w:wordWrap/>
+        <w:overflowPunct/>
+        <w:topLinePunct w:val="0"/>
+        <w:autoSpaceDE/>
+        <w:autoSpaceDN/>
+        <w:bidi w:val="0"/>
         <w:adjustRightInd w:val="0"/>
         <w:snapToGrid w:val="0"/>
         <w:spacing w:line="600" w:lineRule="exact"/>
         <w:jc w:val="left"/>
+        <w:textAlignment w:val="auto"/>
         <w:rPr>
           <w:rFonts w:hint="default" w:ascii="仿宋_GB2312" w:eastAsia="仿宋_GB2312" w:cs="Times New Roman"/>
           <w:color w:val="auto"/>
@@ -5412,10 +5391,22 @@
     </w:p>
     <w:p>
       <w:pPr>
+        <w:keepNext/>
+        <w:keepLines w:val="0"/>
+        <w:pageBreakBefore w:val="0"/>
+        <w:widowControl w:val="0"/>
+        <w:kinsoku/>
+        <w:wordWrap/>
+        <w:overflowPunct/>
+        <w:topLinePunct w:val="0"/>
+        <w:autoSpaceDE/>
+        <w:autoSpaceDN/>
+        <w:bidi w:val="0"/>
         <w:adjustRightInd w:val="0"/>
         <w:snapToGrid w:val="0"/>
         <w:spacing w:line="600" w:lineRule="exact"/>
         <w:jc w:val="left"/>
+        <w:textAlignment w:val="auto"/>
         <w:rPr>
           <w:rFonts w:ascii="仿宋_GB2312" w:eastAsia="仿宋_GB2312"/>
           <w:sz w:val="28"/>
@@ -5487,6 +5478,7 @@
           </w:tblCellMar>
         </w:tblPrEx>
         <w:trPr>
+          <w:cantSplit/>
           <w:trHeight w:val="1036" w:hRule="atLeast"/>
         </w:trPr>
         <w:tc>
@@ -5648,6 +5640,7 @@
           </w:tblCellMar>
         </w:tblPrEx>
         <w:trPr>
+          <w:cantSplit/>
           <w:trHeight w:val="1494" w:hRule="atLeast"/>
         </w:trPr>
         <w:tc>
@@ -5884,6 +5877,7 @@
           </w:tblCellMar>
         </w:tblPrEx>
         <w:trPr>
+          <w:cantSplit/>
           <w:trHeight w:val="1061" w:hRule="atLeast"/>
         </w:trPr>
         <w:tc>
@@ -5927,6 +5921,7 @@
                 <w:sz w:val="24"/>
                 <w:szCs w:val="24"/>
                 <w:highlight w:val="none"/>
+                <w:lang w:eastAsia="zh-CN"/>
               </w:rPr>
             </w:pPr>
             <w:r>
@@ -5945,7 +5940,17 @@
                 <w:szCs w:val="24"/>
                 <w:highlight w:val="none"/>
               </w:rPr>
-              <w:t>.4</w:t>
+              <w:t>.</w:t>
+            </w:r>
+            <w:r>
+              <w:rPr>
+                <w:rFonts w:hint="eastAsia" w:ascii="仿宋_GB2312" w:eastAsia="仿宋_GB2312"/>
+                <w:sz w:val="24"/>
+                <w:szCs w:val="24"/>
+                <w:highlight w:val="none"/>
+                <w:lang w:val="en-US" w:eastAsia="zh-CN"/>
+              </w:rPr>
+              <w:t>3</w:t>
             </w:r>
           </w:p>
         </w:tc>
@@ -6119,6 +6124,7 @@
           </w:tblCellMar>
         </w:tblPrEx>
         <w:trPr>
+          <w:cantSplit/>
           <w:trHeight w:val="1545" w:hRule="atLeast"/>
         </w:trPr>
         <w:tc>
@@ -6158,10 +6164,11 @@
               <w:spacing w:line="600" w:lineRule="exact"/>
               <w:jc w:val="center"/>
               <w:rPr>
-                <w:rFonts w:ascii="仿宋_GB2312" w:eastAsia="仿宋_GB2312"/>
-                <w:sz w:val="24"/>
-                <w:szCs w:val="24"/>
-                <w:highlight w:val="none"/>
+                <w:rFonts w:hint="eastAsia" w:ascii="仿宋_GB2312" w:eastAsia="仿宋_GB2312"/>
+                <w:sz w:val="24"/>
+                <w:szCs w:val="24"/>
+                <w:highlight w:val="none"/>
+                <w:lang w:eastAsia="zh-CN"/>
               </w:rPr>
             </w:pPr>
             <w:r>
@@ -6175,12 +6182,13 @@
             </w:r>
             <w:r>
               <w:rPr>
-                <w:rFonts w:ascii="仿宋_GB2312" w:eastAsia="仿宋_GB2312"/>
-                <w:sz w:val="24"/>
-                <w:szCs w:val="24"/>
-                <w:highlight w:val="none"/>
-              </w:rPr>
-              <w:t>5</w:t>
+                <w:rFonts w:hint="eastAsia" w:ascii="仿宋_GB2312" w:eastAsia="仿宋_GB2312"/>
+                <w:sz w:val="24"/>
+                <w:szCs w:val="24"/>
+                <w:highlight w:val="none"/>
+                <w:lang w:val="en-US" w:eastAsia="zh-CN"/>
+              </w:rPr>
+              <w:t>4</w:t>
             </w:r>
           </w:p>
         </w:tc>
@@ -6373,6 +6381,7 @@
           </w:tblCellMar>
         </w:tblPrEx>
         <w:trPr>
+          <w:cantSplit/>
           <w:trHeight w:val="699" w:hRule="atLeast"/>
         </w:trPr>
         <w:tc>
@@ -6437,7 +6446,7 @@
                 <w:highlight w:val="none"/>
                 <w:lang w:val="en-US" w:eastAsia="zh-CN"/>
               </w:rPr>
-              <w:t>6</w:t>
+              <w:t>5</w:t>
             </w:r>
           </w:p>
         </w:tc>
@@ -6562,6 +6571,7 @@
           </w:tblCellMar>
         </w:tblPrEx>
         <w:trPr>
+          <w:cantSplit/>
           <w:trHeight w:val="695" w:hRule="atLeast"/>
         </w:trPr>
         <w:tc>
@@ -6626,7 +6636,7 @@
                 <w:highlight w:val="none"/>
                 <w:lang w:val="en-US" w:eastAsia="zh-CN"/>
               </w:rPr>
-              <w:t>7</w:t>
+              <w:t>6</w:t>
             </w:r>
           </w:p>
         </w:tc>
@@ -6703,10 +6713,22 @@
     </w:tbl>
     <w:p>
       <w:pPr>
+        <w:keepNext w:val="0"/>
+        <w:keepLines w:val="0"/>
+        <w:pageBreakBefore/>
+        <w:widowControl w:val="0"/>
+        <w:kinsoku/>
+        <w:wordWrap/>
+        <w:overflowPunct/>
+        <w:topLinePunct w:val="0"/>
+        <w:autoSpaceDE/>
+        <w:autoSpaceDN/>
+        <w:bidi w:val="0"/>
         <w:adjustRightInd w:val="0"/>
         <w:snapToGrid w:val="0"/>
         <w:spacing w:before="120" w:beforeLines="50" w:after="120" w:afterLines="50" w:line="560" w:lineRule="exact"/>
         <w:jc w:val="left"/>
+        <w:textAlignment w:val="auto"/>
         <w:outlineLvl w:val="1"/>
         <w:rPr>
           <w:rFonts w:ascii="宋体" w:hAnsi="宋体"/>
@@ -6716,16 +6738,6 @@
           <w:highlight w:val="none"/>
         </w:rPr>
       </w:pPr>
-      <w:r>
-        <w:rPr>
-          <w:rFonts w:hint="eastAsia" w:ascii="宋体" w:hAnsi="宋体"/>
-          <w:b/>
-          <w:sz w:val="32"/>
-          <w:szCs w:val="32"/>
-          <w:highlight w:val="none"/>
-        </w:rPr>
-        <w:br w:type="page"/>
-      </w:r>
       <w:r>
         <w:rPr>
           <w:rFonts w:hint="eastAsia" w:ascii="宋体" w:hAnsi="宋体"/>
@@ -9325,7 +9337,43 @@
                 <w:sz w:val="24"/>
                 <w:lang w:val="en-US" w:eastAsia="zh-CN"/>
               </w:rPr>
-              <w:t>项目报价，由最低采购价格的前两家供应商中选，并按照最低中选价（第一名供应商报价）与两家供应商分别签订{{biaoduanming1}}（第一名）和{{biaoduanming2}}（第二名</w:t>
+              <w:t>项目报价，由最低采购价格的前两家供应商中选，并按照最低中选价（第一名供应商报价）与两家供应商分别签订</w:t>
+            </w:r>
+            <w:r>
+              <w:rPr>
+                <w:rFonts w:hint="eastAsia" w:ascii="仿宋_GB2312" w:hAnsi="仿宋_GB2312" w:eastAsia="仿宋_GB2312" w:cs="仿宋_GB2312"/>
+                <w:color w:val="0000FF"/>
+                <w:sz w:val="24"/>
+                <w:lang w:val="en-US" w:eastAsia="zh-CN"/>
+              </w:rPr>
+              <w:t>{{biaoduanming1}}</w:t>
+            </w:r>
+            <w:r>
+              <w:rPr>
+                <w:rFonts w:hint="eastAsia" w:ascii="仿宋_GB2312" w:hAnsi="仿宋_GB2312" w:eastAsia="仿宋_GB2312" w:cs="仿宋_GB2312"/>
+                <w:color w:val="auto"/>
+                <w:sz w:val="24"/>
+                <w:lang w:val="en-US" w:eastAsia="zh-CN"/>
+              </w:rPr>
+              <w:t>（第一名）和</w:t>
+            </w:r>
+            <w:r>
+              <w:rPr>
+                <w:rFonts w:hint="eastAsia" w:ascii="仿宋_GB2312" w:hAnsi="仿宋_GB2312" w:eastAsia="仿宋_GB2312" w:cs="仿宋_GB2312"/>
+                <w:color w:val="0000FF"/>
+                <w:sz w:val="24"/>
+                <w:lang w:val="en-US" w:eastAsia="zh-CN"/>
+              </w:rPr>
+              <w:t>{{biaoduanming2}}</w:t>
+            </w:r>
+            <w:r>
+              <w:rPr>
+                <w:rFonts w:hint="eastAsia" w:ascii="仿宋_GB2312" w:hAnsi="仿宋_GB2312" w:eastAsia="仿宋_GB2312" w:cs="仿宋_GB2312"/>
+                <w:color w:val="auto"/>
+                <w:sz w:val="24"/>
+                <w:lang w:val="en-US" w:eastAsia="zh-CN"/>
+              </w:rPr>
+              <w:t>（第二名</w:t>
             </w:r>
             <w:r>
               <w:rPr>
@@ -11149,11 +11197,12 @@
         <w:t>：中选通知书</w:t>
       </w:r>
     </w:p>
+    <w:bookmarkEnd w:id="24"/>
     <w:p>
       <w:pPr>
         <w:keepNext w:val="0"/>
         <w:keepLines w:val="0"/>
-        <w:pageBreakBefore w:val="0"/>
+        <w:pageBreakBefore/>
         <w:widowControl w:val="0"/>
         <w:kinsoku/>
         <w:wordWrap/>
@@ -11164,565 +11213,9 @@
         <w:bidi w:val="0"/>
         <w:adjustRightInd w:val="0"/>
         <w:snapToGrid w:val="0"/>
-        <w:spacing w:line="540" w:lineRule="exact"/>
-        <w:ind w:firstLine="694" w:firstLineChars="248"/>
+        <w:spacing w:line="600" w:lineRule="exact"/>
         <w:jc w:val="left"/>
         <w:textAlignment w:val="auto"/>
-        <w:rPr>
-          <w:rFonts w:hint="eastAsia" w:ascii="仿宋_GB2312" w:eastAsia="仿宋_GB2312"/>
-          <w:sz w:val="28"/>
-          <w:szCs w:val="28"/>
-          <w:highlight w:val="none"/>
-        </w:rPr>
-      </w:pPr>
-    </w:p>
-    <w:p>
-      <w:pPr>
-        <w:keepNext w:val="0"/>
-        <w:keepLines w:val="0"/>
-        <w:pageBreakBefore w:val="0"/>
-        <w:widowControl w:val="0"/>
-        <w:kinsoku/>
-        <w:wordWrap/>
-        <w:overflowPunct/>
-        <w:topLinePunct w:val="0"/>
-        <w:autoSpaceDE/>
-        <w:autoSpaceDN/>
-        <w:bidi w:val="0"/>
-        <w:adjustRightInd w:val="0"/>
-        <w:snapToGrid w:val="0"/>
-        <w:spacing w:line="540" w:lineRule="exact"/>
-        <w:ind w:firstLine="694" w:firstLineChars="248"/>
-        <w:jc w:val="left"/>
-        <w:textAlignment w:val="auto"/>
-        <w:rPr>
-          <w:rFonts w:hint="eastAsia" w:ascii="仿宋_GB2312" w:eastAsia="仿宋_GB2312"/>
-          <w:sz w:val="28"/>
-          <w:szCs w:val="28"/>
-          <w:highlight w:val="none"/>
-        </w:rPr>
-      </w:pPr>
-    </w:p>
-    <w:p>
-      <w:pPr>
-        <w:keepNext w:val="0"/>
-        <w:keepLines w:val="0"/>
-        <w:pageBreakBefore w:val="0"/>
-        <w:widowControl w:val="0"/>
-        <w:kinsoku/>
-        <w:wordWrap/>
-        <w:overflowPunct/>
-        <w:topLinePunct w:val="0"/>
-        <w:autoSpaceDE/>
-        <w:autoSpaceDN/>
-        <w:bidi w:val="0"/>
-        <w:adjustRightInd w:val="0"/>
-        <w:snapToGrid w:val="0"/>
-        <w:spacing w:line="540" w:lineRule="exact"/>
-        <w:ind w:firstLine="694" w:firstLineChars="248"/>
-        <w:jc w:val="left"/>
-        <w:textAlignment w:val="auto"/>
-        <w:rPr>
-          <w:rFonts w:hint="eastAsia" w:ascii="仿宋_GB2312" w:eastAsia="仿宋_GB2312"/>
-          <w:sz w:val="28"/>
-          <w:szCs w:val="28"/>
-          <w:highlight w:val="none"/>
-        </w:rPr>
-      </w:pPr>
-    </w:p>
-    <w:p>
-      <w:pPr>
-        <w:keepNext w:val="0"/>
-        <w:keepLines w:val="0"/>
-        <w:pageBreakBefore w:val="0"/>
-        <w:widowControl w:val="0"/>
-        <w:kinsoku/>
-        <w:wordWrap/>
-        <w:overflowPunct/>
-        <w:topLinePunct w:val="0"/>
-        <w:autoSpaceDE/>
-        <w:autoSpaceDN/>
-        <w:bidi w:val="0"/>
-        <w:adjustRightInd w:val="0"/>
-        <w:snapToGrid w:val="0"/>
-        <w:spacing w:line="540" w:lineRule="exact"/>
-        <w:ind w:firstLine="694" w:firstLineChars="248"/>
-        <w:jc w:val="left"/>
-        <w:textAlignment w:val="auto"/>
-        <w:rPr>
-          <w:rFonts w:hint="eastAsia" w:ascii="仿宋_GB2312" w:eastAsia="仿宋_GB2312"/>
-          <w:sz w:val="28"/>
-          <w:szCs w:val="28"/>
-          <w:highlight w:val="none"/>
-        </w:rPr>
-      </w:pPr>
-    </w:p>
-    <w:p>
-      <w:pPr>
-        <w:keepNext w:val="0"/>
-        <w:keepLines w:val="0"/>
-        <w:pageBreakBefore w:val="0"/>
-        <w:widowControl w:val="0"/>
-        <w:kinsoku/>
-        <w:wordWrap/>
-        <w:overflowPunct/>
-        <w:topLinePunct w:val="0"/>
-        <w:autoSpaceDE/>
-        <w:autoSpaceDN/>
-        <w:bidi w:val="0"/>
-        <w:adjustRightInd w:val="0"/>
-        <w:snapToGrid w:val="0"/>
-        <w:spacing w:line="540" w:lineRule="exact"/>
-        <w:ind w:firstLine="694" w:firstLineChars="248"/>
-        <w:jc w:val="left"/>
-        <w:textAlignment w:val="auto"/>
-        <w:rPr>
-          <w:rFonts w:hint="eastAsia" w:ascii="仿宋_GB2312" w:eastAsia="仿宋_GB2312"/>
-          <w:sz w:val="28"/>
-          <w:szCs w:val="28"/>
-          <w:highlight w:val="none"/>
-        </w:rPr>
-      </w:pPr>
-    </w:p>
-    <w:p>
-      <w:pPr>
-        <w:keepNext w:val="0"/>
-        <w:keepLines w:val="0"/>
-        <w:pageBreakBefore w:val="0"/>
-        <w:widowControl w:val="0"/>
-        <w:kinsoku/>
-        <w:wordWrap/>
-        <w:overflowPunct/>
-        <w:topLinePunct w:val="0"/>
-        <w:autoSpaceDE/>
-        <w:autoSpaceDN/>
-        <w:bidi w:val="0"/>
-        <w:adjustRightInd w:val="0"/>
-        <w:snapToGrid w:val="0"/>
-        <w:spacing w:line="540" w:lineRule="exact"/>
-        <w:ind w:firstLine="694" w:firstLineChars="248"/>
-        <w:jc w:val="left"/>
-        <w:textAlignment w:val="auto"/>
-        <w:rPr>
-          <w:rFonts w:hint="eastAsia" w:ascii="仿宋_GB2312" w:eastAsia="仿宋_GB2312"/>
-          <w:sz w:val="28"/>
-          <w:szCs w:val="28"/>
-          <w:highlight w:val="none"/>
-        </w:rPr>
-      </w:pPr>
-    </w:p>
-    <w:p>
-      <w:pPr>
-        <w:keepNext w:val="0"/>
-        <w:keepLines w:val="0"/>
-        <w:pageBreakBefore w:val="0"/>
-        <w:widowControl w:val="0"/>
-        <w:kinsoku/>
-        <w:wordWrap/>
-        <w:overflowPunct/>
-        <w:topLinePunct w:val="0"/>
-        <w:autoSpaceDE/>
-        <w:autoSpaceDN/>
-        <w:bidi w:val="0"/>
-        <w:adjustRightInd w:val="0"/>
-        <w:snapToGrid w:val="0"/>
-        <w:spacing w:line="540" w:lineRule="exact"/>
-        <w:ind w:firstLine="694" w:firstLineChars="248"/>
-        <w:jc w:val="left"/>
-        <w:textAlignment w:val="auto"/>
-        <w:rPr>
-          <w:rFonts w:hint="eastAsia" w:ascii="仿宋_GB2312" w:eastAsia="仿宋_GB2312"/>
-          <w:sz w:val="28"/>
-          <w:szCs w:val="28"/>
-          <w:highlight w:val="none"/>
-        </w:rPr>
-      </w:pPr>
-    </w:p>
-    <w:p>
-      <w:pPr>
-        <w:keepNext w:val="0"/>
-        <w:keepLines w:val="0"/>
-        <w:pageBreakBefore w:val="0"/>
-        <w:widowControl w:val="0"/>
-        <w:kinsoku/>
-        <w:wordWrap/>
-        <w:overflowPunct/>
-        <w:topLinePunct w:val="0"/>
-        <w:autoSpaceDE/>
-        <w:autoSpaceDN/>
-        <w:bidi w:val="0"/>
-        <w:adjustRightInd w:val="0"/>
-        <w:snapToGrid w:val="0"/>
-        <w:spacing w:line="540" w:lineRule="exact"/>
-        <w:ind w:firstLine="694" w:firstLineChars="248"/>
-        <w:jc w:val="left"/>
-        <w:textAlignment w:val="auto"/>
-        <w:rPr>
-          <w:rFonts w:hint="eastAsia" w:ascii="仿宋_GB2312" w:eastAsia="仿宋_GB2312"/>
-          <w:sz w:val="28"/>
-          <w:szCs w:val="28"/>
-          <w:highlight w:val="none"/>
-        </w:rPr>
-      </w:pPr>
-    </w:p>
-    <w:p>
-      <w:pPr>
-        <w:keepNext w:val="0"/>
-        <w:keepLines w:val="0"/>
-        <w:pageBreakBefore w:val="0"/>
-        <w:widowControl w:val="0"/>
-        <w:kinsoku/>
-        <w:wordWrap/>
-        <w:overflowPunct/>
-        <w:topLinePunct w:val="0"/>
-        <w:autoSpaceDE/>
-        <w:autoSpaceDN/>
-        <w:bidi w:val="0"/>
-        <w:adjustRightInd w:val="0"/>
-        <w:snapToGrid w:val="0"/>
-        <w:spacing w:line="540" w:lineRule="exact"/>
-        <w:ind w:firstLine="694" w:firstLineChars="248"/>
-        <w:jc w:val="left"/>
-        <w:textAlignment w:val="auto"/>
-        <w:rPr>
-          <w:rFonts w:hint="eastAsia" w:ascii="仿宋_GB2312" w:eastAsia="仿宋_GB2312"/>
-          <w:sz w:val="28"/>
-          <w:szCs w:val="28"/>
-          <w:highlight w:val="none"/>
-        </w:rPr>
-      </w:pPr>
-    </w:p>
-    <w:p>
-      <w:pPr>
-        <w:keepNext w:val="0"/>
-        <w:keepLines w:val="0"/>
-        <w:pageBreakBefore w:val="0"/>
-        <w:widowControl w:val="0"/>
-        <w:kinsoku/>
-        <w:wordWrap/>
-        <w:overflowPunct/>
-        <w:topLinePunct w:val="0"/>
-        <w:autoSpaceDE/>
-        <w:autoSpaceDN/>
-        <w:bidi w:val="0"/>
-        <w:adjustRightInd w:val="0"/>
-        <w:snapToGrid w:val="0"/>
-        <w:spacing w:line="540" w:lineRule="exact"/>
-        <w:ind w:firstLine="694" w:firstLineChars="248"/>
-        <w:jc w:val="left"/>
-        <w:textAlignment w:val="auto"/>
-        <w:rPr>
-          <w:rFonts w:hint="eastAsia" w:ascii="仿宋_GB2312" w:eastAsia="仿宋_GB2312"/>
-          <w:sz w:val="28"/>
-          <w:szCs w:val="28"/>
-          <w:highlight w:val="none"/>
-        </w:rPr>
-      </w:pPr>
-    </w:p>
-    <w:p>
-      <w:pPr>
-        <w:keepNext w:val="0"/>
-        <w:keepLines w:val="0"/>
-        <w:pageBreakBefore w:val="0"/>
-        <w:widowControl w:val="0"/>
-        <w:kinsoku/>
-        <w:wordWrap/>
-        <w:overflowPunct/>
-        <w:topLinePunct w:val="0"/>
-        <w:autoSpaceDE/>
-        <w:autoSpaceDN/>
-        <w:bidi w:val="0"/>
-        <w:adjustRightInd w:val="0"/>
-        <w:snapToGrid w:val="0"/>
-        <w:spacing w:line="540" w:lineRule="exact"/>
-        <w:ind w:firstLine="694" w:firstLineChars="248"/>
-        <w:jc w:val="left"/>
-        <w:textAlignment w:val="auto"/>
-        <w:rPr>
-          <w:rFonts w:hint="eastAsia" w:ascii="仿宋_GB2312" w:eastAsia="仿宋_GB2312"/>
-          <w:sz w:val="28"/>
-          <w:szCs w:val="28"/>
-          <w:highlight w:val="none"/>
-        </w:rPr>
-      </w:pPr>
-    </w:p>
-    <w:p>
-      <w:pPr>
-        <w:keepNext w:val="0"/>
-        <w:keepLines w:val="0"/>
-        <w:pageBreakBefore w:val="0"/>
-        <w:widowControl w:val="0"/>
-        <w:kinsoku/>
-        <w:wordWrap/>
-        <w:overflowPunct/>
-        <w:topLinePunct w:val="0"/>
-        <w:autoSpaceDE/>
-        <w:autoSpaceDN/>
-        <w:bidi w:val="0"/>
-        <w:adjustRightInd w:val="0"/>
-        <w:snapToGrid w:val="0"/>
-        <w:spacing w:line="540" w:lineRule="exact"/>
-        <w:ind w:firstLine="694" w:firstLineChars="248"/>
-        <w:jc w:val="left"/>
-        <w:textAlignment w:val="auto"/>
-        <w:rPr>
-          <w:rFonts w:hint="eastAsia" w:ascii="仿宋_GB2312" w:eastAsia="仿宋_GB2312"/>
-          <w:sz w:val="28"/>
-          <w:szCs w:val="28"/>
-          <w:highlight w:val="none"/>
-        </w:rPr>
-      </w:pPr>
-    </w:p>
-    <w:p>
-      <w:pPr>
-        <w:keepNext w:val="0"/>
-        <w:keepLines w:val="0"/>
-        <w:pageBreakBefore w:val="0"/>
-        <w:widowControl w:val="0"/>
-        <w:kinsoku/>
-        <w:wordWrap/>
-        <w:overflowPunct/>
-        <w:topLinePunct w:val="0"/>
-        <w:autoSpaceDE/>
-        <w:autoSpaceDN/>
-        <w:bidi w:val="0"/>
-        <w:adjustRightInd w:val="0"/>
-        <w:snapToGrid w:val="0"/>
-        <w:spacing w:line="540" w:lineRule="exact"/>
-        <w:ind w:firstLine="694" w:firstLineChars="248"/>
-        <w:jc w:val="left"/>
-        <w:textAlignment w:val="auto"/>
-        <w:rPr>
-          <w:rFonts w:hint="eastAsia" w:ascii="仿宋_GB2312" w:eastAsia="仿宋_GB2312"/>
-          <w:sz w:val="28"/>
-          <w:szCs w:val="28"/>
-          <w:highlight w:val="none"/>
-        </w:rPr>
-      </w:pPr>
-    </w:p>
-    <w:p>
-      <w:pPr>
-        <w:keepNext w:val="0"/>
-        <w:keepLines w:val="0"/>
-        <w:pageBreakBefore w:val="0"/>
-        <w:widowControl w:val="0"/>
-        <w:kinsoku/>
-        <w:wordWrap/>
-        <w:overflowPunct/>
-        <w:topLinePunct w:val="0"/>
-        <w:autoSpaceDE/>
-        <w:autoSpaceDN/>
-        <w:bidi w:val="0"/>
-        <w:adjustRightInd w:val="0"/>
-        <w:snapToGrid w:val="0"/>
-        <w:spacing w:line="540" w:lineRule="exact"/>
-        <w:ind w:firstLine="694" w:firstLineChars="248"/>
-        <w:jc w:val="left"/>
-        <w:textAlignment w:val="auto"/>
-        <w:rPr>
-          <w:rFonts w:hint="eastAsia" w:ascii="仿宋_GB2312" w:eastAsia="仿宋_GB2312"/>
-          <w:sz w:val="28"/>
-          <w:szCs w:val="28"/>
-          <w:highlight w:val="none"/>
-        </w:rPr>
-      </w:pPr>
-    </w:p>
-    <w:p>
-      <w:pPr>
-        <w:keepNext w:val="0"/>
-        <w:keepLines w:val="0"/>
-        <w:pageBreakBefore w:val="0"/>
-        <w:widowControl w:val="0"/>
-        <w:kinsoku/>
-        <w:wordWrap/>
-        <w:overflowPunct/>
-        <w:topLinePunct w:val="0"/>
-        <w:autoSpaceDE/>
-        <w:autoSpaceDN/>
-        <w:bidi w:val="0"/>
-        <w:adjustRightInd w:val="0"/>
-        <w:snapToGrid w:val="0"/>
-        <w:spacing w:line="540" w:lineRule="exact"/>
-        <w:ind w:firstLine="694" w:firstLineChars="248"/>
-        <w:jc w:val="left"/>
-        <w:textAlignment w:val="auto"/>
-        <w:rPr>
-          <w:rFonts w:hint="eastAsia" w:ascii="仿宋_GB2312" w:eastAsia="仿宋_GB2312"/>
-          <w:sz w:val="28"/>
-          <w:szCs w:val="28"/>
-          <w:highlight w:val="none"/>
-        </w:rPr>
-      </w:pPr>
-    </w:p>
-    <w:p>
-      <w:pPr>
-        <w:keepNext w:val="0"/>
-        <w:keepLines w:val="0"/>
-        <w:pageBreakBefore w:val="0"/>
-        <w:widowControl w:val="0"/>
-        <w:kinsoku/>
-        <w:wordWrap/>
-        <w:overflowPunct/>
-        <w:topLinePunct w:val="0"/>
-        <w:autoSpaceDE/>
-        <w:autoSpaceDN/>
-        <w:bidi w:val="0"/>
-        <w:adjustRightInd w:val="0"/>
-        <w:snapToGrid w:val="0"/>
-        <w:spacing w:line="540" w:lineRule="exact"/>
-        <w:ind w:firstLine="694" w:firstLineChars="248"/>
-        <w:jc w:val="left"/>
-        <w:textAlignment w:val="auto"/>
-        <w:rPr>
-          <w:rFonts w:hint="eastAsia" w:ascii="仿宋_GB2312" w:eastAsia="仿宋_GB2312"/>
-          <w:sz w:val="28"/>
-          <w:szCs w:val="28"/>
-          <w:highlight w:val="none"/>
-        </w:rPr>
-      </w:pPr>
-    </w:p>
-    <w:p>
-      <w:pPr>
-        <w:keepNext w:val="0"/>
-        <w:keepLines w:val="0"/>
-        <w:pageBreakBefore w:val="0"/>
-        <w:widowControl w:val="0"/>
-        <w:kinsoku/>
-        <w:wordWrap/>
-        <w:overflowPunct/>
-        <w:topLinePunct w:val="0"/>
-        <w:autoSpaceDE/>
-        <w:autoSpaceDN/>
-        <w:bidi w:val="0"/>
-        <w:adjustRightInd w:val="0"/>
-        <w:snapToGrid w:val="0"/>
-        <w:spacing w:line="540" w:lineRule="exact"/>
-        <w:ind w:firstLine="694" w:firstLineChars="248"/>
-        <w:jc w:val="left"/>
-        <w:textAlignment w:val="auto"/>
-        <w:rPr>
-          <w:rFonts w:hint="eastAsia" w:ascii="仿宋_GB2312" w:eastAsia="仿宋_GB2312"/>
-          <w:sz w:val="28"/>
-          <w:szCs w:val="28"/>
-          <w:highlight w:val="none"/>
-        </w:rPr>
-      </w:pPr>
-    </w:p>
-    <w:p>
-      <w:pPr>
-        <w:keepNext w:val="0"/>
-        <w:keepLines w:val="0"/>
-        <w:pageBreakBefore w:val="0"/>
-        <w:widowControl w:val="0"/>
-        <w:kinsoku/>
-        <w:wordWrap/>
-        <w:overflowPunct/>
-        <w:topLinePunct w:val="0"/>
-        <w:autoSpaceDE/>
-        <w:autoSpaceDN/>
-        <w:bidi w:val="0"/>
-        <w:adjustRightInd w:val="0"/>
-        <w:snapToGrid w:val="0"/>
-        <w:spacing w:line="540" w:lineRule="exact"/>
-        <w:ind w:firstLine="694" w:firstLineChars="248"/>
-        <w:jc w:val="left"/>
-        <w:textAlignment w:val="auto"/>
-        <w:rPr>
-          <w:rFonts w:hint="eastAsia" w:ascii="仿宋_GB2312" w:eastAsia="仿宋_GB2312"/>
-          <w:sz w:val="28"/>
-          <w:szCs w:val="28"/>
-          <w:highlight w:val="none"/>
-        </w:rPr>
-      </w:pPr>
-    </w:p>
-    <w:p>
-      <w:pPr>
-        <w:keepNext w:val="0"/>
-        <w:keepLines w:val="0"/>
-        <w:pageBreakBefore w:val="0"/>
-        <w:widowControl w:val="0"/>
-        <w:kinsoku/>
-        <w:wordWrap/>
-        <w:overflowPunct/>
-        <w:topLinePunct w:val="0"/>
-        <w:autoSpaceDE/>
-        <w:autoSpaceDN/>
-        <w:bidi w:val="0"/>
-        <w:adjustRightInd w:val="0"/>
-        <w:snapToGrid w:val="0"/>
-        <w:spacing w:line="540" w:lineRule="exact"/>
-        <w:ind w:firstLine="694" w:firstLineChars="248"/>
-        <w:jc w:val="left"/>
-        <w:textAlignment w:val="auto"/>
-        <w:rPr>
-          <w:rFonts w:hint="eastAsia" w:ascii="仿宋_GB2312" w:eastAsia="仿宋_GB2312"/>
-          <w:sz w:val="28"/>
-          <w:szCs w:val="28"/>
-          <w:highlight w:val="none"/>
-        </w:rPr>
-      </w:pPr>
-    </w:p>
-    <w:p>
-      <w:pPr>
-        <w:keepNext w:val="0"/>
-        <w:keepLines w:val="0"/>
-        <w:pageBreakBefore w:val="0"/>
-        <w:widowControl w:val="0"/>
-        <w:kinsoku/>
-        <w:wordWrap/>
-        <w:overflowPunct/>
-        <w:topLinePunct w:val="0"/>
-        <w:autoSpaceDE/>
-        <w:autoSpaceDN/>
-        <w:bidi w:val="0"/>
-        <w:adjustRightInd w:val="0"/>
-        <w:snapToGrid w:val="0"/>
-        <w:spacing w:line="540" w:lineRule="exact"/>
-        <w:ind w:firstLine="694" w:firstLineChars="248"/>
-        <w:jc w:val="left"/>
-        <w:textAlignment w:val="auto"/>
-        <w:rPr>
-          <w:rFonts w:hint="eastAsia" w:ascii="仿宋_GB2312" w:eastAsia="仿宋_GB2312"/>
-          <w:sz w:val="28"/>
-          <w:szCs w:val="28"/>
-          <w:highlight w:val="none"/>
-        </w:rPr>
-      </w:pPr>
-    </w:p>
-    <w:p>
-      <w:pPr>
-        <w:keepNext w:val="0"/>
-        <w:keepLines w:val="0"/>
-        <w:pageBreakBefore w:val="0"/>
-        <w:widowControl w:val="0"/>
-        <w:kinsoku/>
-        <w:wordWrap/>
-        <w:overflowPunct/>
-        <w:topLinePunct w:val="0"/>
-        <w:autoSpaceDE/>
-        <w:autoSpaceDN/>
-        <w:bidi w:val="0"/>
-        <w:adjustRightInd w:val="0"/>
-        <w:snapToGrid w:val="0"/>
-        <w:spacing w:line="540" w:lineRule="exact"/>
-        <w:ind w:firstLine="694" w:firstLineChars="248"/>
-        <w:jc w:val="left"/>
-        <w:textAlignment w:val="auto"/>
-        <w:rPr>
-          <w:rFonts w:hint="eastAsia" w:ascii="仿宋_GB2312" w:eastAsia="仿宋_GB2312"/>
-          <w:sz w:val="28"/>
-          <w:szCs w:val="28"/>
-          <w:highlight w:val="none"/>
-        </w:rPr>
-      </w:pPr>
-    </w:p>
-    <w:bookmarkEnd w:id="24"/>
-    <w:p>
-      <w:pPr>
-        <w:adjustRightInd w:val="0"/>
-        <w:snapToGrid w:val="0"/>
-        <w:spacing w:line="600" w:lineRule="exact"/>
-        <w:jc w:val="left"/>
         <w:rPr>
           <w:rFonts w:ascii="宋体" w:hAnsi="宋体"/>
           <w:b/>
@@ -11792,10 +11285,22 @@
     </w:p>
     <w:p>
       <w:pPr>
+        <w:keepNext w:val="0"/>
+        <w:keepLines w:val="0"/>
+        <w:pageBreakBefore w:val="0"/>
+        <w:widowControl w:val="0"/>
+        <w:kinsoku/>
+        <w:wordWrap/>
+        <w:overflowPunct/>
+        <w:topLinePunct w:val="0"/>
+        <w:autoSpaceDE/>
+        <w:autoSpaceDN/>
+        <w:bidi w:val="0"/>
         <w:adjustRightInd w:val="0"/>
         <w:snapToGrid w:val="0"/>
         <w:spacing w:line="600" w:lineRule="exact"/>
         <w:jc w:val="center"/>
+        <w:textAlignment w:val="auto"/>
         <w:rPr>
           <w:rFonts w:ascii="方正小标宋简体" w:hAnsi="宋体" w:eastAsia="方正小标宋简体"/>
           <w:sz w:val="32"/>
@@ -11904,6 +11409,7 @@
       <w:r>
         <w:rPr>
           <w:rFonts w:hint="eastAsia" w:ascii="仿宋_GB2312" w:hAnsi="宋体" w:eastAsia="仿宋_GB2312"/>
+          <w:color w:val="0000FF"/>
           <w:sz w:val="28"/>
           <w:szCs w:val="28"/>
           <w:highlight w:val="none"/>
@@ -12120,26 +11626,22 @@
     </w:p>
     <w:p>
       <w:pPr>
-        <w:pStyle w:val="30"/>
-        <w:rPr>
-          <w:highlight w:val="none"/>
-        </w:rPr>
-      </w:pPr>
-    </w:p>
-    <w:p>
-      <w:pPr>
-        <w:pStyle w:val="30"/>
-        <w:rPr>
-          <w:highlight w:val="none"/>
-        </w:rPr>
-      </w:pPr>
-    </w:p>
-    <w:p>
-      <w:pPr>
+        <w:keepNext w:val="0"/>
+        <w:keepLines w:val="0"/>
+        <w:pageBreakBefore/>
+        <w:widowControl w:val="0"/>
+        <w:kinsoku/>
+        <w:wordWrap/>
+        <w:overflowPunct/>
+        <w:topLinePunct w:val="0"/>
+        <w:autoSpaceDE/>
+        <w:autoSpaceDN/>
+        <w:bidi w:val="0"/>
         <w:adjustRightInd w:val="0"/>
         <w:snapToGrid w:val="0"/>
         <w:spacing w:line="600" w:lineRule="exact"/>
         <w:jc w:val="left"/>
+        <w:textAlignment w:val="auto"/>
         <w:rPr>
           <w:rFonts w:hint="eastAsia" w:ascii="宋体" w:hAnsi="宋体" w:eastAsia="宋体"/>
           <w:b/>
@@ -12683,6 +12185,21 @@
     <w:p>
       <w:pPr>
         <w:pStyle w:val="3"/>
+        <w:keepNext w:val="0"/>
+        <w:keepLines w:val="0"/>
+        <w:pageBreakBefore/>
+        <w:widowControl w:val="0"/>
+        <w:kinsoku/>
+        <w:wordWrap/>
+        <w:overflowPunct/>
+        <w:topLinePunct w:val="0"/>
+        <w:autoSpaceDE/>
+        <w:autoSpaceDN/>
+        <w:bidi w:val="0"/>
+        <w:adjustRightInd/>
+        <w:snapToGrid/>
+        <w:spacing w:line="416" w:lineRule="auto"/>
+        <w:textAlignment w:val="auto"/>
         <w:outlineLvl w:val="0"/>
         <w:rPr>
           <w:highlight w:val="none"/>
@@ -12696,8 +12213,8 @@
         </w:rPr>
         <w:t>第三章</w:t>
       </w:r>
-      <w:bookmarkStart w:id="26" w:name="_Toc87616371"/>
-      <w:bookmarkStart w:id="27" w:name="_Toc88209934"/>
+      <w:bookmarkStart w:id="26" w:name="_Toc88209934"/>
+      <w:bookmarkStart w:id="27" w:name="_Toc87616371"/>
       <w:r>
         <w:rPr>
           <w:rFonts w:hint="eastAsia"/>
@@ -12757,12 +12274,6 @@
             <w:insideH w:val="single" w:color="auto" w:sz="4" w:space="0"/>
             <w:insideV w:val="single" w:color="auto" w:sz="4" w:space="0"/>
           </w:tblBorders>
-          <w:tblCellMar>
-            <w:top w:w="0" w:type="dxa"/>
-            <w:left w:w="108" w:type="dxa"/>
-            <w:bottom w:w="0" w:type="dxa"/>
-            <w:right w:w="108" w:type="dxa"/>
-          </w:tblCellMar>
         </w:tblPrEx>
         <w:trPr>
           <w:trHeight w:val="1708" w:hRule="atLeast"/>
@@ -13065,6 +12576,7 @@
             <w:r>
               <w:rPr>
                 <w:rFonts w:hint="eastAsia" w:ascii="仿宋_GB2312" w:hAnsi="宋体" w:eastAsia="仿宋_GB2312"/>
+                <w:color w:val="0000FF"/>
                 <w:sz w:val="24"/>
                 <w:szCs w:val="24"/>
                 <w:highlight w:val="none"/>
@@ -13752,9 +13264,9 @@
     <w:p>
       <w:pPr>
         <w:pStyle w:val="2"/>
-        <w:keepNext/>
-        <w:keepLines/>
-        <w:pageBreakBefore w:val="0"/>
+        <w:keepNext w:val="0"/>
+        <w:keepLines w:val="0"/>
+        <w:pageBreakBefore/>
         <w:widowControl w:val="0"/>
         <w:kinsoku/>
         <w:wordWrap/>
@@ -13771,13 +13283,6 @@
           <w:highlight w:val="none"/>
         </w:rPr>
       </w:pPr>
-      <w:r>
-        <w:rPr>
-          <w:rFonts w:hint="eastAsia"/>
-          <w:highlight w:val="none"/>
-        </w:rPr>
-        <w:br w:type="page"/>
-      </w:r>
       <w:bookmarkStart w:id="28" w:name="_Toc6982"/>
       <w:r>
         <w:rPr>
@@ -16635,20 +16140,27 @@
     <w:p>
       <w:pPr>
         <w:pStyle w:val="2"/>
+        <w:keepNext w:val="0"/>
+        <w:keepLines w:val="0"/>
+        <w:pageBreakBefore/>
+        <w:widowControl w:val="0"/>
+        <w:kinsoku/>
+        <w:wordWrap/>
+        <w:overflowPunct/>
+        <w:topLinePunct w:val="0"/>
+        <w:autoSpaceDE/>
+        <w:autoSpaceDN/>
+        <w:bidi w:val="0"/>
+        <w:adjustRightInd/>
+        <w:snapToGrid/>
         <w:spacing w:line="360" w:lineRule="auto"/>
+        <w:textAlignment w:val="auto"/>
         <w:rPr>
           <w:rFonts w:hint="eastAsia" w:eastAsia="方正小标宋简体"/>
           <w:highlight w:val="none"/>
           <w:lang w:val="en-US" w:eastAsia="zh-CN"/>
         </w:rPr>
       </w:pPr>
-      <w:r>
-        <w:rPr>
-          <w:rFonts w:hint="eastAsia"/>
-          <w:highlight w:val="none"/>
-        </w:rPr>
-        <w:br w:type="page"/>
-      </w:r>
       <w:bookmarkStart w:id="36" w:name="_Toc20383"/>
       <w:r>
         <w:rPr>
@@ -20861,82 +20373,24 @@
     </w:p>
     <w:p>
       <w:pPr>
+        <w:pStyle w:val="2"/>
+        <w:keepNext w:val="0"/>
+        <w:keepLines w:val="0"/>
+        <w:pageBreakBefore/>
         <w:widowControl w:val="0"/>
-        <w:numPr>
-          <w:ilvl w:val="0"/>
-          <w:numId w:val="0"/>
-        </w:numPr>
-        <w:spacing w:before="42" w:line="352" w:lineRule="auto"/>
-        <w:ind w:right="98" w:rightChars="0"/>
-        <w:jc w:val="both"/>
-        <w:rPr>
-          <w:rFonts w:hint="eastAsia" w:ascii="仿宋" w:hAnsi="仿宋" w:eastAsia="仿宋" w:cs="仿宋"/>
-          <w:spacing w:val="-2"/>
-          <w:sz w:val="24"/>
-          <w:szCs w:val="24"/>
-        </w:rPr>
-      </w:pPr>
-    </w:p>
-    <w:p>
-      <w:pPr>
-        <w:widowControl w:val="0"/>
-        <w:numPr>
-          <w:ilvl w:val="0"/>
-          <w:numId w:val="0"/>
-        </w:numPr>
-        <w:spacing w:before="42" w:line="352" w:lineRule="auto"/>
-        <w:ind w:right="98" w:rightChars="0"/>
-        <w:jc w:val="both"/>
-        <w:rPr>
-          <w:rFonts w:hint="eastAsia" w:ascii="仿宋" w:hAnsi="仿宋" w:eastAsia="仿宋" w:cs="仿宋"/>
-          <w:spacing w:val="-2"/>
-          <w:sz w:val="24"/>
-          <w:szCs w:val="24"/>
-        </w:rPr>
-      </w:pPr>
-    </w:p>
-    <w:p>
-      <w:pPr>
-        <w:widowControl w:val="0"/>
-        <w:numPr>
-          <w:ilvl w:val="0"/>
-          <w:numId w:val="0"/>
-        </w:numPr>
-        <w:spacing w:before="42" w:line="352" w:lineRule="auto"/>
-        <w:ind w:right="98" w:rightChars="0"/>
-        <w:jc w:val="both"/>
-        <w:rPr>
-          <w:rFonts w:hint="eastAsia" w:ascii="仿宋" w:hAnsi="仿宋" w:eastAsia="仿宋" w:cs="仿宋"/>
-          <w:spacing w:val="-2"/>
-          <w:sz w:val="24"/>
-          <w:szCs w:val="24"/>
-        </w:rPr>
-      </w:pPr>
-    </w:p>
-    <w:p>
-      <w:pPr>
-        <w:widowControl w:val="0"/>
-        <w:numPr>
-          <w:ilvl w:val="0"/>
-          <w:numId w:val="0"/>
-        </w:numPr>
-        <w:spacing w:before="42" w:line="352" w:lineRule="auto"/>
-        <w:ind w:right="98" w:rightChars="0"/>
-        <w:jc w:val="both"/>
-        <w:rPr>
-          <w:rFonts w:hint="eastAsia" w:ascii="仿宋" w:hAnsi="仿宋" w:eastAsia="仿宋" w:cs="仿宋"/>
-          <w:spacing w:val="-2"/>
-          <w:sz w:val="24"/>
-          <w:szCs w:val="24"/>
-        </w:rPr>
-      </w:pPr>
-    </w:p>
-    <w:p>
-      <w:pPr>
-        <w:pStyle w:val="2"/>
+        <w:kinsoku/>
+        <w:wordWrap/>
+        <w:overflowPunct/>
+        <w:topLinePunct w:val="0"/>
+        <w:autoSpaceDE/>
+        <w:autoSpaceDN/>
+        <w:bidi w:val="0"/>
+        <w:adjustRightInd/>
+        <w:snapToGrid/>
         <w:spacing w:line="240" w:lineRule="auto"/>
         <w:ind w:left="113" w:right="0"/>
         <w:jc w:val="center"/>
+        <w:textAlignment w:val="auto"/>
         <w:rPr>
           <w:rFonts w:hint="eastAsia" w:ascii="方正小标宋简体" w:hAnsi="方正小标宋简体" w:eastAsia="方正小标宋简体" w:cs="方正小标宋简体"/>
           <w:kern w:val="0"/>
@@ -20948,12 +20402,13 @@
       <w:r>
         <w:rPr>
           <w:rFonts w:hint="eastAsia" w:ascii="方正小标宋简体" w:hAnsi="方正小标宋简体" w:eastAsia="方正小标宋简体" w:cs="方正小标宋简体"/>
+          <w:color w:val="0000FF"/>
           <w:kern w:val="0"/>
           <w:sz w:val="36"/>
           <w:szCs w:val="36"/>
           <w:lang w:val="en-US" w:eastAsia="zh-CN" w:bidi="ar-SA"/>
         </w:rPr>
-        <w:t>{{biaoduanming1}}</w:t>
+        <w:t>biaoduanming1}}</w:t>
       </w:r>
     </w:p>
     <w:tbl>
@@ -24959,9 +24414,23 @@
     <w:p>
       <w:pPr>
         <w:pStyle w:val="2"/>
+        <w:keepNext w:val="0"/>
+        <w:keepLines w:val="0"/>
+        <w:pageBreakBefore/>
+        <w:widowControl w:val="0"/>
+        <w:kinsoku/>
+        <w:wordWrap/>
+        <w:overflowPunct/>
+        <w:topLinePunct w:val="0"/>
+        <w:autoSpaceDE/>
+        <w:autoSpaceDN/>
+        <w:bidi w:val="0"/>
+        <w:adjustRightInd/>
+        <w:snapToGrid/>
         <w:spacing w:line="240" w:lineRule="auto"/>
         <w:ind w:left="113" w:right="0"/>
         <w:jc w:val="center"/>
+        <w:textAlignment w:val="auto"/>
         <w:rPr>
           <w:rFonts w:hint="eastAsia" w:ascii="方正小标宋简体" w:hAnsi="方正小标宋简体" w:eastAsia="方正小标宋简体" w:cs="方正小标宋简体"/>
           <w:kern w:val="0"/>
@@ -24970,170 +24439,32 @@
           <w:lang w:val="en-US" w:eastAsia="zh-CN" w:bidi="ar-SA"/>
         </w:rPr>
       </w:pPr>
-    </w:p>
-    <w:p>
-      <w:pPr>
-        <w:pStyle w:val="2"/>
-        <w:spacing w:line="240" w:lineRule="auto"/>
-        <w:ind w:left="113" w:right="0"/>
-        <w:jc w:val="center"/>
+      <w:r>
         <w:rPr>
           <w:rFonts w:hint="eastAsia" w:ascii="方正小标宋简体" w:hAnsi="方正小标宋简体" w:eastAsia="方正小标宋简体" w:cs="方正小标宋简体"/>
+          <w:color w:val="0000FF"/>
           <w:kern w:val="0"/>
           <w:sz w:val="36"/>
           <w:szCs w:val="36"/>
           <w:lang w:val="en-US" w:eastAsia="zh-CN" w:bidi="ar-SA"/>
         </w:rPr>
-      </w:pPr>
-    </w:p>
-    <w:p>
-      <w:pPr>
-        <w:pStyle w:val="2"/>
-        <w:spacing w:line="240" w:lineRule="auto"/>
-        <w:ind w:left="113" w:right="0"/>
-        <w:jc w:val="center"/>
-        <w:rPr>
-          <w:rFonts w:hint="eastAsia" w:ascii="方正小标宋简体" w:hAnsi="方正小标宋简体" w:eastAsia="方正小标宋简体" w:cs="方正小标宋简体"/>
+        <w:t>{{biaoduanming</w:t>
+      </w:r>
+      <w:r>
+        <w:rPr>
+          <w:rFonts w:hint="eastAsia" w:ascii="方正小标宋简体" w:hAnsi="方正小标宋简体" w:cs="方正小标宋简体"/>
+          <w:color w:val="0000FF"/>
           <w:kern w:val="0"/>
           <w:sz w:val="36"/>
           <w:szCs w:val="36"/>
           <w:lang w:val="en-US" w:eastAsia="zh-CN" w:bidi="ar-SA"/>
         </w:rPr>
-      </w:pPr>
-    </w:p>
-    <w:p>
-      <w:pPr>
-        <w:pStyle w:val="2"/>
-        <w:spacing w:line="240" w:lineRule="auto"/>
-        <w:ind w:left="113" w:right="0"/>
-        <w:jc w:val="center"/>
+        <w:t>2</w:t>
+      </w:r>
+      <w:r>
         <w:rPr>
           <w:rFonts w:hint="eastAsia" w:ascii="方正小标宋简体" w:hAnsi="方正小标宋简体" w:eastAsia="方正小标宋简体" w:cs="方正小标宋简体"/>
-          <w:kern w:val="0"/>
-          <w:sz w:val="36"/>
-          <w:szCs w:val="36"/>
-          <w:lang w:val="en-US" w:eastAsia="zh-CN" w:bidi="ar-SA"/>
-        </w:rPr>
-      </w:pPr>
-    </w:p>
-    <w:p>
-      <w:pPr>
-        <w:pStyle w:val="2"/>
-        <w:spacing w:line="240" w:lineRule="auto"/>
-        <w:ind w:left="113" w:right="0"/>
-        <w:jc w:val="center"/>
-        <w:rPr>
-          <w:rFonts w:hint="eastAsia" w:ascii="方正小标宋简体" w:hAnsi="方正小标宋简体" w:eastAsia="方正小标宋简体" w:cs="方正小标宋简体"/>
-          <w:kern w:val="0"/>
-          <w:sz w:val="36"/>
-          <w:szCs w:val="36"/>
-          <w:lang w:val="en-US" w:eastAsia="zh-CN" w:bidi="ar-SA"/>
-        </w:rPr>
-      </w:pPr>
-    </w:p>
-    <w:p>
-      <w:pPr>
-        <w:rPr>
-          <w:rFonts w:hint="eastAsia" w:ascii="方正小标宋简体" w:hAnsi="方正小标宋简体" w:eastAsia="方正小标宋简体" w:cs="方正小标宋简体"/>
-          <w:kern w:val="0"/>
-          <w:sz w:val="36"/>
-          <w:szCs w:val="36"/>
-          <w:lang w:val="en-US" w:eastAsia="zh-CN" w:bidi="ar-SA"/>
-        </w:rPr>
-      </w:pPr>
-    </w:p>
-    <w:p>
-      <w:pPr>
-        <w:rPr>
-          <w:rFonts w:hint="eastAsia" w:ascii="方正小标宋简体" w:hAnsi="方正小标宋简体" w:eastAsia="方正小标宋简体" w:cs="方正小标宋简体"/>
-          <w:kern w:val="0"/>
-          <w:sz w:val="36"/>
-          <w:szCs w:val="36"/>
-          <w:lang w:val="en-US" w:eastAsia="zh-CN" w:bidi="ar-SA"/>
-        </w:rPr>
-      </w:pPr>
-    </w:p>
-    <w:p>
-      <w:pPr>
-        <w:rPr>
-          <w:rFonts w:hint="eastAsia" w:ascii="方正小标宋简体" w:hAnsi="方正小标宋简体" w:eastAsia="方正小标宋简体" w:cs="方正小标宋简体"/>
-          <w:kern w:val="0"/>
-          <w:sz w:val="36"/>
-          <w:szCs w:val="36"/>
-          <w:lang w:val="en-US" w:eastAsia="zh-CN" w:bidi="ar-SA"/>
-        </w:rPr>
-      </w:pPr>
-    </w:p>
-    <w:p>
-      <w:pPr>
-        <w:rPr>
-          <w:rFonts w:hint="eastAsia" w:ascii="方正小标宋简体" w:hAnsi="方正小标宋简体" w:eastAsia="方正小标宋简体" w:cs="方正小标宋简体"/>
-          <w:kern w:val="0"/>
-          <w:sz w:val="36"/>
-          <w:szCs w:val="36"/>
-          <w:lang w:val="en-US" w:eastAsia="zh-CN" w:bidi="ar-SA"/>
-        </w:rPr>
-      </w:pPr>
-    </w:p>
-    <w:p>
-      <w:pPr>
-        <w:rPr>
-          <w:rFonts w:hint="eastAsia" w:ascii="方正小标宋简体" w:hAnsi="方正小标宋简体" w:eastAsia="方正小标宋简体" w:cs="方正小标宋简体"/>
-          <w:kern w:val="0"/>
-          <w:sz w:val="36"/>
-          <w:szCs w:val="36"/>
-          <w:lang w:val="en-US" w:eastAsia="zh-CN" w:bidi="ar-SA"/>
-        </w:rPr>
-      </w:pPr>
-    </w:p>
-    <w:p>
-      <w:pPr>
-        <w:rPr>
-          <w:rFonts w:hint="eastAsia" w:ascii="方正小标宋简体" w:hAnsi="方正小标宋简体" w:eastAsia="方正小标宋简体" w:cs="方正小标宋简体"/>
-          <w:kern w:val="0"/>
-          <w:sz w:val="36"/>
-          <w:szCs w:val="36"/>
-          <w:lang w:val="en-US" w:eastAsia="zh-CN" w:bidi="ar-SA"/>
-        </w:rPr>
-      </w:pPr>
-    </w:p>
-    <w:p>
-      <w:pPr>
-        <w:pStyle w:val="2"/>
-        <w:spacing w:line="240" w:lineRule="auto"/>
-        <w:ind w:left="113" w:right="0"/>
-        <w:jc w:val="center"/>
-        <w:rPr>
-          <w:rFonts w:hint="eastAsia" w:ascii="方正小标宋简体" w:hAnsi="方正小标宋简体" w:eastAsia="方正小标宋简体" w:cs="方正小标宋简体"/>
-          <w:kern w:val="0"/>
-          <w:sz w:val="36"/>
-          <w:szCs w:val="36"/>
-          <w:lang w:val="en-US" w:eastAsia="zh-CN" w:bidi="ar-SA"/>
-        </w:rPr>
-      </w:pPr>
-      <w:r>
-        <w:rPr>
-          <w:rFonts w:hint="eastAsia" w:ascii="方正小标宋简体" w:hAnsi="方正小标宋简体" w:eastAsia="方正小标宋简体" w:cs="方正小标宋简体"/>
-          <w:kern w:val="0"/>
-          <w:sz w:val="36"/>
-          <w:szCs w:val="36"/>
-          <w:lang w:val="en-US" w:eastAsia="zh-CN" w:bidi="ar-SA"/>
-        </w:rPr>
-        <w:t>{{biaoduanming</w:t>
-      </w:r>
-      <w:r>
-        <w:rPr>
-          <w:rFonts w:hint="eastAsia" w:ascii="方正小标宋简体" w:hAnsi="方正小标宋简体" w:cs="方正小标宋简体"/>
-          <w:kern w:val="0"/>
-          <w:sz w:val="36"/>
-          <w:szCs w:val="36"/>
-          <w:lang w:val="en-US" w:eastAsia="zh-CN" w:bidi="ar-SA"/>
-        </w:rPr>
-        <w:t>2</w:t>
-      </w:r>
-      <w:r>
-        <w:rPr>
-          <w:rFonts w:hint="eastAsia" w:ascii="方正小标宋简体" w:hAnsi="方正小标宋简体" w:eastAsia="方正小标宋简体" w:cs="方正小标宋简体"/>
+          <w:color w:val="0000FF"/>
           <w:kern w:val="0"/>
           <w:sz w:val="36"/>
           <w:szCs w:val="36"/>
@@ -29137,14 +28468,6 @@
     </w:p>
     <w:p>
       <w:pPr>
-        <w:rPr>
-          <w:rFonts w:hint="default"/>
-          <w:lang w:val="en-US" w:eastAsia="zh-CN"/>
-        </w:rPr>
-      </w:pPr>
-    </w:p>
-    <w:p>
-      <w:pPr>
         <w:spacing w:line="240" w:lineRule="auto"/>
         <w:ind w:left="0" w:right="0" w:firstLine="0"/>
         <w:jc w:val="both"/>
@@ -29159,289 +28482,23 @@
     </w:p>
     <w:p>
       <w:pPr>
+        <w:keepNext w:val="0"/>
+        <w:keepLines w:val="0"/>
+        <w:pageBreakBefore/>
+        <w:widowControl w:val="0"/>
+        <w:kinsoku/>
+        <w:wordWrap/>
+        <w:overflowPunct/>
+        <w:topLinePunct w:val="0"/>
+        <w:autoSpaceDE/>
+        <w:autoSpaceDN/>
+        <w:bidi w:val="0"/>
+        <w:adjustRightInd/>
+        <w:snapToGrid/>
         <w:spacing w:line="240" w:lineRule="auto"/>
         <w:ind w:left="0" w:right="0" w:firstLine="0"/>
         <w:jc w:val="both"/>
-        <w:rPr>
-          <w:rFonts w:hint="eastAsia" w:ascii="黑体" w:hAnsi="黑体" w:eastAsia="黑体" w:cs="黑体"/>
-          <w:w w:val="100"/>
-          <w:sz w:val="32"/>
-          <w:szCs w:val="32"/>
-          <w:lang w:eastAsia="zh-CN"/>
-        </w:rPr>
-      </w:pPr>
-    </w:p>
-    <w:p>
-      <w:pPr>
-        <w:spacing w:line="240" w:lineRule="auto"/>
-        <w:ind w:left="0" w:right="0" w:firstLine="0"/>
-        <w:jc w:val="both"/>
-        <w:rPr>
-          <w:rFonts w:hint="eastAsia" w:ascii="黑体" w:hAnsi="黑体" w:eastAsia="黑体" w:cs="黑体"/>
-          <w:w w:val="100"/>
-          <w:sz w:val="32"/>
-          <w:szCs w:val="32"/>
-          <w:lang w:eastAsia="zh-CN"/>
-        </w:rPr>
-      </w:pPr>
-    </w:p>
-    <w:p>
-      <w:pPr>
-        <w:spacing w:line="240" w:lineRule="auto"/>
-        <w:ind w:left="0" w:right="0" w:firstLine="0"/>
-        <w:jc w:val="both"/>
-        <w:rPr>
-          <w:rFonts w:hint="eastAsia" w:ascii="黑体" w:hAnsi="黑体" w:eastAsia="黑体" w:cs="黑体"/>
-          <w:w w:val="100"/>
-          <w:sz w:val="32"/>
-          <w:szCs w:val="32"/>
-          <w:lang w:eastAsia="zh-CN"/>
-        </w:rPr>
-      </w:pPr>
-    </w:p>
-    <w:p>
-      <w:pPr>
-        <w:spacing w:line="240" w:lineRule="auto"/>
-        <w:ind w:left="0" w:right="0" w:firstLine="0"/>
-        <w:jc w:val="both"/>
-        <w:rPr>
-          <w:rFonts w:hint="eastAsia" w:ascii="黑体" w:hAnsi="黑体" w:eastAsia="黑体" w:cs="黑体"/>
-          <w:w w:val="100"/>
-          <w:sz w:val="32"/>
-          <w:szCs w:val="32"/>
-          <w:lang w:eastAsia="zh-CN"/>
-        </w:rPr>
-      </w:pPr>
-    </w:p>
-    <w:p>
-      <w:pPr>
-        <w:spacing w:line="240" w:lineRule="auto"/>
-        <w:ind w:left="0" w:right="0" w:firstLine="0"/>
-        <w:jc w:val="both"/>
-        <w:rPr>
-          <w:rFonts w:hint="eastAsia" w:ascii="黑体" w:hAnsi="黑体" w:eastAsia="黑体" w:cs="黑体"/>
-          <w:w w:val="100"/>
-          <w:sz w:val="32"/>
-          <w:szCs w:val="32"/>
-          <w:lang w:eastAsia="zh-CN"/>
-        </w:rPr>
-      </w:pPr>
-    </w:p>
-    <w:p>
-      <w:pPr>
-        <w:spacing w:line="240" w:lineRule="auto"/>
-        <w:ind w:left="0" w:right="0" w:firstLine="0"/>
-        <w:jc w:val="both"/>
-        <w:rPr>
-          <w:rFonts w:hint="eastAsia" w:ascii="黑体" w:hAnsi="黑体" w:eastAsia="黑体" w:cs="黑体"/>
-          <w:w w:val="100"/>
-          <w:sz w:val="32"/>
-          <w:szCs w:val="32"/>
-          <w:lang w:eastAsia="zh-CN"/>
-        </w:rPr>
-      </w:pPr>
-    </w:p>
-    <w:p>
-      <w:pPr>
-        <w:spacing w:line="240" w:lineRule="auto"/>
-        <w:ind w:left="0" w:right="0" w:firstLine="0"/>
-        <w:jc w:val="both"/>
-        <w:rPr>
-          <w:rFonts w:hint="eastAsia" w:ascii="黑体" w:hAnsi="黑体" w:eastAsia="黑体" w:cs="黑体"/>
-          <w:w w:val="100"/>
-          <w:sz w:val="32"/>
-          <w:szCs w:val="32"/>
-          <w:lang w:eastAsia="zh-CN"/>
-        </w:rPr>
-      </w:pPr>
-    </w:p>
-    <w:p>
-      <w:pPr>
-        <w:spacing w:line="240" w:lineRule="auto"/>
-        <w:ind w:left="0" w:right="0" w:firstLine="0"/>
-        <w:jc w:val="both"/>
-        <w:rPr>
-          <w:rFonts w:hint="eastAsia" w:ascii="黑体" w:hAnsi="黑体" w:eastAsia="黑体" w:cs="黑体"/>
-          <w:w w:val="100"/>
-          <w:sz w:val="32"/>
-          <w:szCs w:val="32"/>
-          <w:lang w:eastAsia="zh-CN"/>
-        </w:rPr>
-      </w:pPr>
-    </w:p>
-    <w:p>
-      <w:pPr>
-        <w:spacing w:line="240" w:lineRule="auto"/>
-        <w:ind w:left="0" w:right="0" w:firstLine="0"/>
-        <w:jc w:val="both"/>
-        <w:rPr>
-          <w:rFonts w:hint="eastAsia" w:ascii="黑体" w:hAnsi="黑体" w:eastAsia="黑体" w:cs="黑体"/>
-          <w:w w:val="100"/>
-          <w:sz w:val="32"/>
-          <w:szCs w:val="32"/>
-          <w:lang w:eastAsia="zh-CN"/>
-        </w:rPr>
-      </w:pPr>
-    </w:p>
-    <w:p>
-      <w:pPr>
-        <w:spacing w:line="240" w:lineRule="auto"/>
-        <w:ind w:left="0" w:right="0" w:firstLine="0"/>
-        <w:jc w:val="both"/>
-        <w:rPr>
-          <w:rFonts w:hint="eastAsia" w:ascii="黑体" w:hAnsi="黑体" w:eastAsia="黑体" w:cs="黑体"/>
-          <w:w w:val="100"/>
-          <w:sz w:val="32"/>
-          <w:szCs w:val="32"/>
-          <w:lang w:eastAsia="zh-CN"/>
-        </w:rPr>
-      </w:pPr>
-    </w:p>
-    <w:p>
-      <w:pPr>
-        <w:spacing w:line="240" w:lineRule="auto"/>
-        <w:ind w:left="0" w:right="0" w:firstLine="0"/>
-        <w:jc w:val="both"/>
-        <w:rPr>
-          <w:rFonts w:hint="eastAsia" w:ascii="黑体" w:hAnsi="黑体" w:eastAsia="黑体" w:cs="黑体"/>
-          <w:w w:val="100"/>
-          <w:sz w:val="32"/>
-          <w:szCs w:val="32"/>
-          <w:lang w:eastAsia="zh-CN"/>
-        </w:rPr>
-      </w:pPr>
-    </w:p>
-    <w:p>
-      <w:pPr>
-        <w:spacing w:line="240" w:lineRule="auto"/>
-        <w:ind w:left="0" w:right="0" w:firstLine="0"/>
-        <w:jc w:val="both"/>
-        <w:rPr>
-          <w:rFonts w:hint="eastAsia" w:ascii="黑体" w:hAnsi="黑体" w:eastAsia="黑体" w:cs="黑体"/>
-          <w:w w:val="100"/>
-          <w:sz w:val="32"/>
-          <w:szCs w:val="32"/>
-          <w:lang w:eastAsia="zh-CN"/>
-        </w:rPr>
-      </w:pPr>
-    </w:p>
-    <w:p>
-      <w:pPr>
-        <w:spacing w:line="240" w:lineRule="auto"/>
-        <w:ind w:left="0" w:right="0" w:firstLine="0"/>
-        <w:jc w:val="both"/>
-        <w:rPr>
-          <w:rFonts w:hint="eastAsia" w:ascii="黑体" w:hAnsi="黑体" w:eastAsia="黑体" w:cs="黑体"/>
-          <w:w w:val="100"/>
-          <w:sz w:val="32"/>
-          <w:szCs w:val="32"/>
-          <w:lang w:eastAsia="zh-CN"/>
-        </w:rPr>
-      </w:pPr>
-    </w:p>
-    <w:p>
-      <w:pPr>
-        <w:spacing w:line="240" w:lineRule="auto"/>
-        <w:ind w:left="0" w:right="0" w:firstLine="0"/>
-        <w:jc w:val="both"/>
-        <w:rPr>
-          <w:rFonts w:hint="eastAsia" w:ascii="黑体" w:hAnsi="黑体" w:eastAsia="黑体" w:cs="黑体"/>
-          <w:w w:val="100"/>
-          <w:sz w:val="32"/>
-          <w:szCs w:val="32"/>
-          <w:lang w:eastAsia="zh-CN"/>
-        </w:rPr>
-      </w:pPr>
-    </w:p>
-    <w:p>
-      <w:pPr>
-        <w:spacing w:line="240" w:lineRule="auto"/>
-        <w:ind w:left="0" w:right="0" w:firstLine="0"/>
-        <w:jc w:val="both"/>
-        <w:rPr>
-          <w:rFonts w:hint="eastAsia" w:ascii="黑体" w:hAnsi="黑体" w:eastAsia="黑体" w:cs="黑体"/>
-          <w:w w:val="100"/>
-          <w:sz w:val="32"/>
-          <w:szCs w:val="32"/>
-          <w:lang w:eastAsia="zh-CN"/>
-        </w:rPr>
-      </w:pPr>
-    </w:p>
-    <w:p>
-      <w:pPr>
-        <w:spacing w:line="240" w:lineRule="auto"/>
-        <w:ind w:left="0" w:right="0" w:firstLine="0"/>
-        <w:jc w:val="both"/>
-        <w:rPr>
-          <w:rFonts w:hint="eastAsia" w:ascii="黑体" w:hAnsi="黑体" w:eastAsia="黑体" w:cs="黑体"/>
-          <w:w w:val="100"/>
-          <w:sz w:val="32"/>
-          <w:szCs w:val="32"/>
-          <w:lang w:eastAsia="zh-CN"/>
-        </w:rPr>
-      </w:pPr>
-    </w:p>
-    <w:p>
-      <w:pPr>
-        <w:spacing w:line="240" w:lineRule="auto"/>
-        <w:ind w:left="0" w:right="0" w:firstLine="0"/>
-        <w:jc w:val="both"/>
-        <w:rPr>
-          <w:rFonts w:hint="eastAsia" w:ascii="黑体" w:hAnsi="黑体" w:eastAsia="黑体" w:cs="黑体"/>
-          <w:w w:val="100"/>
-          <w:sz w:val="32"/>
-          <w:szCs w:val="32"/>
-          <w:lang w:eastAsia="zh-CN"/>
-        </w:rPr>
-      </w:pPr>
-    </w:p>
-    <w:p>
-      <w:pPr>
-        <w:spacing w:line="240" w:lineRule="auto"/>
-        <w:ind w:left="0" w:right="0" w:firstLine="0"/>
-        <w:jc w:val="both"/>
-        <w:rPr>
-          <w:rFonts w:hint="eastAsia" w:ascii="黑体" w:hAnsi="黑体" w:eastAsia="黑体" w:cs="黑体"/>
-          <w:w w:val="100"/>
-          <w:sz w:val="32"/>
-          <w:szCs w:val="32"/>
-          <w:lang w:eastAsia="zh-CN"/>
-        </w:rPr>
-      </w:pPr>
-    </w:p>
-    <w:p>
-      <w:pPr>
-        <w:spacing w:line="240" w:lineRule="auto"/>
-        <w:ind w:left="0" w:right="0" w:firstLine="0"/>
-        <w:jc w:val="both"/>
-        <w:rPr>
-          <w:rFonts w:hint="eastAsia" w:ascii="黑体" w:hAnsi="黑体" w:eastAsia="黑体" w:cs="黑体"/>
-          <w:w w:val="100"/>
-          <w:sz w:val="32"/>
-          <w:szCs w:val="32"/>
-          <w:lang w:eastAsia="zh-CN"/>
-        </w:rPr>
-      </w:pPr>
-    </w:p>
-    <w:p>
-      <w:pPr>
-        <w:spacing w:line="240" w:lineRule="auto"/>
-        <w:ind w:left="0" w:right="0" w:firstLine="0"/>
-        <w:jc w:val="both"/>
-        <w:rPr>
-          <w:rFonts w:hint="eastAsia" w:ascii="黑体" w:hAnsi="黑体" w:eastAsia="黑体" w:cs="黑体"/>
-          <w:w w:val="100"/>
-          <w:sz w:val="32"/>
-          <w:szCs w:val="32"/>
-          <w:lang w:eastAsia="zh-CN"/>
-        </w:rPr>
-      </w:pPr>
-    </w:p>
-    <w:p>
-      <w:pPr>
-        <w:spacing w:line="240" w:lineRule="auto"/>
-        <w:ind w:left="0" w:right="0" w:firstLine="0"/>
-        <w:jc w:val="both"/>
+        <w:textAlignment w:val="auto"/>
         <w:rPr>
           <w:rFonts w:hint="eastAsia" w:ascii="黑体" w:hAnsi="黑体" w:eastAsia="黑体" w:cs="黑体"/>
           <w:w w:val="100"/>
@@ -30624,16 +29681,91 @@
     </w:p>
     <w:p>
       <w:pPr>
-        <w:pStyle w:val="14"/>
-        <w:rPr>
+        <w:pStyle w:val="2"/>
+        <w:keepNext w:val="0"/>
+        <w:keepLines w:val="0"/>
+        <w:pageBreakBefore/>
+        <w:widowControl w:val="0"/>
+        <w:numPr>
+          <w:ilvl w:val="0"/>
+          <w:numId w:val="0"/>
+        </w:numPr>
+        <w:kinsoku/>
+        <w:wordWrap/>
+        <w:overflowPunct/>
+        <w:topLinePunct w:val="0"/>
+        <w:autoSpaceDE/>
+        <w:autoSpaceDN/>
+        <w:bidi w:val="0"/>
+        <w:adjustRightInd/>
+        <w:snapToGrid/>
+        <w:spacing w:line="579" w:lineRule="auto"/>
+        <w:textAlignment w:val="auto"/>
+        <w:rPr>
+          <w:rFonts w:hint="eastAsia"/>
+          <w:highlight w:val="none"/>
+        </w:rPr>
+      </w:pPr>
+      <w:bookmarkStart w:id="39" w:name="_Toc88209949"/>
+      <w:bookmarkStart w:id="40" w:name="_Toc87616386"/>
+      <w:r>
+        <w:rPr>
+          <w:rFonts w:hint="eastAsia" w:ascii="Calibri" w:hAnsi="Calibri" w:eastAsia="方正小标宋简体" w:cs="Times New Roman"/>
+          <w:bCs/>
+          <w:kern w:val="44"/>
+          <w:sz w:val="44"/>
+          <w:szCs w:val="44"/>
+          <w:lang w:val="en-US" w:eastAsia="zh-CN" w:bidi="ar-SA"/>
+        </w:rPr>
+        <w:t>第六章</w:t>
+      </w:r>
+      <w:r>
+        <w:rPr>
+          <w:highlight w:val="none"/>
+        </w:rPr>
+        <w:t xml:space="preserve"> </w:t>
+      </w:r>
+      <w:bookmarkStart w:id="41" w:name="_Toc11773"/>
+      <w:r>
+        <w:rPr>
+          <w:rFonts w:hint="eastAsia"/>
+          <w:highlight w:val="none"/>
+        </w:rPr>
+        <w:t>合同</w:t>
+      </w:r>
+      <w:bookmarkEnd w:id="39"/>
+      <w:bookmarkEnd w:id="40"/>
+      <w:r>
+        <w:rPr>
+          <w:rFonts w:hint="eastAsia"/>
+          <w:highlight w:val="none"/>
+        </w:rPr>
+        <w:t>草案</w:t>
+      </w:r>
+      <w:bookmarkEnd w:id="41"/>
+    </w:p>
+    <w:p>
+      <w:pPr>
+        <w:pStyle w:val="2"/>
+        <w:rPr>
+          <w:rFonts w:hint="eastAsia"/>
+          <w:highlight w:val="none"/>
+        </w:rPr>
+      </w:pPr>
+      <w:bookmarkStart w:id="42" w:name="_Toc15676"/>
+    </w:p>
+    <w:p>
+      <w:pPr>
+        <w:rPr>
+          <w:rFonts w:hint="eastAsia"/>
           <w:highlight w:val="none"/>
         </w:rPr>
       </w:pPr>
     </w:p>
     <w:p>
       <w:pPr>
-        <w:pStyle w:val="60"/>
-        <w:rPr>
+        <w:rPr>
+          <w:rFonts w:hint="eastAsia"/>
           <w:highlight w:val="none"/>
         </w:rPr>
       </w:pPr>
@@ -30641,6 +29773,7 @@
     <w:p>
       <w:pPr>
         <w:rPr>
+          <w:rFonts w:hint="eastAsia"/>
           <w:highlight w:val="none"/>
         </w:rPr>
       </w:pPr>
@@ -30648,6 +29781,7 @@
     <w:p>
       <w:pPr>
         <w:rPr>
+          <w:rFonts w:hint="eastAsia"/>
           <w:highlight w:val="none"/>
         </w:rPr>
       </w:pPr>
@@ -30655,6 +29789,7 @@
     <w:p>
       <w:pPr>
         <w:rPr>
+          <w:rFonts w:hint="eastAsia"/>
           <w:highlight w:val="none"/>
         </w:rPr>
       </w:pPr>
@@ -30662,6 +29797,7 @@
     <w:p>
       <w:pPr>
         <w:rPr>
+          <w:rFonts w:hint="eastAsia"/>
           <w:highlight w:val="none"/>
         </w:rPr>
       </w:pPr>
@@ -30669,6 +29805,7 @@
     <w:p>
       <w:pPr>
         <w:rPr>
+          <w:rFonts w:hint="eastAsia"/>
           <w:highlight w:val="none"/>
         </w:rPr>
       </w:pPr>
@@ -30676,6 +29813,7 @@
     <w:p>
       <w:pPr>
         <w:rPr>
+          <w:rFonts w:hint="eastAsia"/>
           <w:highlight w:val="none"/>
         </w:rPr>
       </w:pPr>
@@ -30683,6 +29821,7 @@
     <w:p>
       <w:pPr>
         <w:rPr>
+          <w:rFonts w:hint="eastAsia"/>
           <w:highlight w:val="none"/>
         </w:rPr>
       </w:pPr>
@@ -30690,6 +29829,7 @@
     <w:p>
       <w:pPr>
         <w:rPr>
+          <w:rFonts w:hint="eastAsia"/>
           <w:highlight w:val="none"/>
         </w:rPr>
       </w:pPr>
@@ -30697,6 +29837,7 @@
     <w:p>
       <w:pPr>
         <w:rPr>
+          <w:rFonts w:hint="eastAsia"/>
           <w:highlight w:val="none"/>
         </w:rPr>
       </w:pPr>
@@ -30704,6 +29845,7 @@
     <w:p>
       <w:pPr>
         <w:rPr>
+          <w:rFonts w:hint="eastAsia"/>
           <w:highlight w:val="none"/>
         </w:rPr>
       </w:pPr>
@@ -30711,6 +29853,7 @@
     <w:p>
       <w:pPr>
         <w:rPr>
+          <w:rFonts w:hint="eastAsia"/>
           <w:highlight w:val="none"/>
         </w:rPr>
       </w:pPr>
@@ -30718,6 +29861,7 @@
     <w:p>
       <w:pPr>
         <w:rPr>
+          <w:rFonts w:hint="eastAsia"/>
           <w:highlight w:val="none"/>
         </w:rPr>
       </w:pPr>
@@ -30725,6 +29869,7 @@
     <w:p>
       <w:pPr>
         <w:rPr>
+          <w:rFonts w:hint="eastAsia"/>
           <w:highlight w:val="none"/>
         </w:rPr>
       </w:pPr>
@@ -30732,6 +29877,7 @@
     <w:p>
       <w:pPr>
         <w:rPr>
+          <w:rFonts w:hint="eastAsia"/>
           <w:highlight w:val="none"/>
         </w:rPr>
       </w:pPr>
@@ -30739,6 +29885,7 @@
     <w:p>
       <w:pPr>
         <w:rPr>
+          <w:rFonts w:hint="eastAsia"/>
           <w:highlight w:val="none"/>
         </w:rPr>
       </w:pPr>
@@ -30746,6 +29893,7 @@
     <w:p>
       <w:pPr>
         <w:rPr>
+          <w:rFonts w:hint="eastAsia"/>
           <w:highlight w:val="none"/>
         </w:rPr>
       </w:pPr>
@@ -30753,6 +29901,7 @@
     <w:p>
       <w:pPr>
         <w:rPr>
+          <w:rFonts w:hint="eastAsia"/>
           <w:highlight w:val="none"/>
         </w:rPr>
       </w:pPr>
@@ -30760,6 +29909,7 @@
     <w:p>
       <w:pPr>
         <w:rPr>
+          <w:rFonts w:hint="eastAsia"/>
           <w:highlight w:val="none"/>
         </w:rPr>
       </w:pPr>
@@ -30767,6 +29917,7 @@
     <w:p>
       <w:pPr>
         <w:rPr>
+          <w:rFonts w:hint="eastAsia"/>
           <w:highlight w:val="none"/>
         </w:rPr>
       </w:pPr>
@@ -30774,6 +29925,7 @@
     <w:p>
       <w:pPr>
         <w:rPr>
+          <w:rFonts w:hint="eastAsia"/>
           <w:highlight w:val="none"/>
         </w:rPr>
       </w:pPr>
@@ -30781,6 +29933,7 @@
     <w:p>
       <w:pPr>
         <w:rPr>
+          <w:rFonts w:hint="eastAsia"/>
           <w:highlight w:val="none"/>
         </w:rPr>
       </w:pPr>
@@ -30788,6 +29941,7 @@
     <w:p>
       <w:pPr>
         <w:rPr>
+          <w:rFonts w:hint="eastAsia"/>
           <w:highlight w:val="none"/>
         </w:rPr>
       </w:pPr>
@@ -30795,6 +29949,7 @@
     <w:p>
       <w:pPr>
         <w:rPr>
+          <w:rFonts w:hint="eastAsia"/>
           <w:highlight w:val="none"/>
         </w:rPr>
       </w:pPr>
@@ -30802,6 +29957,63 @@
     <w:p>
       <w:pPr>
         <w:rPr>
+          <w:rFonts w:hint="eastAsia"/>
+          <w:highlight w:val="none"/>
+        </w:rPr>
+      </w:pPr>
+    </w:p>
+    <w:p>
+      <w:pPr>
+        <w:rPr>
+          <w:rFonts w:hint="eastAsia"/>
+          <w:highlight w:val="none"/>
+        </w:rPr>
+      </w:pPr>
+    </w:p>
+    <w:p>
+      <w:pPr>
+        <w:rPr>
+          <w:rFonts w:hint="eastAsia"/>
+          <w:highlight w:val="none"/>
+        </w:rPr>
+      </w:pPr>
+    </w:p>
+    <w:p>
+      <w:pPr>
+        <w:rPr>
+          <w:rFonts w:hint="eastAsia"/>
+          <w:highlight w:val="none"/>
+        </w:rPr>
+      </w:pPr>
+    </w:p>
+    <w:p>
+      <w:pPr>
+        <w:rPr>
+          <w:rFonts w:hint="eastAsia"/>
+          <w:highlight w:val="none"/>
+        </w:rPr>
+      </w:pPr>
+    </w:p>
+    <w:p>
+      <w:pPr>
+        <w:rPr>
+          <w:rFonts w:hint="eastAsia"/>
+          <w:highlight w:val="none"/>
+        </w:rPr>
+      </w:pPr>
+    </w:p>
+    <w:p>
+      <w:pPr>
+        <w:rPr>
+          <w:rFonts w:hint="eastAsia"/>
+          <w:highlight w:val="none"/>
+        </w:rPr>
+      </w:pPr>
+    </w:p>
+    <w:p>
+      <w:pPr>
+        <w:rPr>
+          <w:rFonts w:hint="eastAsia"/>
           <w:highlight w:val="none"/>
         </w:rPr>
       </w:pPr>
@@ -30809,332 +30021,34 @@
     <w:p>
       <w:pPr>
         <w:pStyle w:val="2"/>
-        <w:numPr>
-          <w:ilvl w:val="0"/>
-          <w:numId w:val="3"/>
-        </w:numPr>
+        <w:keepNext w:val="0"/>
+        <w:keepLines w:val="0"/>
+        <w:pageBreakBefore/>
+        <w:widowControl w:val="0"/>
+        <w:kinsoku/>
+        <w:wordWrap/>
+        <w:overflowPunct/>
+        <w:topLinePunct w:val="0"/>
+        <w:autoSpaceDE/>
+        <w:autoSpaceDN/>
+        <w:bidi w:val="0"/>
+        <w:adjustRightInd/>
+        <w:snapToGrid/>
+        <w:spacing w:line="579" w:lineRule="auto"/>
+        <w:textAlignment w:val="auto"/>
+        <w:rPr>
+          <w:highlight w:val="none"/>
+        </w:rPr>
+      </w:pPr>
+      <w:r>
         <w:rPr>
           <w:rFonts w:hint="eastAsia"/>
           <w:highlight w:val="none"/>
         </w:rPr>
-      </w:pPr>
-      <w:bookmarkStart w:id="39" w:name="_Toc87616386"/>
-      <w:bookmarkStart w:id="40" w:name="_Toc88209949"/>
-      <w:r>
-        <w:rPr>
-          <w:highlight w:val="none"/>
-        </w:rPr>
-        <w:t xml:space="preserve"> </w:t>
-      </w:r>
-      <w:bookmarkStart w:id="41" w:name="_Toc11773"/>
-      <w:r>
-        <w:rPr>
-          <w:rFonts w:hint="eastAsia"/>
-          <w:highlight w:val="none"/>
-        </w:rPr>
-        <w:t>合同</w:t>
-      </w:r>
-      <w:bookmarkEnd w:id="39"/>
-      <w:bookmarkEnd w:id="40"/>
-      <w:r>
-        <w:rPr>
-          <w:rFonts w:hint="eastAsia"/>
-          <w:highlight w:val="none"/>
-        </w:rPr>
-        <w:t>草案</w:t>
-      </w:r>
-      <w:bookmarkEnd w:id="41"/>
-    </w:p>
-    <w:p>
-      <w:pPr>
-        <w:pStyle w:val="2"/>
-        <w:rPr>
-          <w:rFonts w:hint="eastAsia"/>
-          <w:highlight w:val="none"/>
-        </w:rPr>
-      </w:pPr>
-      <w:bookmarkStart w:id="42" w:name="_Toc15676"/>
-    </w:p>
-    <w:p>
-      <w:pPr>
-        <w:rPr>
-          <w:rFonts w:hint="eastAsia"/>
-          <w:highlight w:val="none"/>
-        </w:rPr>
-      </w:pPr>
-    </w:p>
-    <w:p>
-      <w:pPr>
-        <w:rPr>
-          <w:rFonts w:hint="eastAsia"/>
-          <w:highlight w:val="none"/>
-        </w:rPr>
-      </w:pPr>
-    </w:p>
-    <w:p>
-      <w:pPr>
-        <w:rPr>
-          <w:rFonts w:hint="eastAsia"/>
-          <w:highlight w:val="none"/>
-        </w:rPr>
-      </w:pPr>
-    </w:p>
-    <w:p>
-      <w:pPr>
-        <w:rPr>
-          <w:rFonts w:hint="eastAsia"/>
-          <w:highlight w:val="none"/>
-        </w:rPr>
-      </w:pPr>
-    </w:p>
-    <w:p>
-      <w:pPr>
-        <w:rPr>
-          <w:rFonts w:hint="eastAsia"/>
-          <w:highlight w:val="none"/>
-        </w:rPr>
-      </w:pPr>
-    </w:p>
-    <w:p>
-      <w:pPr>
-        <w:rPr>
-          <w:rFonts w:hint="eastAsia"/>
-          <w:highlight w:val="none"/>
-        </w:rPr>
-      </w:pPr>
-    </w:p>
-    <w:p>
-      <w:pPr>
-        <w:rPr>
-          <w:rFonts w:hint="eastAsia"/>
-          <w:highlight w:val="none"/>
-        </w:rPr>
-      </w:pPr>
-    </w:p>
-    <w:p>
-      <w:pPr>
-        <w:rPr>
-          <w:rFonts w:hint="eastAsia"/>
-          <w:highlight w:val="none"/>
-        </w:rPr>
-      </w:pPr>
-    </w:p>
-    <w:p>
-      <w:pPr>
-        <w:rPr>
-          <w:rFonts w:hint="eastAsia"/>
-          <w:highlight w:val="none"/>
-        </w:rPr>
-      </w:pPr>
-    </w:p>
-    <w:p>
-      <w:pPr>
-        <w:rPr>
-          <w:rFonts w:hint="eastAsia"/>
-          <w:highlight w:val="none"/>
-        </w:rPr>
-      </w:pPr>
-    </w:p>
-    <w:p>
-      <w:pPr>
-        <w:rPr>
-          <w:rFonts w:hint="eastAsia"/>
-          <w:highlight w:val="none"/>
-        </w:rPr>
-      </w:pPr>
-    </w:p>
-    <w:p>
-      <w:pPr>
-        <w:rPr>
-          <w:rFonts w:hint="eastAsia"/>
-          <w:highlight w:val="none"/>
-        </w:rPr>
-      </w:pPr>
-    </w:p>
-    <w:p>
-      <w:pPr>
-        <w:rPr>
-          <w:rFonts w:hint="eastAsia"/>
-          <w:highlight w:val="none"/>
-        </w:rPr>
-      </w:pPr>
-    </w:p>
-    <w:p>
-      <w:pPr>
-        <w:rPr>
-          <w:rFonts w:hint="eastAsia"/>
-          <w:highlight w:val="none"/>
-        </w:rPr>
-      </w:pPr>
-    </w:p>
-    <w:p>
-      <w:pPr>
-        <w:rPr>
-          <w:rFonts w:hint="eastAsia"/>
-          <w:highlight w:val="none"/>
-        </w:rPr>
-      </w:pPr>
-    </w:p>
-    <w:p>
-      <w:pPr>
-        <w:rPr>
-          <w:rFonts w:hint="eastAsia"/>
-          <w:highlight w:val="none"/>
-        </w:rPr>
-      </w:pPr>
-    </w:p>
-    <w:p>
-      <w:pPr>
-        <w:rPr>
-          <w:rFonts w:hint="eastAsia"/>
-          <w:highlight w:val="none"/>
-        </w:rPr>
-      </w:pPr>
-    </w:p>
-    <w:p>
-      <w:pPr>
-        <w:rPr>
-          <w:rFonts w:hint="eastAsia"/>
-          <w:highlight w:val="none"/>
-        </w:rPr>
-      </w:pPr>
-    </w:p>
-    <w:p>
-      <w:pPr>
-        <w:rPr>
-          <w:rFonts w:hint="eastAsia"/>
-          <w:highlight w:val="none"/>
-        </w:rPr>
-      </w:pPr>
-    </w:p>
-    <w:p>
-      <w:pPr>
-        <w:rPr>
-          <w:rFonts w:hint="eastAsia"/>
-          <w:highlight w:val="none"/>
-        </w:rPr>
-      </w:pPr>
-    </w:p>
-    <w:p>
-      <w:pPr>
-        <w:rPr>
-          <w:rFonts w:hint="eastAsia"/>
-          <w:highlight w:val="none"/>
-        </w:rPr>
-      </w:pPr>
-    </w:p>
-    <w:p>
-      <w:pPr>
-        <w:rPr>
-          <w:rFonts w:hint="eastAsia"/>
-          <w:highlight w:val="none"/>
-        </w:rPr>
-      </w:pPr>
-    </w:p>
-    <w:p>
-      <w:pPr>
-        <w:rPr>
-          <w:rFonts w:hint="eastAsia"/>
-          <w:highlight w:val="none"/>
-        </w:rPr>
-      </w:pPr>
-    </w:p>
-    <w:p>
-      <w:pPr>
-        <w:rPr>
-          <w:rFonts w:hint="eastAsia"/>
-          <w:highlight w:val="none"/>
-        </w:rPr>
-      </w:pPr>
-    </w:p>
-    <w:p>
-      <w:pPr>
-        <w:rPr>
-          <w:rFonts w:hint="eastAsia"/>
-          <w:highlight w:val="none"/>
-        </w:rPr>
-      </w:pPr>
-    </w:p>
-    <w:p>
-      <w:pPr>
-        <w:rPr>
-          <w:rFonts w:hint="eastAsia"/>
-          <w:highlight w:val="none"/>
-        </w:rPr>
-      </w:pPr>
-    </w:p>
-    <w:p>
-      <w:pPr>
-        <w:rPr>
-          <w:rFonts w:hint="eastAsia"/>
-          <w:highlight w:val="none"/>
-        </w:rPr>
-      </w:pPr>
-    </w:p>
-    <w:p>
-      <w:pPr>
-        <w:rPr>
-          <w:rFonts w:hint="eastAsia"/>
-          <w:highlight w:val="none"/>
-        </w:rPr>
-      </w:pPr>
-    </w:p>
-    <w:p>
-      <w:pPr>
-        <w:rPr>
-          <w:rFonts w:hint="eastAsia"/>
-          <w:highlight w:val="none"/>
-        </w:rPr>
-      </w:pPr>
-    </w:p>
-    <w:p>
-      <w:pPr>
-        <w:rPr>
-          <w:rFonts w:hint="eastAsia"/>
-          <w:highlight w:val="none"/>
-        </w:rPr>
-      </w:pPr>
-    </w:p>
-    <w:p>
-      <w:pPr>
-        <w:rPr>
-          <w:rFonts w:hint="eastAsia"/>
-          <w:highlight w:val="none"/>
-        </w:rPr>
-      </w:pPr>
-    </w:p>
-    <w:p>
-      <w:pPr>
-        <w:rPr>
-          <w:rFonts w:hint="eastAsia"/>
-          <w:highlight w:val="none"/>
-        </w:rPr>
-      </w:pPr>
-    </w:p>
-    <w:p>
-      <w:pPr>
-        <w:rPr>
-          <w:rFonts w:hint="eastAsia"/>
-          <w:highlight w:val="none"/>
-        </w:rPr>
-      </w:pPr>
-    </w:p>
-    <w:p>
-      <w:pPr>
-        <w:pStyle w:val="2"/>
-        <w:rPr>
-          <w:highlight w:val="none"/>
-        </w:rPr>
-      </w:pPr>
-      <w:r>
-        <w:rPr>
-          <w:rFonts w:hint="eastAsia"/>
-          <w:highlight w:val="none"/>
-        </w:rPr>
         <w:t>第七章</w:t>
       </w:r>
-      <w:bookmarkStart w:id="43" w:name="_Toc87616388"/>
-      <w:bookmarkStart w:id="44" w:name="_Toc88209951"/>
+      <w:bookmarkStart w:id="43" w:name="_Toc88209951"/>
+      <w:bookmarkStart w:id="44" w:name="_Toc87616388"/>
       <w:r>
         <w:rPr>
           <w:rFonts w:hint="eastAsia"/>
@@ -31184,6 +30098,7 @@
         <w:jc w:val="center"/>
         <w:rPr>
           <w:rFonts w:ascii="方正小标宋简体" w:eastAsia="方正小标宋简体"/>
+          <w:color w:val="0000FF"/>
           <w:sz w:val="44"/>
           <w:szCs w:val="44"/>
           <w:highlight w:val="none"/>
@@ -31193,7 +30108,7 @@
       <w:r>
         <w:rPr>
           <w:rFonts w:hint="eastAsia" w:ascii="方正小标宋简体" w:eastAsia="方正小标宋简体"/>
-          <w:color w:val="FF0000"/>
+          <w:color w:val="0000FF"/>
           <w:sz w:val="44"/>
           <w:szCs w:val="44"/>
           <w:highlight w:val="none"/>
@@ -31422,10 +30337,22 @@
     </w:p>
     <w:p>
       <w:pPr>
+        <w:keepNext w:val="0"/>
+        <w:keepLines w:val="0"/>
+        <w:pageBreakBefore/>
+        <w:widowControl w:val="0"/>
+        <w:kinsoku/>
+        <w:wordWrap/>
+        <w:overflowPunct/>
+        <w:topLinePunct w:val="0"/>
+        <w:autoSpaceDE/>
+        <w:autoSpaceDN/>
+        <w:bidi w:val="0"/>
         <w:adjustRightInd w:val="0"/>
         <w:snapToGrid w:val="0"/>
         <w:spacing w:before="120" w:beforeLines="50" w:after="120" w:afterLines="50" w:line="600" w:lineRule="exact"/>
         <w:jc w:val="center"/>
+        <w:textAlignment w:val="auto"/>
         <w:rPr>
           <w:rFonts w:ascii="方正小标宋简体" w:eastAsia="方正小标宋简体"/>
           <w:sz w:val="44"/>
@@ -31433,15 +30360,6 @@
           <w:highlight w:val="none"/>
         </w:rPr>
       </w:pPr>
-      <w:r>
-        <w:rPr>
-          <w:rFonts w:ascii="方正小标宋简体" w:eastAsia="方正小标宋简体"/>
-          <w:sz w:val="44"/>
-          <w:szCs w:val="44"/>
-          <w:highlight w:val="none"/>
-        </w:rPr>
-        <w:br w:type="page"/>
-      </w:r>
       <w:r>
         <w:rPr>
           <w:rFonts w:ascii="方正小标宋简体" w:eastAsia="方正小标宋简体"/>
@@ -31650,202 +30568,35 @@
     <w:bookmarkEnd w:id="51"/>
     <w:p>
       <w:pPr>
-        <w:spacing w:line="600" w:lineRule="exact"/>
-        <w:rPr>
-          <w:rFonts w:ascii="仿宋_GB2312" w:eastAsia="仿宋_GB2312"/>
+        <w:pStyle w:val="4"/>
+        <w:keepNext w:val="0"/>
+        <w:keepLines w:val="0"/>
+        <w:pageBreakBefore/>
+        <w:widowControl w:val="0"/>
+        <w:kinsoku/>
+        <w:wordWrap/>
+        <w:overflowPunct/>
+        <w:topLinePunct w:val="0"/>
+        <w:autoSpaceDE/>
+        <w:autoSpaceDN/>
+        <w:bidi w:val="0"/>
+        <w:adjustRightInd/>
+        <w:snapToGrid/>
+        <w:spacing w:line="416" w:lineRule="auto"/>
+        <w:jc w:val="left"/>
+        <w:textAlignment w:val="auto"/>
+        <w:outlineLvl w:val="1"/>
+        <w:rPr>
+          <w:rFonts w:ascii="宋体" w:hAnsi="宋体"/>
           <w:sz w:val="28"/>
           <w:szCs w:val="28"/>
           <w:highlight w:val="none"/>
         </w:rPr>
       </w:pPr>
-    </w:p>
-    <w:p>
-      <w:pPr>
-        <w:adjustRightInd w:val="0"/>
-        <w:snapToGrid w:val="0"/>
-        <w:spacing w:before="120" w:beforeLines="50" w:after="120" w:afterLines="50" w:line="600" w:lineRule="exact"/>
-        <w:jc w:val="center"/>
-        <w:rPr>
-          <w:rFonts w:ascii="方正小标宋简体" w:eastAsia="方正小标宋简体"/>
-          <w:sz w:val="44"/>
-          <w:szCs w:val="44"/>
-          <w:highlight w:val="none"/>
-        </w:rPr>
-      </w:pPr>
-    </w:p>
-    <w:p>
-      <w:pPr>
-        <w:adjustRightInd w:val="0"/>
-        <w:snapToGrid w:val="0"/>
-        <w:spacing w:before="120" w:beforeLines="50" w:after="120" w:afterLines="50" w:line="600" w:lineRule="exact"/>
-        <w:jc w:val="center"/>
-        <w:rPr>
-          <w:rFonts w:ascii="方正小标宋简体" w:eastAsia="方正小标宋简体"/>
-          <w:sz w:val="44"/>
-          <w:szCs w:val="44"/>
-          <w:highlight w:val="none"/>
-        </w:rPr>
-      </w:pPr>
-    </w:p>
-    <w:p>
-      <w:pPr>
-        <w:adjustRightInd w:val="0"/>
-        <w:snapToGrid w:val="0"/>
-        <w:spacing w:before="120" w:beforeLines="50" w:after="120" w:afterLines="50" w:line="600" w:lineRule="exact"/>
-        <w:jc w:val="center"/>
-        <w:rPr>
-          <w:rFonts w:ascii="方正小标宋简体" w:eastAsia="方正小标宋简体"/>
-          <w:sz w:val="44"/>
-          <w:szCs w:val="44"/>
-          <w:highlight w:val="none"/>
-        </w:rPr>
-      </w:pPr>
-    </w:p>
-    <w:p>
-      <w:pPr>
-        <w:adjustRightInd w:val="0"/>
-        <w:snapToGrid w:val="0"/>
-        <w:spacing w:before="120" w:beforeLines="50" w:after="120" w:afterLines="50" w:line="600" w:lineRule="exact"/>
-        <w:jc w:val="center"/>
-        <w:rPr>
-          <w:rFonts w:ascii="方正小标宋简体" w:eastAsia="方正小标宋简体"/>
-          <w:sz w:val="44"/>
-          <w:szCs w:val="44"/>
-          <w:highlight w:val="none"/>
-        </w:rPr>
-      </w:pPr>
-    </w:p>
-    <w:p>
-      <w:pPr>
-        <w:adjustRightInd w:val="0"/>
-        <w:snapToGrid w:val="0"/>
-        <w:spacing w:before="120" w:beforeLines="50" w:after="120" w:afterLines="50" w:line="600" w:lineRule="exact"/>
-        <w:jc w:val="center"/>
-        <w:rPr>
-          <w:rFonts w:ascii="方正小标宋简体" w:eastAsia="方正小标宋简体"/>
-          <w:sz w:val="44"/>
-          <w:szCs w:val="44"/>
-          <w:highlight w:val="none"/>
-        </w:rPr>
-      </w:pPr>
-    </w:p>
-    <w:p>
-      <w:pPr>
-        <w:adjustRightInd w:val="0"/>
-        <w:snapToGrid w:val="0"/>
-        <w:spacing w:before="120" w:beforeLines="50" w:after="120" w:afterLines="50" w:line="600" w:lineRule="exact"/>
-        <w:jc w:val="center"/>
-        <w:rPr>
-          <w:rFonts w:ascii="方正小标宋简体" w:eastAsia="方正小标宋简体"/>
-          <w:sz w:val="44"/>
-          <w:szCs w:val="44"/>
-          <w:highlight w:val="none"/>
-        </w:rPr>
-      </w:pPr>
-    </w:p>
-    <w:p>
-      <w:pPr>
-        <w:widowControl/>
-        <w:jc w:val="left"/>
-        <w:rPr>
-          <w:rFonts w:ascii="宋体" w:hAnsi="宋体"/>
-          <w:b/>
-          <w:bCs/>
-          <w:sz w:val="28"/>
-          <w:szCs w:val="28"/>
-          <w:highlight w:val="none"/>
-        </w:rPr>
-      </w:pPr>
-      <w:bookmarkStart w:id="52" w:name="_Toc88209957"/>
-      <w:bookmarkStart w:id="53" w:name="_Toc87616394"/>
+      <w:bookmarkStart w:id="52" w:name="_Toc22652"/>
+      <w:bookmarkStart w:id="53" w:name="_Toc88209957"/>
       <w:bookmarkStart w:id="54" w:name="_Toc28619645"/>
-    </w:p>
-    <w:p>
-      <w:pPr>
-        <w:pStyle w:val="14"/>
-        <w:rPr>
-          <w:highlight w:val="none"/>
-        </w:rPr>
-      </w:pPr>
-    </w:p>
-    <w:p>
-      <w:pPr>
-        <w:pStyle w:val="60"/>
-        <w:rPr>
-          <w:highlight w:val="none"/>
-        </w:rPr>
-      </w:pPr>
-    </w:p>
-    <w:p>
-      <w:pPr>
-        <w:rPr>
-          <w:highlight w:val="none"/>
-        </w:rPr>
-      </w:pPr>
-    </w:p>
-    <w:p>
-      <w:pPr>
-        <w:pStyle w:val="14"/>
-        <w:rPr>
-          <w:highlight w:val="none"/>
-        </w:rPr>
-      </w:pPr>
-    </w:p>
-    <w:p>
-      <w:pPr>
-        <w:pStyle w:val="60"/>
-        <w:rPr>
-          <w:highlight w:val="none"/>
-        </w:rPr>
-      </w:pPr>
-    </w:p>
-    <w:p>
-      <w:pPr>
-        <w:rPr>
-          <w:highlight w:val="none"/>
-        </w:rPr>
-      </w:pPr>
-    </w:p>
-    <w:p>
-      <w:pPr>
-        <w:pStyle w:val="14"/>
-        <w:rPr>
-          <w:highlight w:val="none"/>
-        </w:rPr>
-      </w:pPr>
-    </w:p>
-    <w:p>
-      <w:pPr>
-        <w:pStyle w:val="60"/>
-        <w:rPr>
-          <w:highlight w:val="none"/>
-        </w:rPr>
-      </w:pPr>
-    </w:p>
-    <w:p>
-      <w:pPr>
-        <w:pStyle w:val="60"/>
-        <w:ind w:left="0"/>
-        <w:jc w:val="both"/>
-        <w:rPr>
-          <w:rFonts w:hint="eastAsia"/>
-          <w:highlight w:val="none"/>
-        </w:rPr>
-      </w:pPr>
-    </w:p>
-    <w:p>
-      <w:pPr>
-        <w:pStyle w:val="4"/>
-        <w:jc w:val="left"/>
-        <w:outlineLvl w:val="1"/>
-        <w:rPr>
-          <w:rFonts w:ascii="宋体" w:hAnsi="宋体"/>
-          <w:sz w:val="28"/>
-          <w:szCs w:val="28"/>
-          <w:highlight w:val="none"/>
-        </w:rPr>
-      </w:pPr>
-      <w:bookmarkStart w:id="55" w:name="_Toc22652"/>
+      <w:bookmarkStart w:id="55" w:name="_Toc87616394"/>
       <w:r>
         <w:rPr>
           <w:rFonts w:hint="eastAsia" w:ascii="宋体" w:hAnsi="宋体"/>
@@ -33076,152 +31827,33 @@
     </w:p>
     <w:p>
       <w:pPr>
-        <w:widowControl/>
-        <w:jc w:val="left"/>
+        <w:pStyle w:val="4"/>
+        <w:keepNext w:val="0"/>
+        <w:keepLines w:val="0"/>
+        <w:pageBreakBefore/>
+        <w:widowControl w:val="0"/>
+        <w:kinsoku/>
+        <w:wordWrap/>
+        <w:overflowPunct/>
+        <w:topLinePunct w:val="0"/>
+        <w:autoSpaceDE/>
+        <w:autoSpaceDN/>
+        <w:bidi w:val="0"/>
+        <w:adjustRightInd/>
+        <w:snapToGrid/>
+        <w:spacing w:line="416" w:lineRule="auto"/>
+        <w:textAlignment w:val="auto"/>
+        <w:outlineLvl w:val="1"/>
         <w:rPr>
           <w:rFonts w:ascii="宋体" w:hAnsi="宋体"/>
-          <w:sz w:val="32"/>
-          <w:szCs w:val="32"/>
+          <w:sz w:val="28"/>
+          <w:szCs w:val="28"/>
           <w:highlight w:val="none"/>
         </w:rPr>
       </w:pPr>
-      <w:bookmarkStart w:id="57" w:name="_Toc87616395"/>
+      <w:bookmarkStart w:id="57" w:name="_Toc30867"/>
       <w:bookmarkStart w:id="58" w:name="_Toc88209958"/>
-    </w:p>
-    <w:p>
-      <w:pPr>
-        <w:widowControl/>
-        <w:jc w:val="left"/>
-        <w:rPr>
-          <w:rFonts w:ascii="宋体" w:hAnsi="宋体"/>
-          <w:sz w:val="28"/>
-          <w:szCs w:val="28"/>
-          <w:highlight w:val="none"/>
-        </w:rPr>
-      </w:pPr>
-    </w:p>
-    <w:p>
-      <w:pPr>
-        <w:widowControl/>
-        <w:jc w:val="left"/>
-        <w:rPr>
-          <w:rFonts w:ascii="宋体" w:hAnsi="宋体"/>
-          <w:sz w:val="28"/>
-          <w:szCs w:val="28"/>
-          <w:highlight w:val="none"/>
-        </w:rPr>
-      </w:pPr>
-    </w:p>
-    <w:p>
-      <w:pPr>
-        <w:widowControl/>
-        <w:jc w:val="left"/>
-        <w:rPr>
-          <w:rFonts w:ascii="宋体" w:hAnsi="宋体"/>
-          <w:b/>
-          <w:bCs/>
-          <w:sz w:val="28"/>
-          <w:szCs w:val="28"/>
-          <w:highlight w:val="none"/>
-        </w:rPr>
-      </w:pPr>
-    </w:p>
-    <w:p>
-      <w:pPr>
-        <w:pStyle w:val="14"/>
-        <w:rPr>
-          <w:highlight w:val="none"/>
-        </w:rPr>
-      </w:pPr>
-    </w:p>
-    <w:p>
-      <w:pPr>
-        <w:pStyle w:val="60"/>
-        <w:rPr>
-          <w:highlight w:val="none"/>
-        </w:rPr>
-      </w:pPr>
-    </w:p>
-    <w:p>
-      <w:pPr>
-        <w:rPr>
-          <w:highlight w:val="none"/>
-        </w:rPr>
-      </w:pPr>
-    </w:p>
-    <w:p>
-      <w:pPr>
-        <w:pStyle w:val="14"/>
-        <w:rPr>
-          <w:highlight w:val="none"/>
-        </w:rPr>
-      </w:pPr>
-    </w:p>
-    <w:p>
-      <w:pPr>
-        <w:pStyle w:val="60"/>
-        <w:rPr>
-          <w:highlight w:val="none"/>
-        </w:rPr>
-      </w:pPr>
-    </w:p>
-    <w:p>
-      <w:pPr>
-        <w:rPr>
-          <w:highlight w:val="none"/>
-        </w:rPr>
-      </w:pPr>
-    </w:p>
-    <w:p>
-      <w:pPr>
-        <w:pStyle w:val="14"/>
-        <w:rPr>
-          <w:highlight w:val="none"/>
-        </w:rPr>
-      </w:pPr>
-    </w:p>
-    <w:p>
-      <w:pPr>
-        <w:pStyle w:val="60"/>
-        <w:rPr>
-          <w:highlight w:val="none"/>
-        </w:rPr>
-      </w:pPr>
-    </w:p>
-    <w:p>
-      <w:pPr>
-        <w:rPr>
-          <w:highlight w:val="none"/>
-        </w:rPr>
-      </w:pPr>
-    </w:p>
-    <w:p>
-      <w:pPr>
-        <w:pStyle w:val="14"/>
-        <w:rPr>
-          <w:highlight w:val="none"/>
-        </w:rPr>
-      </w:pPr>
-    </w:p>
-    <w:p>
-      <w:pPr>
-        <w:rPr>
-          <w:highlight w:val="none"/>
-        </w:rPr>
-      </w:pPr>
-    </w:p>
-    <w:p>
-      <w:pPr>
-        <w:pStyle w:val="4"/>
-        <w:outlineLvl w:val="1"/>
-        <w:rPr>
-          <w:rFonts w:ascii="宋体" w:hAnsi="宋体"/>
-          <w:sz w:val="28"/>
-          <w:szCs w:val="28"/>
-          <w:highlight w:val="none"/>
-        </w:rPr>
-      </w:pPr>
-      <w:bookmarkStart w:id="59" w:name="_Toc30867"/>
+      <w:bookmarkStart w:id="59" w:name="_Toc87616395"/>
       <w:r>
         <w:rPr>
           <w:rFonts w:hint="eastAsia" w:ascii="宋体" w:hAnsi="宋体"/>
@@ -34019,10 +32651,6 @@
         <w:spacing w:line="600" w:lineRule="exact"/>
         <w:ind w:firstLine="480"/>
         <w:rPr>
-          <w:rFonts w:ascii="仿宋_GB2312" w:hAnsi="宋体" w:eastAsia="仿宋_GB2312" w:cs="宋体"/>
-          <w:kern w:val="0"/>
-          <w:sz w:val="28"/>
-          <w:szCs w:val="28"/>
           <w:highlight w:val="none"/>
         </w:rPr>
       </w:pPr>
@@ -34035,15 +32663,6 @@
         </w:rPr>
         <w:t>注：法定代表人证明书亦可采用工商行政管理局统一制订的格式。</w:t>
       </w:r>
-    </w:p>
-    <w:p>
-      <w:pPr>
-        <w:spacing w:line="360" w:lineRule="auto"/>
-        <w:outlineLvl w:val="2"/>
-        <w:rPr>
-          <w:highlight w:val="none"/>
-        </w:rPr>
-      </w:pPr>
       <w:r>
         <w:rPr>
           <w:rFonts w:hint="eastAsia" w:ascii="宋体" w:hAnsi="宋体" w:cs="宋体"/>
@@ -34707,37 +33326,21 @@
     </w:p>
     <w:p>
       <w:pPr>
-        <w:pStyle w:val="6"/>
-        <w:spacing w:after="0" w:line="600" w:lineRule="exact"/>
-        <w:rPr>
-          <w:rFonts w:ascii="仿宋_GB2312" w:eastAsia="仿宋_GB2312"/>
-          <w:highlight w:val="none"/>
-        </w:rPr>
-      </w:pPr>
-    </w:p>
-    <w:p>
-      <w:pPr>
-        <w:pStyle w:val="6"/>
-        <w:spacing w:after="0" w:line="600" w:lineRule="exact"/>
-        <w:rPr>
-          <w:rFonts w:ascii="仿宋_GB2312" w:eastAsia="仿宋_GB2312"/>
-          <w:highlight w:val="none"/>
-        </w:rPr>
-      </w:pPr>
-    </w:p>
-    <w:p>
-      <w:pPr>
-        <w:pStyle w:val="6"/>
-        <w:spacing w:after="0" w:line="600" w:lineRule="exact"/>
-        <w:rPr>
-          <w:rFonts w:ascii="仿宋_GB2312" w:eastAsia="仿宋_GB2312"/>
-          <w:highlight w:val="none"/>
-        </w:rPr>
-      </w:pPr>
-    </w:p>
-    <w:p>
-      <w:pPr>
+        <w:keepNext w:val="0"/>
+        <w:keepLines w:val="0"/>
+        <w:pageBreakBefore/>
+        <w:widowControl w:val="0"/>
+        <w:kinsoku/>
+        <w:wordWrap/>
+        <w:overflowPunct/>
+        <w:topLinePunct w:val="0"/>
+        <w:autoSpaceDE/>
+        <w:autoSpaceDN/>
+        <w:bidi w:val="0"/>
+        <w:adjustRightInd/>
+        <w:snapToGrid/>
         <w:spacing w:line="360" w:lineRule="auto"/>
+        <w:textAlignment w:val="auto"/>
         <w:outlineLvl w:val="1"/>
         <w:rPr>
           <w:rFonts w:hint="eastAsia" w:ascii="宋体" w:hAnsi="宋体" w:eastAsia="宋体" w:cs="Times New Roman"/>
@@ -34750,8 +33353,8 @@
           <w:lang w:val="en-US" w:eastAsia="zh-CN" w:bidi="ar-SA"/>
         </w:rPr>
       </w:pPr>
-      <w:bookmarkStart w:id="63" w:name="_Toc87616399"/>
-      <w:bookmarkStart w:id="64" w:name="_Toc88209962"/>
+      <w:bookmarkStart w:id="63" w:name="_Toc88209962"/>
+      <w:bookmarkStart w:id="64" w:name="_Toc87616399"/>
       <w:bookmarkStart w:id="65" w:name="_Toc14803"/>
       <w:r>
         <w:rPr>
@@ -34849,17 +33452,6 @@
           <w:szCs w:val="21"/>
         </w:rPr>
         <w:t>采购项目名称：</w:t>
-      </w:r>
-      <w:r>
-        <w:rPr>
-          <w:rFonts w:hint="eastAsia" w:ascii="宋体" w:hAnsi="宋体" w:eastAsia="宋体" w:cs="宋体"/>
-          <w:b w:val="0"/>
-          <w:bCs w:val="0"/>
-          <w:sz w:val="21"/>
-          <w:szCs w:val="21"/>
-          <w:lang w:val="en-US" w:eastAsia="zh-CN"/>
-        </w:rPr>
-        <w:t>{{caigou_xiangmu_ming}}</w:t>
       </w:r>
     </w:p>
     <w:tbl>
@@ -36636,171 +35228,32 @@
     <w:p>
       <w:pPr>
         <w:pStyle w:val="4"/>
+        <w:keepNext w:val="0"/>
+        <w:keepLines w:val="0"/>
+        <w:pageBreakBefore/>
+        <w:widowControl w:val="0"/>
+        <w:kinsoku/>
+        <w:wordWrap/>
+        <w:overflowPunct/>
+        <w:topLinePunct w:val="0"/>
+        <w:autoSpaceDE/>
+        <w:autoSpaceDN/>
+        <w:bidi w:val="0"/>
+        <w:adjustRightInd/>
+        <w:snapToGrid/>
+        <w:spacing w:line="416" w:lineRule="auto"/>
+        <w:textAlignment w:val="auto"/>
         <w:outlineLvl w:val="1"/>
         <w:rPr>
-          <w:rFonts w:hint="eastAsia" w:ascii="仿宋_GB2312" w:hAnsi="宋体" w:eastAsia="仿宋_GB2312"/>
+          <w:rFonts w:ascii="宋体" w:hAnsi="宋体"/>
           <w:sz w:val="28"/>
           <w:szCs w:val="28"/>
           <w:highlight w:val="none"/>
         </w:rPr>
       </w:pPr>
       <w:bookmarkStart w:id="66" w:name="_Toc87616400"/>
-      <w:bookmarkStart w:id="67" w:name="_Toc7197"/>
-      <w:bookmarkStart w:id="68" w:name="_Toc88209963"/>
-    </w:p>
-    <w:p>
-      <w:pPr>
-        <w:rPr>
-          <w:rFonts w:hint="eastAsia" w:ascii="仿宋_GB2312" w:hAnsi="宋体" w:eastAsia="仿宋_GB2312"/>
-          <w:sz w:val="28"/>
-          <w:szCs w:val="28"/>
-          <w:highlight w:val="none"/>
-        </w:rPr>
-      </w:pPr>
-    </w:p>
-    <w:p>
-      <w:pPr>
-        <w:rPr>
-          <w:rFonts w:hint="eastAsia" w:ascii="仿宋_GB2312" w:hAnsi="宋体" w:eastAsia="仿宋_GB2312"/>
-          <w:sz w:val="28"/>
-          <w:szCs w:val="28"/>
-          <w:highlight w:val="none"/>
-        </w:rPr>
-      </w:pPr>
-    </w:p>
-    <w:p>
-      <w:pPr>
-        <w:rPr>
-          <w:rFonts w:hint="eastAsia" w:ascii="仿宋_GB2312" w:hAnsi="宋体" w:eastAsia="仿宋_GB2312"/>
-          <w:sz w:val="28"/>
-          <w:szCs w:val="28"/>
-          <w:highlight w:val="none"/>
-        </w:rPr>
-      </w:pPr>
-    </w:p>
-    <w:p>
-      <w:pPr>
-        <w:rPr>
-          <w:rFonts w:hint="eastAsia" w:ascii="仿宋_GB2312" w:hAnsi="宋体" w:eastAsia="仿宋_GB2312"/>
-          <w:sz w:val="28"/>
-          <w:szCs w:val="28"/>
-          <w:highlight w:val="none"/>
-        </w:rPr>
-      </w:pPr>
-    </w:p>
-    <w:p>
-      <w:pPr>
-        <w:rPr>
-          <w:rFonts w:hint="eastAsia" w:ascii="仿宋_GB2312" w:hAnsi="宋体" w:eastAsia="仿宋_GB2312"/>
-          <w:sz w:val="28"/>
-          <w:szCs w:val="28"/>
-          <w:highlight w:val="none"/>
-        </w:rPr>
-      </w:pPr>
-    </w:p>
-    <w:p>
-      <w:pPr>
-        <w:rPr>
-          <w:rFonts w:hint="eastAsia" w:ascii="仿宋_GB2312" w:hAnsi="宋体" w:eastAsia="仿宋_GB2312"/>
-          <w:sz w:val="28"/>
-          <w:szCs w:val="28"/>
-          <w:highlight w:val="none"/>
-        </w:rPr>
-      </w:pPr>
-    </w:p>
-    <w:p>
-      <w:pPr>
-        <w:rPr>
-          <w:rFonts w:hint="eastAsia" w:ascii="仿宋_GB2312" w:hAnsi="宋体" w:eastAsia="仿宋_GB2312"/>
-          <w:sz w:val="28"/>
-          <w:szCs w:val="28"/>
-          <w:highlight w:val="none"/>
-        </w:rPr>
-      </w:pPr>
-    </w:p>
-    <w:p>
-      <w:pPr>
-        <w:rPr>
-          <w:rFonts w:hint="eastAsia" w:ascii="仿宋_GB2312" w:hAnsi="宋体" w:eastAsia="仿宋_GB2312"/>
-          <w:sz w:val="28"/>
-          <w:szCs w:val="28"/>
-          <w:highlight w:val="none"/>
-        </w:rPr>
-      </w:pPr>
-    </w:p>
-    <w:p>
-      <w:pPr>
-        <w:rPr>
-          <w:rFonts w:hint="eastAsia" w:ascii="仿宋_GB2312" w:hAnsi="宋体" w:eastAsia="仿宋_GB2312"/>
-          <w:sz w:val="28"/>
-          <w:szCs w:val="28"/>
-          <w:highlight w:val="none"/>
-        </w:rPr>
-      </w:pPr>
-    </w:p>
-    <w:p>
-      <w:pPr>
-        <w:rPr>
-          <w:rFonts w:hint="eastAsia" w:ascii="仿宋_GB2312" w:hAnsi="宋体" w:eastAsia="仿宋_GB2312"/>
-          <w:sz w:val="28"/>
-          <w:szCs w:val="28"/>
-          <w:highlight w:val="none"/>
-        </w:rPr>
-      </w:pPr>
-    </w:p>
-    <w:p>
-      <w:pPr>
-        <w:rPr>
-          <w:rFonts w:hint="eastAsia" w:ascii="仿宋_GB2312" w:hAnsi="宋体" w:eastAsia="仿宋_GB2312"/>
-          <w:sz w:val="28"/>
-          <w:szCs w:val="28"/>
-          <w:highlight w:val="none"/>
-        </w:rPr>
-      </w:pPr>
-    </w:p>
-    <w:p>
-      <w:pPr>
-        <w:rPr>
-          <w:rFonts w:hint="eastAsia" w:ascii="仿宋_GB2312" w:hAnsi="宋体" w:eastAsia="仿宋_GB2312"/>
-          <w:sz w:val="28"/>
-          <w:szCs w:val="28"/>
-          <w:highlight w:val="none"/>
-        </w:rPr>
-      </w:pPr>
-    </w:p>
-    <w:p>
-      <w:pPr>
-        <w:rPr>
-          <w:rFonts w:hint="eastAsia" w:ascii="仿宋_GB2312" w:hAnsi="宋体" w:eastAsia="仿宋_GB2312"/>
-          <w:sz w:val="28"/>
-          <w:szCs w:val="28"/>
-          <w:highlight w:val="none"/>
-        </w:rPr>
-      </w:pPr>
-    </w:p>
-    <w:p>
-      <w:pPr>
-        <w:pStyle w:val="4"/>
-        <w:outlineLvl w:val="1"/>
-        <w:rPr>
-          <w:rFonts w:hint="eastAsia" w:ascii="仿宋_GB2312" w:hAnsi="宋体" w:eastAsia="仿宋_GB2312"/>
-          <w:sz w:val="28"/>
-          <w:szCs w:val="28"/>
-          <w:highlight w:val="none"/>
-        </w:rPr>
-      </w:pPr>
-    </w:p>
-    <w:p>
-      <w:pPr>
-        <w:pStyle w:val="4"/>
-        <w:outlineLvl w:val="1"/>
-        <w:rPr>
-          <w:rFonts w:ascii="宋体" w:hAnsi="宋体"/>
-          <w:sz w:val="28"/>
-          <w:szCs w:val="28"/>
-          <w:highlight w:val="none"/>
-        </w:rPr>
-      </w:pPr>
+      <w:bookmarkStart w:id="67" w:name="_Toc88209963"/>
+      <w:bookmarkStart w:id="68" w:name="_Toc7197"/>
       <w:r>
         <w:rPr>
           <w:rFonts w:hint="eastAsia" w:ascii="仿宋_GB2312" w:hAnsi="宋体" w:eastAsia="仿宋_GB2312"/>
@@ -38004,105 +36457,21 @@
     </w:p>
     <w:p>
       <w:pPr>
-        <w:adjustRightInd w:val="0"/>
-        <w:snapToGrid w:val="0"/>
-        <w:spacing w:line="600" w:lineRule="exact"/>
-        <w:outlineLvl w:val="2"/>
-        <w:rPr>
-          <w:rFonts w:ascii="仿宋_GB2312" w:hAnsi="宋体" w:eastAsia="仿宋_GB2312"/>
-          <w:b/>
-          <w:bCs/>
-          <w:sz w:val="28"/>
-          <w:szCs w:val="28"/>
-          <w:highlight w:val="none"/>
-        </w:rPr>
-      </w:pPr>
-      <w:bookmarkStart w:id="70" w:name="_Toc18632"/>
-    </w:p>
-    <w:p>
-      <w:pPr>
-        <w:adjustRightInd w:val="0"/>
-        <w:snapToGrid w:val="0"/>
-        <w:spacing w:line="600" w:lineRule="exact"/>
-        <w:outlineLvl w:val="2"/>
-        <w:rPr>
-          <w:rFonts w:ascii="仿宋_GB2312" w:hAnsi="宋体" w:eastAsia="仿宋_GB2312"/>
-          <w:b/>
-          <w:bCs/>
-          <w:sz w:val="28"/>
-          <w:szCs w:val="28"/>
-          <w:highlight w:val="none"/>
-        </w:rPr>
-      </w:pPr>
-    </w:p>
-    <w:p>
-      <w:pPr>
-        <w:adjustRightInd w:val="0"/>
-        <w:snapToGrid w:val="0"/>
-        <w:spacing w:line="600" w:lineRule="exact"/>
-        <w:outlineLvl w:val="2"/>
-        <w:rPr>
-          <w:rFonts w:ascii="仿宋_GB2312" w:hAnsi="宋体" w:eastAsia="仿宋_GB2312"/>
-          <w:b/>
-          <w:bCs/>
-          <w:sz w:val="28"/>
-          <w:szCs w:val="28"/>
-          <w:highlight w:val="none"/>
-        </w:rPr>
-      </w:pPr>
-    </w:p>
-    <w:p>
-      <w:pPr>
-        <w:adjustRightInd w:val="0"/>
-        <w:snapToGrid w:val="0"/>
-        <w:spacing w:line="600" w:lineRule="exact"/>
-        <w:outlineLvl w:val="2"/>
-        <w:rPr>
-          <w:rFonts w:ascii="仿宋_GB2312" w:hAnsi="宋体" w:eastAsia="仿宋_GB2312"/>
-          <w:b/>
-          <w:bCs/>
-          <w:sz w:val="28"/>
-          <w:szCs w:val="28"/>
-          <w:highlight w:val="none"/>
-        </w:rPr>
-      </w:pPr>
-    </w:p>
-    <w:p>
-      <w:pPr>
-        <w:adjustRightInd w:val="0"/>
-        <w:snapToGrid w:val="0"/>
-        <w:spacing w:line="600" w:lineRule="exact"/>
-        <w:outlineLvl w:val="2"/>
-        <w:rPr>
-          <w:rFonts w:ascii="仿宋_GB2312" w:hAnsi="宋体" w:eastAsia="仿宋_GB2312"/>
-          <w:b/>
-          <w:bCs/>
-          <w:sz w:val="28"/>
-          <w:szCs w:val="28"/>
-          <w:highlight w:val="none"/>
-        </w:rPr>
-      </w:pPr>
-    </w:p>
-    <w:p>
-      <w:pPr>
-        <w:adjustRightInd w:val="0"/>
-        <w:snapToGrid w:val="0"/>
-        <w:spacing w:line="600" w:lineRule="exact"/>
-        <w:outlineLvl w:val="2"/>
-        <w:rPr>
-          <w:rFonts w:ascii="仿宋_GB2312" w:hAnsi="宋体" w:eastAsia="仿宋_GB2312"/>
-          <w:b/>
-          <w:bCs/>
-          <w:sz w:val="28"/>
-          <w:szCs w:val="28"/>
-          <w:highlight w:val="none"/>
-        </w:rPr>
-      </w:pPr>
-    </w:p>
-    <w:bookmarkEnd w:id="70"/>
-    <w:p>
-      <w:pPr>
         <w:pStyle w:val="20"/>
+        <w:keepNext w:val="0"/>
+        <w:keepLines w:val="0"/>
+        <w:pageBreakBefore/>
+        <w:widowControl w:val="0"/>
+        <w:kinsoku/>
+        <w:wordWrap/>
+        <w:overflowPunct/>
+        <w:topLinePunct w:val="0"/>
+        <w:autoSpaceDE/>
+        <w:autoSpaceDN/>
+        <w:bidi w:val="0"/>
+        <w:adjustRightInd/>
+        <w:snapToGrid/>
+        <w:textAlignment w:val="auto"/>
         <w:rPr>
           <w:rFonts w:hint="eastAsia" w:ascii="仿宋_GB2312" w:hAnsi="宋体" w:eastAsia="宋体"/>
           <w:color w:val="auto"/>
@@ -38112,8 +36481,6 @@
           <w:lang w:val="en-US" w:eastAsia="zh-CN"/>
         </w:rPr>
       </w:pPr>
-      <w:bookmarkStart w:id="74" w:name="_GoBack"/>
-      <w:bookmarkEnd w:id="74"/>
       <w:r>
         <w:rPr>
           <w:rFonts w:hint="eastAsia" w:ascii="宋体" w:hAnsi="宋体"/>
@@ -38457,80 +36824,32 @@
     <w:p>
       <w:pPr>
         <w:pStyle w:val="4"/>
-        <w:rPr>
-          <w:rFonts w:hint="eastAsia"/>
+        <w:keepNext w:val="0"/>
+        <w:keepLines w:val="0"/>
+        <w:pageBreakBefore/>
+        <w:widowControl w:val="0"/>
+        <w:kinsoku/>
+        <w:wordWrap/>
+        <w:overflowPunct/>
+        <w:topLinePunct w:val="0"/>
+        <w:autoSpaceDE/>
+        <w:autoSpaceDN/>
+        <w:bidi w:val="0"/>
+        <w:adjustRightInd/>
+        <w:snapToGrid/>
+        <w:spacing w:line="416" w:lineRule="auto"/>
+        <w:textAlignment w:val="auto"/>
+        <w:outlineLvl w:val="1"/>
+        <w:rPr>
+          <w:rFonts w:ascii="宋体" w:hAnsi="宋体"/>
+          <w:sz w:val="28"/>
+          <w:szCs w:val="28"/>
+          <w:highlight w:val="none"/>
         </w:rPr>
       </w:pPr>
-    </w:p>
-    <w:p>
-      <w:pPr>
-        <w:rPr>
-          <w:rFonts w:hint="eastAsia"/>
-        </w:rPr>
-      </w:pPr>
-    </w:p>
-    <w:p>
-      <w:pPr>
-        <w:pStyle w:val="20"/>
-        <w:rPr>
-          <w:rFonts w:hint="eastAsia"/>
-        </w:rPr>
-      </w:pPr>
-    </w:p>
-    <w:p>
-      <w:pPr>
-        <w:pStyle w:val="20"/>
-        <w:rPr>
-          <w:rFonts w:hint="eastAsia"/>
-        </w:rPr>
-      </w:pPr>
-    </w:p>
-    <w:p>
-      <w:pPr>
-        <w:pStyle w:val="20"/>
-        <w:rPr>
-          <w:rFonts w:hint="eastAsia"/>
-        </w:rPr>
-      </w:pPr>
-    </w:p>
-    <w:p>
-      <w:pPr>
-        <w:pStyle w:val="20"/>
-        <w:rPr>
-          <w:rFonts w:hint="eastAsia"/>
-        </w:rPr>
-      </w:pPr>
-    </w:p>
-    <w:p>
-      <w:pPr>
-        <w:pStyle w:val="20"/>
-        <w:rPr>
-          <w:rFonts w:hint="eastAsia"/>
-        </w:rPr>
-      </w:pPr>
-    </w:p>
-    <w:p>
-      <w:pPr>
-        <w:pStyle w:val="20"/>
-        <w:rPr>
-          <w:rFonts w:hint="eastAsia"/>
-        </w:rPr>
-      </w:pPr>
-    </w:p>
-    <w:p>
-      <w:pPr>
-        <w:pStyle w:val="4"/>
-        <w:outlineLvl w:val="1"/>
-        <w:rPr>
-          <w:rFonts w:ascii="宋体" w:hAnsi="宋体"/>
-          <w:sz w:val="28"/>
-          <w:szCs w:val="28"/>
-          <w:highlight w:val="none"/>
-        </w:rPr>
-      </w:pPr>
+      <w:bookmarkStart w:id="70" w:name="_Toc87616402"/>
       <w:bookmarkStart w:id="71" w:name="_Toc88209965"/>
       <w:bookmarkStart w:id="72" w:name="_Toc30866"/>
-      <w:bookmarkStart w:id="73" w:name="_Toc87616402"/>
       <w:r>
         <w:rPr>
           <w:rFonts w:hint="eastAsia" w:ascii="宋体" w:hAnsi="宋体"/>
@@ -38550,9 +36869,9 @@
         </w:rPr>
         <w:t>.其他资料</w:t>
       </w:r>
+      <w:bookmarkEnd w:id="70"/>
       <w:bookmarkEnd w:id="71"/>
       <w:bookmarkEnd w:id="72"/>
-      <w:bookmarkEnd w:id="73"/>
     </w:p>
     <w:p>
       <w:pPr>
@@ -38720,163 +37039,12 @@
       <w:pPr>
         <w:pStyle w:val="14"/>
         <w:rPr>
+          <w:rFonts w:hint="eastAsia"/>
           <w:highlight w:val="none"/>
         </w:rPr>
       </w:pPr>
-    </w:p>
-    <w:p>
-      <w:pPr>
-        <w:adjustRightInd w:val="0"/>
-        <w:snapToGrid w:val="0"/>
-        <w:spacing w:line="600" w:lineRule="exact"/>
-        <w:ind w:firstLine="570"/>
-        <w:rPr>
-          <w:rFonts w:hint="eastAsia" w:ascii="仿宋_GB2312" w:hAnsi="宋体" w:eastAsia="仿宋_GB2312"/>
-          <w:sz w:val="28"/>
-          <w:szCs w:val="28"/>
-          <w:highlight w:val="none"/>
-          <w:lang w:eastAsia="zh-CN"/>
-        </w:rPr>
-      </w:pPr>
-    </w:p>
-    <w:p>
-      <w:pPr>
-        <w:pStyle w:val="14"/>
-        <w:rPr>
-          <w:highlight w:val="none"/>
-        </w:rPr>
-      </w:pPr>
-    </w:p>
-    <w:p>
-      <w:pPr>
-        <w:pStyle w:val="14"/>
-        <w:rPr>
-          <w:highlight w:val="none"/>
-        </w:rPr>
-      </w:pPr>
-    </w:p>
-    <w:p>
-      <w:pPr>
-        <w:pStyle w:val="60"/>
-        <w:rPr>
-          <w:highlight w:val="none"/>
-        </w:rPr>
-      </w:pPr>
-    </w:p>
-    <w:p>
-      <w:pPr>
-        <w:rPr>
-          <w:highlight w:val="none"/>
-        </w:rPr>
-      </w:pPr>
-    </w:p>
-    <w:p>
-      <w:pPr>
-        <w:pStyle w:val="4"/>
-        <w:rPr>
-          <w:highlight w:val="none"/>
-        </w:rPr>
-      </w:pPr>
-    </w:p>
-    <w:p>
-      <w:pPr>
-        <w:rPr>
-          <w:highlight w:val="none"/>
-        </w:rPr>
-      </w:pPr>
-    </w:p>
-    <w:p>
-      <w:pPr>
-        <w:pStyle w:val="4"/>
-        <w:rPr>
-          <w:highlight w:val="none"/>
-        </w:rPr>
-      </w:pPr>
-    </w:p>
-    <w:p>
-      <w:pPr>
-        <w:rPr>
-          <w:highlight w:val="none"/>
-        </w:rPr>
-      </w:pPr>
-    </w:p>
-    <w:p>
-      <w:pPr>
-        <w:pStyle w:val="4"/>
-        <w:rPr>
-          <w:highlight w:val="none"/>
-        </w:rPr>
-      </w:pPr>
-    </w:p>
-    <w:p>
-      <w:pPr>
-        <w:rPr>
-          <w:highlight w:val="none"/>
-        </w:rPr>
-      </w:pPr>
-    </w:p>
-    <w:p>
-      <w:pPr>
-        <w:pStyle w:val="4"/>
-        <w:rPr>
-          <w:highlight w:val="none"/>
-        </w:rPr>
-      </w:pPr>
-    </w:p>
-    <w:p/>
-    <w:p>
-      <w:pPr>
-        <w:pStyle w:val="14"/>
-        <w:rPr>
-          <w:rFonts w:hint="eastAsia"/>
-          <w:highlight w:val="none"/>
-        </w:rPr>
-      </w:pPr>
-    </w:p>
-    <w:p>
-      <w:pPr>
-        <w:rPr>
-          <w:rFonts w:hint="eastAsia"/>
-          <w:highlight w:val="none"/>
-        </w:rPr>
-      </w:pPr>
-    </w:p>
-    <w:p>
-      <w:pPr>
-        <w:rPr>
-          <w:rFonts w:hint="eastAsia"/>
-          <w:highlight w:val="none"/>
-        </w:rPr>
-      </w:pPr>
-    </w:p>
-    <w:p>
-      <w:pPr>
-        <w:rPr>
-          <w:rFonts w:hint="eastAsia"/>
-          <w:highlight w:val="none"/>
-        </w:rPr>
-      </w:pPr>
-    </w:p>
-    <w:p>
-      <w:pPr>
-        <w:rPr>
-          <w:rFonts w:hint="eastAsia"/>
-          <w:highlight w:val="none"/>
-        </w:rPr>
-      </w:pPr>
-    </w:p>
-    <w:p>
-      <w:pPr>
-        <w:spacing w:line="420" w:lineRule="exact"/>
-        <w:ind w:right="264" w:firstLine="640" w:firstLineChars="200"/>
-        <w:jc w:val="left"/>
-        <w:rPr>
-          <w:rFonts w:hint="eastAsia" w:ascii="仿宋" w:hAnsi="仿宋" w:eastAsia="仿宋"/>
-          <w:spacing w:val="20"/>
-          <w:sz w:val="28"/>
-          <w:highlight w:val="none"/>
-        </w:rPr>
-      </w:pPr>
+      <w:bookmarkStart w:id="73" w:name="_GoBack"/>
+      <w:bookmarkEnd w:id="73"/>
     </w:p>
     <w:sectPr>
       <w:footerReference r:id="rId6" w:type="first"/>
@@ -39092,21 +37260,6 @@
     </w:lvl>
   </w:abstractNum>
   <w:abstractNum w:abstractNumId="1">
-    <w:nsid w:val="1BA27DBA"/>
-    <w:multiLevelType w:val="singleLevel"/>
-    <w:tmpl w:val="1BA27DBA"/>
-    <w:lvl w:ilvl="0" w:tentative="0">
-      <w:start w:val="6"/>
-      <w:numFmt w:val="chineseCounting"/>
-      <w:suff w:val="space"/>
-      <w:lvlText w:val="第%1章"/>
-      <w:lvlJc w:val="left"/>
-      <w:rPr>
-        <w:rFonts w:hint="eastAsia"/>
-      </w:rPr>
-    </w:lvl>
-  </w:abstractNum>
-  <w:abstractNum w:abstractNumId="2">
     <w:nsid w:val="259905B5"/>
     <w:multiLevelType w:val="multilevel"/>
     <w:tmpl w:val="259905B5"/>
@@ -39258,13 +37411,10 @@
     </w:lvl>
   </w:abstractNum>
   <w:num w:numId="1">
-    <w:abstractNumId w:val="2"/>
+    <w:abstractNumId w:val="1"/>
   </w:num>
   <w:num w:numId="2">
     <w:abstractNumId w:val="0"/>
-  </w:num>
-  <w:num w:numId="3">
-    <w:abstractNumId w:val="1"/>
   </w:num>
 </w:numbering>
 </file>
